--- a/reports/2026/加密货币观察_20260605.docx
+++ b/reports/2026/加密货币观察_20260605.docx
@@ -43,7 +43,7 @@
           <w:b w:val="0"/>
           <w:sz w:val="28"/>
         </w:rPr>
-        <w:t>· 共和党议员拟将预测市场纳入国会股票禁令法案</w:t>
+        <w:t>· 共和党议员计划将预测市场纳入国会股票禁令法案</w:t>
       </w:r>
     </w:p>
     <w:p>
@@ -58,7 +58,7 @@
           <w:b w:val="0"/>
           <w:sz w:val="28"/>
         </w:rPr>
-        <w:t>· Kalshi推出首个受监管美国比特币永续合约衍生品格局重塑</w:t>
+        <w:t>· 美国比特币储备以“深思熟虑的速度”推进Bessent</w:t>
       </w:r>
     </w:p>
     <w:p>
@@ -73,7 +73,7 @@
           <w:b w:val="0"/>
           <w:sz w:val="28"/>
         </w:rPr>
-        <w:t>· Zcash面临残酷六月交易者关注新低</w:t>
+        <w:t>· 摩根大通警告ClarityAct通过窗口收窄稳定币收益争议成关键障碍</w:t>
       </w:r>
     </w:p>
     <w:p>
@@ -103,7 +103,7 @@
           <w:b w:val="0"/>
           <w:sz w:val="28"/>
         </w:rPr>
-        <w:t>· Visa与Brale联合测试SBC稳定币探索隐私保护型机构结算</w:t>
+        <w:t>· Visa与Brale测试SBC稳定币探索隐私保护的机构结算</w:t>
       </w:r>
     </w:p>
     <w:p>
@@ -118,7 +118,7 @@
           <w:b w:val="0"/>
           <w:sz w:val="28"/>
         </w:rPr>
-        <w:t>· Coinbase与Better联手推出加密资产抵押房贷计划全国推广</w:t>
+        <w:t>· Apex与Archax加入高盛代币化房地产基金GSDAP平台首次落地实物资产代币化</w:t>
       </w:r>
     </w:p>
     <w:p>
@@ -148,7 +148,7 @@
           <w:b w:val="0"/>
           <w:sz w:val="28"/>
         </w:rPr>
-        <w:t>· 加密ETF流出延续比特币和以太坊基金6月3日净失4.496亿美元</w:t>
+        <w:t>· 币安入股Alpaca布局代币化股权赛道重塑传统证券上链格局</w:t>
       </w:r>
     </w:p>
     <w:p>
@@ -163,7 +163,7 @@
           <w:b w:val="0"/>
           <w:sz w:val="28"/>
         </w:rPr>
-        <w:t>· 比特币因Strategy债务回购消息下跌21%TerraLuna式死亡螺旋会重演吗</w:t>
+        <w:t>· 比特币ETF连续13日净流出44亿美元比特币承压跌超20%</w:t>
       </w:r>
     </w:p>
     <w:p>
@@ -193,7 +193,7 @@
           <w:b w:val="0"/>
           <w:sz w:val="28"/>
         </w:rPr>
-        <w:t>· AtlasCapitalCEO比特币短期或暴跌70%长期目标50万美元</w:t>
+        <w:t>· “末日博士”合伙人警告比特币或暴跌70%但长期可达50万美元</w:t>
       </w:r>
     </w:p>
     <w:p>
@@ -208,7 +208,7 @@
           <w:b w:val="0"/>
           <w:sz w:val="28"/>
         </w:rPr>
-        <w:t>· 比特币多头命运系于6万美元支撑加密市值蒸发2万亿美元</w:t>
+        <w:t>· 渣打银行比特币与市场底部之间的三个“如果”</w:t>
       </w:r>
     </w:p>
     <w:p>
@@ -248,7 +248,7 @@
           <w:b w:val="0"/>
           <w:sz w:val="30"/>
         </w:rPr>
-        <w:t>共和党议员拟将预测市场纳入国会股票禁令法案</w:t>
+        <w:t>共和党议员计划将预测市场纳入国会股票禁令法案</w:t>
       </w:r>
     </w:p>
     <w:p>
@@ -263,7 +263,7 @@
           <w:b w:val="0"/>
           <w:sz w:val="28"/>
         </w:rPr>
-        <w:t>· 众议院共和党议员Bryan Steil计划修订H.R. 7008法案，将Polymarket、Kalshi等预测市场纳入监管范围。</w:t>
+        <w:t>· 共和党议员Bryan Steil计划在国会股票禁令法案中加入针对Polymarket和Kalshi等预测市场的条款。</w:t>
       </w:r>
     </w:p>
     <w:p>
@@ -278,7 +278,7 @@
           <w:b w:val="0"/>
           <w:sz w:val="28"/>
         </w:rPr>
-        <w:t>· 继参议院通过禁止议员投注决议后，众议院监督委员会亦对两家平台发起调查，联邦监管力度持续升级。</w:t>
+        <w:t>· 该法案目前完全禁止议员及其家属购买新股票，违者面临罚款。</w:t>
       </w:r>
     </w:p>
     <w:p>
@@ -293,7 +293,7 @@
           <w:b w:val="0"/>
           <w:sz w:val="28"/>
         </w:rPr>
-        <w:t>· 该法案自2月通过委员会后一直搁置，Steil希望今夏投票，但数字资产尚未被明确覆盖。</w:t>
+        <w:t>· 此举紧随联邦对预测市场的打击，包括参议院禁止议员投注和众议院监督调查。</w:t>
       </w:r>
     </w:p>
     <w:p>
@@ -309,7 +309,7 @@
           <w:b w:val="0"/>
           <w:sz w:val="28"/>
         </w:rPr>
-        <w:t>共和党众议员Bryan Steil（威斯康星州共和党人）近日表示，计划在国会股票禁令法案中加入针对Polymarket、Kalshi等预测市场的条款。Steil在记者圆桌会上称，国会议员不应就选举或公共政策下注，相关内幕交易限制应同样适用于这些平台。这一表态标志着联邦层面打击预测市场的立法行动进一步扩大。</w:t>
+        <w:t>共和党议员Bryan Steil（威斯康星州）计划在国会股票禁令法案中加入针对Polymarket和Kalshi等预测市场的条款。Steil在周四的圆桌会议上对记者表示，议员们计划在禁止内幕股票交易的法案中增加措辞，将预测市场平台纳入监管范围。他强调，与议员和公众的交流显示，没有人认为国会议员应该对选举或公共政策进行交易。</w:t>
       </w:r>
     </w:p>
     <w:p>
@@ -325,7 +325,7 @@
           <w:b w:val="0"/>
           <w:sz w:val="28"/>
         </w:rPr>
-        <w:t>目前众议院审议中的H.R. 7008法案，旨在全面禁止议员、配偶及受抚养人购买公开交易股票，并要求在出售前至少七天公开发布“出售意向”通知。违规者将面临2000美元或投资价值10%（取较高者）的罚款，并没收全部已实现收益。该法案于今年2月提交至众议院，但最新版本并未明确覆盖数字资产。</w:t>
+        <w:t>该法案编号为H.R. 7008，旨在全面禁止议员、配偶及家属购买公开交易的股票，并要求在出售股票前至少七天提交公开披露的“出售意向”通知。违规者将面临2000美元或投资价值10%的罚款（取较高者），并没收所有已实现收益。法案于2月提交众议院，但最新版本未明确涵盖数字资产。</w:t>
       </w:r>
     </w:p>
     <w:p>
@@ -341,7 +341,7 @@
           <w:b w:val="0"/>
           <w:sz w:val="28"/>
         </w:rPr>
-        <w:t>Steil强调，预测市场可能损害市场诚信并威胁国家安全。他提到一名美军士兵被指控利用预测市场交易军事行动的事件，认为这凸显了监管的必要性。他在发言中表示：“在与同僚及公众的交流中，我不认为任何人认为国会议员应该对选举或公共政策进行交易。”</w:t>
+        <w:t>Steil的言论正值立法者对预测市场日益不满之际，他们认为这些平台可能破坏市场诚信或威胁国家安全，常引用一名美国士兵涉嫌在委内瑞拉军事活动上进行交易的事件。该法案自2月通过委员会障碍后一直搁置，现已列入议院日程，可在参议院审议前进行辩论和投票。Steil表示希望众议院能在今年夏天对该法案进行投票。</w:t>
       </w:r>
     </w:p>
     <w:p>
@@ -357,7 +357,7 @@
           <w:b w:val="0"/>
           <w:sz w:val="28"/>
         </w:rPr>
-        <w:t>近期，联邦层面针对预测市场的监管行动密集展开。参议院于4月通过决议，禁止议员参与预测市场投注，成为首个针对政府官员此类行为的主要监管行动。众议院监督委员会主席James Comer（肯塔基州共和党人）上月也对Polymarket和Kalshi发起调查，称“预测市场内幕交易活动的增多表明国会行动可能必要”。</w:t>
+        <w:t>上月，众议院监督委员会主席James Comer（肯塔基州）对Polymarket和Kalshi展开调查，称“预测市场平台上内幕交易活动的增长模式表明，国会可能需要采取行动”。这是联邦层面针对预测市场的最新举措。此前，参议院于4月通过一项决议，禁止议员使用预测市场平台，这是首个禁止政府官员进行此类投注的重大监管行动。</w:t>
       </w:r>
     </w:p>
     <w:p>
@@ -373,7 +373,7 @@
           <w:b w:val="0"/>
           <w:sz w:val="28"/>
         </w:rPr>
-        <w:t>此外，据《华尔街日报》报道，白宫助手已于3月被指示不得在预测市场上下注。该指令发生在总统特朗普通过社交媒体宣布暂停中东冲突的次日，进一步凸显了行政部门对预测市场风险的警惕。</w:t>
+        <w:t>此外，据《华尔街日报》报道，白宫助手在3月被指示不要在预测市场上押注。该指令据称是在总统唐纳德·特朗普通过社交媒体宣布中东停火后一天下达的。这些行动表明，美国政府对预测市场的监管正在从行政分支向立法分支全面扩展。</w:t>
       </w:r>
     </w:p>
     <w:p>
@@ -389,7 +389,7 @@
           <w:b w:val="0"/>
           <w:sz w:val="28"/>
         </w:rPr>
-        <w:t>H.R. 7008法案自2月通过委员会后一直搁置在众议院议事日程中，尚未安排辩论和投票。Steil表示希望今年夏天能付诸表决，但具体时间未定。若该法案最终通过，将显著扩大对议员金融交易的监管范围，并填补预测市场这一新兴领域的空白。</w:t>
+        <w:t>Steil推动将预测市场纳入股票禁令法案，反映了立法者对政治博彩影响政策制定完整性的担忧。Polymarket和Kalshi等平台允许用户对选举结果、经济指标等事件下注，可能被用于内幕交易或操纵市场。目前，法案尚未明确如何处理加密货币形式的预测合约，这成为未来审议中的关键未决问题。</w:t>
       </w:r>
     </w:p>
     <w:p>
@@ -405,7 +405,39 @@
           <w:b w:val="0"/>
           <w:sz w:val="28"/>
         </w:rPr>
-        <w:t>目前尚不清楚法案将如何具体定义和监管预测市场。Polymarket和Kalshi等平台允许用户对事件结果进行投注，涉及加密货币交易。立法者需在打击内幕交易与保护金融创新之间寻求平衡。此外，数字资产未被明确覆盖，未来可能通过修正案补充相关条款。</w:t>
+        <w:t>该法案的最终版本可能还需在众议院进行修改，以纳入数字资产和预测市场的具体定义。Steil的提案若通过，将填补现有监管空白，但同时也面临行业反对，批评者认为过度监管将扼杀创新。预计未来数月内，国会将继续就预测市场的合法性和适用范围展开辩论。</w:t>
+      </w:r>
+    </w:p>
+    <w:p>
+      <w:pPr>
+        <w:pStyle w:val="正文内容"/>
+        <w:spacing w:before="0" w:after="0" w:line="240" w:lineRule="auto"/>
+        <w:ind w:left="0" w:right="0" w:firstLine="560"/>
+        <w:jc w:val="both"/>
+      </w:pPr>
+      <w:r>
+        <w:rPr>
+          <w:rFonts w:ascii="Times New Roman" w:hAnsi="Times New Roman" w:cs="Times New Roman" w:eastAsia="仿宋"/>
+          <w:b w:val="0"/>
+          <w:sz w:val="28"/>
+        </w:rPr>
+        <w:t>从更广视角看，此举标志着美国政策制定者正加速应对新兴金融工具带来的挑战。预测市场的监管分歧不仅在于党派之间，也涉及对市场自由与公共利益的权衡。随着2026年中期选举临近，相关立法可能成为影响议员行为透明度的关键议题。</w:t>
+      </w:r>
+    </w:p>
+    <w:p>
+      <w:pPr>
+        <w:pStyle w:val="正文内容"/>
+        <w:spacing w:before="0" w:after="0" w:line="240" w:lineRule="auto"/>
+        <w:ind w:left="0" w:right="0" w:firstLine="560"/>
+        <w:jc w:val="both"/>
+      </w:pPr>
+      <w:r>
+        <w:rPr>
+          <w:rFonts w:ascii="Times New Roman" w:hAnsi="Times New Roman" w:cs="Times New Roman" w:eastAsia="仿宋"/>
+          <w:b w:val="0"/>
+          <w:sz w:val="28"/>
+        </w:rPr>
+        <w:t>当前，法案的推进仍需协调众议院和参议院的不同立场。参议院已率先通过决议，但众议院法案仍待投票。Steil的修正案若能加入，将强化对预测市场的限制，但具体实施细节，如罚款标准和披露要求，仍需进一步明确。观察人士指出，法案能否在今年夏天落地，将取决于两党协商进度及外部事件的影响。</w:t>
       </w:r>
     </w:p>
     <w:p>
@@ -470,7 +502,7 @@
           <w:b w:val="0"/>
           <w:sz w:val="30"/>
         </w:rPr>
-        <w:t>Kalshi推出首个受监管美国比特币永续合约衍生品格局重塑</w:t>
+        <w:t>美国比特币储备以“深思熟虑的速度”推进Bessent</w:t>
       </w:r>
     </w:p>
     <w:p>
@@ -485,7 +517,7 @@
           <w:b w:val="0"/>
           <w:sz w:val="28"/>
         </w:rPr>
-        <w:t>· 预测市场平台Kalshi推出美国首个受CFTC监管的比特币永续期货（BTCPERP），填补国内机构在永续合约市场的流动性缺口。</w:t>
+        <w:t>· 美国财政部长Scott Bessent在参议院听证会上表示，特朗普总统的比特币战略储备计划正在以“深思熟虑的速度”推进，财政部将采用最佳实践确保其长期可持续性。</w:t>
       </w:r>
     </w:p>
     <w:p>
@@ -500,7 +532,7 @@
           <w:b w:val="0"/>
           <w:sz w:val="28"/>
         </w:rPr>
-        <w:t>· 合约无到期日、24小时交易，采用每八小时重置的资金费率锚定现货价格，现金结算，挑战传统期货的展期机制。</w:t>
+        <w:t>· Bessent敦促立法者今年夏季通过《数字资产市场清晰度法案》（CLARITY Act），称其对美国在数字资产领域的竞争力“至关重要”。</w:t>
       </w:r>
     </w:p>
     <w:p>
@@ -515,7 +547,7 @@
           <w:b w:val="0"/>
           <w:sz w:val="28"/>
         </w:rPr>
-        <w:t>· Kalshi与Coinbase等巨头形成直接竞争，双方均获得CFTC许可但路径迥异：Kalshi自主建设国内清算池，Coinbase则接入Deribit离岸流动性。</w:t>
+        <w:t>· 目前美国政府持有约328，372枚比特币（价值约206亿美元），主要来自刑事和民事没收；参议员Cynthia Lummis盛赞这一进展，称其代表“胜利”。</w:t>
       </w:r>
     </w:p>
     <w:p>
@@ -531,7 +563,7 @@
           <w:b w:val="0"/>
           <w:sz w:val="28"/>
         </w:rPr>
-        <w:t>知名预测市场平台Kalshi正式向美国公众提供比特币永续期货（Bitcoin perpetual futures，BTCPERP）交易。这标志着金融史上首个在美国商品期货交易委员会（Commodity Futures Trading Commission，CFTC）直接监管下清算和挂牌的永续合约诞生。Kalshi首席执行官Tarek Mansour表示，这一部署是Kalshi从简单的二元事件合约向下一代全服务衍生品交易所演进的关键一步。</w:t>
+        <w:t>美国财政部长Scott Bessent于2026年6月3日在参议院财政委员会听证会上作证，讨论2027年预算及加密货币政策。Bessent表示，财政部正以“深思熟虑的速度（deliberate speed）”推进总统唐纳德·特朗普关于建立战略比特币储备的行政命令。该命令于2025年3月签署，要求财政部制定政府数字资产持有的托管和管理协议。</w:t>
       </w:r>
     </w:p>
     <w:p>
@@ -547,7 +579,7 @@
           <w:b w:val="0"/>
           <w:sz w:val="28"/>
         </w:rPr>
-        <w:t>合规的国内永续市场解决了长期存在的流动性鸿沟——全球永续掉期市场几乎完全在离岸、无监管的框架下运行，累计交易量已突破90万亿美元。Kalshi将这一资产类别纳入美国法律框架，为国内企业和商业实体提供了受监管、资本高效的替代方案，消除了法律摩擦和离岸交易对手风险。CFTC清算与风险部门已发布员工指引，要求市场参与者在周末和夜间维持稳健的风险管理标准。</w:t>
+        <w:t>在回答关于实施挑战的提问时，Bessent强调了政府对这一前所未有的举措采取的系统性方法。他表示：“我们确保在进行这一复杂过程时，采用最佳实践，使事情在未来具有持久性。”他补充说，战略比特币储备是“新领域（new ground）”。</w:t>
       </w:r>
     </w:p>
     <w:p>
@@ -563,7 +595,7 @@
           <w:b w:val="0"/>
           <w:sz w:val="28"/>
         </w:rPr>
-        <w:t>BTCPERP合约的核心机制旨在提供直接、无摩擦的比特币价格敞口，无需传统期货的展期操作。合约无到期日，全部以美元现金结算，追踪比特币现货价格，并利用每八小时重置的嵌入式资金费率机制，使衍生品价格持续锚定全球现货指数。为适应数字资产市场的不间断特性，交易所实行7×24小时连续交易。目前Kalshi使用美元法币作为交易池抵押品，但已规划在本财季晚些时候整合合规稳定币抵押选项，以进一步优化机构流动性通道。</w:t>
+        <w:t>据BitcoinTreasuries数据，美国政府目前持有328，372枚比特币（BTC），价值约206亿美元，这些资产主要来自刑事和民事没收程序。特朗普于2025年3月签署行政命令，建立了战略比特币储备框架，指示财政部制定政府数字资产持有的托管和管理协议。</w:t>
       </w:r>
     </w:p>
     <w:p>
@@ -579,7 +611,7 @@
           <w:b w:val="0"/>
           <w:sz w:val="28"/>
         </w:rPr>
-        <w:t>Kalshi的永续合约上线立即在美国金融版图上点燃了激烈的市场份额争夺战。Tarek Mansour将此次发布视为概念上的飞跃：预测市场是“世界在想什么”的快照，而永续期货是投资者信念的连续“电影”。交易所正利用监管先发优势，提交次要申请，计划为另外十多种主要数字货币上线永续合约，并明确将自己定位为所有合规加密衍生品交易的国内默认流动性场所。</w:t>
+        <w:t>参议员Cynthia Lummis（怀俄明州共和党）在推文中赞扬了Bessent的发言。Lummis是BITCOIN法案的提出者，该法案授权政府购买多达100万枚比特币。她写道：“几年前，他们称我们的想法为边缘。如今财政部长在参议院财政委员会就建立战略比特币储备和通过CLARITY法案作证。这就是胜利的样子！”</w:t>
       </w:r>
     </w:p>
     <w:p>
@@ -595,7 +627,7 @@
           <w:b w:val="0"/>
           <w:sz w:val="28"/>
         </w:rPr>
-        <w:t>这一激进的扩张策略使Kalshi与Coinbase等主流加密巨头正面交锋。Coinbase同样获得了CFTC许可，计划通过让美国客户接入迪拜衍生品交易所Deribit的现有全球流动性池来扩大自身的永续产品。而Kalshi则选择了截然不同的运营路径：完全从零开始在单一国内清算框架下构建订单簿。随着传统经纪商和专业电子交易台准备在夏季整合这些受监管工具，美国数字资产生态系统正迎来新时代。</w:t>
+        <w:t>Bessent还倡导就数字资产监管采取立法行动，他将《数字资产市场清晰度法案》（Digital Asset Market Clarity Act，CLARITY Act）视为维持美国在加密货币创新领域领导地位的关键。他对参议员们表示：“将美国最佳实践引入本土非常必要，我们不懈努力托管这些资产，使美国成为全球创新之都。”他补充道：“我期待清晰度法案在今年夏季获得通过。”</w:t>
       </w:r>
     </w:p>
     <w:p>
@@ -611,7 +643,7 @@
           <w:b w:val="0"/>
           <w:sz w:val="28"/>
         </w:rPr>
-        <w:t>【意见领袖】Kalshi首席执行官Tarek Mansour将历史性上线描述为“深刻的观念飞跃”，认为永续合约捕捉的是投资者信念的连续变化，而非预测市场那样的静态快照。他强调，Kalshi的目标是成为所有合规加密衍生品交易的国内首选流动性场所，并已通过CFTC的监管批准获得了先发优势。</w:t>
+        <w:t>该法案旨在为数字资产创建全面的监管框架，并明确加密代币何时属于证券或商品监管范畴。上月，参议院银行委员会已投票将该法案推进至全体参议院投票，但面临艰难的通过之路。</w:t>
       </w:r>
     </w:p>
     <w:p>
@@ -627,7 +659,7 @@
           <w:b w:val="0"/>
           <w:sz w:val="28"/>
         </w:rPr>
-        <w:t>目前，永续合约交易的可用性及市场反应尚在初期阶段，但Kalshi的上线已迫使美国监管机构重新审视数字资产衍生品的合规框架。CFTC在批准过程中发布了周末和夜间风险管理的额外指引，显示出监管层对新型持续结算基础设施的审慎态度。未来，Kalshi与Coinbase的差异化路径将如何演变，以及国内永续市场能否吸收离岸天量交易量，仍需进一步观察。</w:t>
+        <w:t>今年4月，白宫加密货币顾问Patrick Witt暗示美国比特币储备将迎来“突破”，同时众议员Nick Begich（阿拉斯加共和党）重新提出了其BITCOIN法案的众议院配套法案，即《美国储备现代化法案》（American Reserves Modernization Act）。</w:t>
       </w:r>
     </w:p>
     <w:p>
@@ -643,7 +675,7 @@
           <w:b w:val="0"/>
           <w:sz w:val="28"/>
         </w:rPr>
-        <w:t>业内人士指出，Kalshi的成功上线标志着美国加密衍生品监管从碎片化走向系统化。然而，CFTC是否会对其他类似产品采取统一标准，以及稳定币抵押的落地时间表，仍是市场关注的未决问题。接下来几个月，传统金融机构的接入步伐和监管后续动作，将决定这一新兴生态的最终走向。</w:t>
+        <w:t>国会将储备正式化的努力在5月因ARMA法案的提出而获得动力，该法案旨在将该计划写入法律。目前，围绕比特币储备和数字资产监管的立法博弈仍在持续。</w:t>
       </w:r>
     </w:p>
     <w:p>
@@ -659,7 +691,7 @@
           <w:b w:val="0"/>
           <w:sz w:val="21"/>
         </w:rPr>
-        <w:t>（信息来源：FinanceFeeds）</w:t>
+        <w:t>（信息来源：Decrypt）</w:t>
       </w:r>
     </w:p>
     <w:p>
@@ -675,7 +707,7 @@
           <w:b w:val="0"/>
           <w:sz w:val="18"/>
         </w:rPr>
-        <w:t>原文标题：Kalshi Shifts Derivatives Landscape by Launching First Regulated U.S. Bitcoin Perpetuals</w:t>
+        <w:t>原文标题：US Bitcoin Reserve Moving Ahead at ‘Deliberate Speed’： Bessent</w:t>
       </w:r>
     </w:p>
     <w:p>
@@ -691,7 +723,7 @@
           <w:b w:val="0"/>
           <w:sz w:val="18"/>
         </w:rPr>
-        <w:t>原文链接：https://financefeeds.com/kalshi-shifts-derivatives-landscape-by-launching-first-regulated-u-s-bitcoin-perpetuals/</w:t>
+        <w:t>原文链接：https://decrypt.co/369993/us-bitcoin-reserve-moving-ahead-at-deliberate-speed-bessent</w:t>
       </w:r>
     </w:p>
     <w:p/>
@@ -708,7 +740,7 @@
           <w:b w:val="0"/>
           <w:sz w:val="30"/>
         </w:rPr>
-        <w:t>Zcash面临残酷六月交易者关注新低</w:t>
+        <w:t>摩根大通警告ClarityAct通过窗口收窄稳定币收益争议成关键障碍</w:t>
       </w:r>
     </w:p>
     <w:p>
@@ -723,7 +755,7 @@
           <w:b w:val="0"/>
           <w:sz w:val="28"/>
         </w:rPr>
-        <w:t>· Zcash 在2026年6月初跌破620美元，日线出现看跌背离，交易者关注568美元支撑位是否守住。</w:t>
+        <w:t>· 摩根大通分析师指出，美国加密市场结构法案“清晰法案（Clarity Act）”在中期选举前通过窗口收窄，立法进度可能推迟。</w:t>
       </w:r>
     </w:p>
     <w:p>
@@ -738,7 +770,7 @@
           <w:b w:val="0"/>
           <w:sz w:val="28"/>
         </w:rPr>
-        <w:t>· Grayscale 于5月申请将其现有Zcash信托转换为首只现货隐私币ETF，若获批将大幅扩大机构准入。</w:t>
+        <w:t>· 稳定币能否提供收益成为核心争议，银行业与加密企业立场对立，法案对此的模糊表述加剧分歧。</w:t>
       </w:r>
     </w:p>
     <w:p>
@@ -753,7 +785,7 @@
           <w:b w:val="0"/>
           <w:sz w:val="28"/>
         </w:rPr>
-        <w:t>· 美国SEC在2026年1月结束对Zcash的长期审查且未采取执法行动，清除了阻碍机构参与隐私币的关键监管不确定性。</w:t>
+        <w:t>· 若法案限制被动稳定币收益，闲置加密资本可能加速流向代币化国债、货币市场基金和代币化存款。</w:t>
       </w:r>
     </w:p>
     <w:p>
@@ -769,7 +801,7 @@
           <w:b w:val="0"/>
           <w:sz w:val="28"/>
         </w:rPr>
-        <w:t>Zcash 在2026年6月初跌破620美元，日线图形成强烈看跌背离，交易者正关注其能否守住关键支撑位。根据TradingView分析，ZEC在5月9日触及638美元时出现该形态，随后在后续交易时段暴跌152美元。如今背离再度出现，提示短期回调风险。Zcash目前交投于一个上升三角形形态内，阻力区间在680至700美元，但50日均线向下，200日均线自5月下旬开始上升，信号混杂。Cryptonomist指出，回撤至568美元虽痛苦但在结构上可接受，只有日线收盘价高于642美元才能否定看跌情景。</w:t>
+        <w:t>摩根大通（JPMorgan）在周三发布的报告中警告，随着美国中期选举临近，国会通过加密市场结构法案的时间窗口正在收窄。以Nikolaos Panigirtzoglou为首的分析师写道：“中期选举在即，市场结构法案的立法窗口已缩小，这可能推迟今年加密市场结构改革进程。”该法案即“清晰法案（Clarity Act）”，旨在建立美国首个全面的数字资产联邦监管框架。</w:t>
       </w:r>
     </w:p>
     <w:p>
@@ -785,7 +817,7 @@
           <w:b w:val="0"/>
           <w:sz w:val="28"/>
         </w:rPr>
-        <w:t>在技术面承压的同时，基本面迎来重大利好。Grayscale于2026年5月8日申请将其现有Zcash信托转换为现货交易所交易基金，这将是首只寻求美国上市的隐私币ETF。鉴于Grayscale此前成功将比特币和以太坊信托转换为ETF，该申请获批路径被认为可行。与此同时，Multicoin Capital披露自2026年2月以来持续增持ZEC，理由是隐私保护金融基础设施在数字资产市场中日益重要。此外，Robinhood已上线ZEC零售交易，并观察到隐私好奇用户的留存指标改善。Foundry Digital于4月推出机构级Zcash矿池，支持算力分散化。</w:t>
+        <w:t>Clarity Act于5月14日通过参议院银行委员会，但后续仍需在参议院全体会议获得60票支持、与众议院版本协调并获总统签署。分析师指出，这些剩余步骤加上银行业日益强烈的反对，降低了该法案今年内生效的预期。选举前达成的妥协与选举后谈判的结果可能大相径庭，政治激励的变化使时间因素尤为关键。</w:t>
       </w:r>
     </w:p>
     <w:p>
@@ -801,7 +833,7 @@
           <w:b w:val="0"/>
           <w:sz w:val="28"/>
         </w:rPr>
-        <w:t>监管层面的突破是这一轮机构兴趣激增的关键催化剂。美国SEC在2026年1月结束了对Zcash的长期审查，未采取任何执法行动，这一决定实质上消除了多年来阻碍机构交易台接触隐私币的监管阴影。Zcash的屏蔽供应市场份额在2026年初约为8%，目前已稳定在23%左右，表明隐私功能的使用呈现结构性增长而非投机性泡沫。然而，未来SEC主席可能转变对隐私币的态度，更广泛的CLARITY Act框架若通过将提供法定清晰度，但不会专门解决隐私增强技术问题。</w:t>
+        <w:t>Clarity Act被广泛视为加密行业最重要的立法优先事项，因为它将终结加密货币归属美国证券交易委员会（SEC）还是商品期货交易委员会（CFTC）管辖的长期不确定性，以明确规则取代多年来的执法监管。行业支持者认为，监管确定性可解锁机构参与、鼓励投资与创新，并防止加密企业和资本流向海外更成熟的数字资产司法管辖区。</w:t>
       </w:r>
     </w:p>
     <w:p>
@@ -817,7 +849,7 @@
           <w:b w:val="0"/>
           <w:sz w:val="28"/>
         </w:rPr>
-        <w:t>Zcash并非在真空中运行。以太坊正在开发隐身地址功能，Cardano则构建隐私侧链Midnight。如果以太坊的隐身地址达到生产质量，对于已持有ETH的交易者而言，单独持有隐私代币的论据将被削弱。ZEC在5月6日曾暴涨40%至600美元，短暂超越Monero成为市值最大的隐私币。分析师预计，如果看涨势头和Z协议开发按计划推进，2026年价格区间可能在480至850美元之间。</w:t>
+        <w:t>报告指出，当前立法争议核心在于稳定币收益的处理。法案旨在禁止“被动”收益（即稳定币余额产生的利息），但允许与支付、交易、忠诚度计划及交易激励等行为挂钩的奖励。然而，分析团队强调，法案现有措辞在禁止余额利息方面并不像政策制定者暗示的那样明确，这一区别至关重要，因为它决定稳定币能否成为银行存款的替代品。</w:t>
       </w:r>
     </w:p>
     <w:p>
@@ -833,7 +865,39 @@
           <w:b w:val="0"/>
           <w:sz w:val="28"/>
         </w:rPr>
-        <w:t>当前Zcash的6月走势取决于两个关键变量：一是568美元支撑位能否在整个市场修正中守住；二是Grayscale的ETF申请进展。分析师预计，若资金持续流入，ZEC可能在6月底达到675美元，但跌破568美元则将打开跌向518美元的空间。需要强调的是，所有前瞻性预测均为推测性观点，不构成投资建议。Z协议升级时间线和SEC对Grayscale申请的反馈将是Q3的主要催化剂。</w:t>
+        <w:t>银行机构推动更严格的限制，认为稳定币发行方无需像受监管存款机构那样满足保险、监管和审慎要求。加密企业则寻求更大的灵活性以提供附息产品。摩根大通表示，这一争端已成为法案推进的主要障碍，且仍具政治敏感性。利益相关方在如何界定“被动”收益上存在根本分歧。</w:t>
+      </w:r>
+    </w:p>
+    <w:p>
+      <w:pPr>
+        <w:pStyle w:val="正文内容"/>
+        <w:spacing w:before="0" w:after="0" w:line="240" w:lineRule="auto"/>
+        <w:ind w:left="0" w:right="0" w:firstLine="560"/>
+        <w:jc w:val="both"/>
+      </w:pPr>
+      <w:r>
+        <w:rPr>
+          <w:rFonts w:ascii="Times New Roman" w:hAnsi="Times New Roman" w:cs="Times New Roman" w:eastAsia="仿宋"/>
+          <w:b w:val="0"/>
+          <w:sz w:val="28"/>
+        </w:rPr>
+        <w:t>若立法者最终对被动稳定币收益施加有效限制，摩根大通预计闲置加密资本流向代币化国债、数字货币市场基金和代币化存款的趋势将加速。尽管这一结果可能令主张提供收益稳定币的加密原生企业失望，但法案仍保留了部分基于活动的奖励机制。分析师指出，当前法案文本因未明确禁止余额利息，给解读留下了空间。</w:t>
+      </w:r>
+    </w:p>
+    <w:p>
+      <w:pPr>
+        <w:pStyle w:val="正文内容"/>
+        <w:spacing w:before="0" w:after="0" w:line="240" w:lineRule="auto"/>
+        <w:ind w:left="0" w:right="0" w:firstLine="560"/>
+        <w:jc w:val="both"/>
+      </w:pPr>
+      <w:r>
+        <w:rPr>
+          <w:rFonts w:ascii="Times New Roman" w:hAnsi="Times New Roman" w:cs="Times New Roman" w:eastAsia="仿宋"/>
+          <w:b w:val="0"/>
+          <w:sz w:val="28"/>
+        </w:rPr>
+        <w:t>总体而言，Clarity Act的命运悬而未决，稳定币收益条款的拉锯战或成为决定性因素。摩根大通的报告凸显了时间紧迫性与政治复杂性，未来几周国会能否达成妥协将直接影响美国加密监管格局的走向。</w:t>
       </w:r>
     </w:p>
     <w:p>
@@ -849,7 +913,7 @@
           <w:b w:val="0"/>
           <w:sz w:val="21"/>
         </w:rPr>
-        <w:t>（信息来源：FinanceFeeds）</w:t>
+        <w:t>（信息来源：coindesk）</w:t>
       </w:r>
     </w:p>
     <w:p>
@@ -865,7 +929,7 @@
           <w:b w:val="0"/>
           <w:sz w:val="18"/>
         </w:rPr>
-        <w:t>原文标题：Zcash Faces a Brutal June as Traders Eye New Lows</w:t>
+        <w:t>原文标题：JPMorgan warns time is running short for crypto market structure bill</w:t>
       </w:r>
     </w:p>
     <w:p>
@@ -881,7 +945,7 @@
           <w:b w:val="0"/>
           <w:sz w:val="18"/>
         </w:rPr>
-        <w:t>原文链接：https://financefeeds.com/zcash-faces-a-brutal-june-as-traders-eye-new-lows/</w:t>
+        <w:t>原文链接：https://www.coindesk.com/policy/2026/06/04/jpmorgan-warns-time-is-running-short-for-crypto-market-structure-bill</w:t>
       </w:r>
     </w:p>
     <w:p>
@@ -921,7 +985,7 @@
           <w:b w:val="0"/>
           <w:sz w:val="30"/>
         </w:rPr>
-        <w:t>Visa与Brale联合测试SBC稳定币探索隐私保护型机构结算</w:t>
+        <w:t>Visa与Brale测试SBC稳定币探索隐私保护的机构结算</w:t>
       </w:r>
     </w:p>
     <w:p>
@@ -936,7 +1000,7 @@
           <w:b w:val="0"/>
           <w:sz w:val="28"/>
         </w:rPr>
-        <w:t>· Visa与Brale启动概念验证，在Canton Network上测试美元挂钩稳定币SBC用于机构结算。</w:t>
+        <w:t>· Visa与Brale启动概念验证，在Canton Network上测试美元锚定稳定币SBC用于机构结算。</w:t>
       </w:r>
     </w:p>
     <w:p>
@@ -951,7 +1015,7 @@
           <w:b w:val="0"/>
           <w:sz w:val="28"/>
         </w:rPr>
-        <w:t>· 测试重点评估隐私保护区块链能否支持可编程且不泄露商业敏感信息的支付流程。</w:t>
+        <w:t>· 测试重点在于隐私区块链能否支持可编程支付，同时让机构控制交易数据可见性。</w:t>
       </w:r>
     </w:p>
     <w:p>
@@ -966,7 +1030,7 @@
           <w:b w:val="0"/>
           <w:sz w:val="28"/>
         </w:rPr>
-        <w:t>· 该项目标志着稳定币从加密交易工具向受监管金融机构间结算资产的角色转变。</w:t>
+        <w:t>· Visa稳定币结算试点年化已达70亿美元，本次测试拓展其在合规敏感场景中的应用。</w:t>
       </w:r>
     </w:p>
     <w:p>
@@ -982,7 +1046,7 @@
           <w:b w:val="0"/>
           <w:sz w:val="28"/>
         </w:rPr>
-        <w:t>支付巨头Visa与代币化平台Brale近日联合启动一项概念验证（proof-of-concept），测试基于Canton Network的稳定币SBC（一种由Brale发行的美元挂钩代币）用于机构结算。该合作旨在评估支持隐私功能的区块链基础设施能否在赋予金融机构对交易数据可见性更大控制权的同时，承载机构支付流量。这对于受监管实体之间的结算至关重要，因为传统系统往往在速度、成本和跨境效率上存在短板。</w:t>
+        <w:t>Visa与稳定币发行商Brale联合启动概念验证，测试基于Canton Network的SBC稳定币在机构结算中的可行性。SBC是Brale发行的美元锚定代币，该试验旨在评估隐私保护的区块链基础设施能否支持机构支付流程，同时让金融机构和支付公司对交易数据的可见性拥有更高控制权。Visa加密业务负责人Cuy Sheffield表示，合作旨在探索如何将可编程性与隐私控制结合，并评估这些能力投入生产环境的条件。</w:t>
       </w:r>
     </w:p>
     <w:p>
@@ -998,7 +1062,7 @@
           <w:b w:val="0"/>
           <w:sz w:val="28"/>
         </w:rPr>
-        <w:t>Visa计划将SBC作为机构结算用例的又一稳定币选项进行考察。基于Canton Network的原生支持，双方将测试该代币在需要可编程性、隐私控制和操作可靠性的支付流程中的表现。Visa加密业务主管Cuy Sheffield表示：“通过与Brale的合作，我们正在探索Canton Network上的SBC如何支持既需可编程性又需隐私控制的机构结算场景。这项合作有助于我们评估将这些能力引入生产环境所需的条件。”</w:t>
+        <w:t>机构结算对隐私的要求与公开加密转账截然不同。银行、支付公司、资管机构和企业财资部门既需要共享结算轨道，又需限制对手方信息、交易金额和流动性动向的可见度。Canton Network正是围绕隐私保护区块链构建，允许在保持可编程性的同时避免完全公开交易暴露。Visa和Brale将测试SBC能否在更严格的数据控制下实现更快、可编程的结算，而这一场景与零售支付试验截然不同，合规、隐私和可靠性是核心前提。</w:t>
       </w:r>
     </w:p>
     <w:p>
@@ -1014,7 +1078,7 @@
           <w:b w:val="0"/>
           <w:sz w:val="28"/>
         </w:rPr>
-        <w:t>机构结算与公开加密转账有着截然不同的要求。银行、支付公司、资产管理者及企业财资团队需要共享结算轨道，但同时必须限制对手方、交易金额、流动性变动及商业关系等信息的可见性。Canton Network正是围绕隐私保护区块链基础设施构建，这使得它在需要可编程性但不愿完全公开交易数据的机构场景中具备相关性。</w:t>
+        <w:t>Visa自2021年启动稳定币结算以来持续扩展相关布局，截至今年4月，其稳定币结算试点的年化运行率已达70亿美元，环比增长50%。试点目前涵盖Arc、Base、Canton、Polygon、Tempo、Avalanche、Ethereum、Solana和Stellar共9条区块链。这一广度表明Visa并非押注单一网络，而是在评估不同区块链环境对机构与支付场景的适配性。SBC的加入为策略增添新维度——将Brale的代币引入专为隐私敏感金融活动设计的网络。</w:t>
       </w:r>
     </w:p>
     <w:p>
@@ -1030,7 +1094,7 @@
           <w:b w:val="0"/>
           <w:sz w:val="28"/>
         </w:rPr>
-        <w:t>Visa强调，本次测试并非零售支付实验，而是面向生产级机构结算，其核心要求是合规性、隐私性和可靠性，这些是任何大规模推广前必须验证的前提。自2021年首次启用稳定币结算以来，Visa持续扩展相关布局。该公司透露，截至今年4月，其稳定币结算试点的年化处理规模已达70亿美元，环比增长50%，覆盖包括Arc、Base、Canton、Polygon、Tempo、Avalanche、以太坊（Ethereum）、Solana和Stellar在内的9条区块链。</w:t>
+        <w:t>测试反映出稳定币使用场景的深刻转变。美元锚定代币不再仅被视为加密交易工具，大型支付公司正审视其能否在受监管的金融基础设施内充当结算资产，尤其是在传统跨境结算系统缓慢、碎片化且成本高昂的领域。Visa认为稳定币有望成为全球支付的可扩展下一代结算层，而与Brale的概念验证正是将这一主张置于受监管支付基础设施中验证的关键一步。</w:t>
       </w:r>
     </w:p>
     <w:p>
@@ -1046,7 +1110,7 @@
           <w:b w:val="0"/>
           <w:sz w:val="28"/>
         </w:rPr>
-        <w:t>SBC的加入为Visa的稳定币战略增添了新的维度——将Brale的美元代币引入一个专为隐私敏感型金融活动设计的网络。通过概念验证，Visa希望判断稳定币能否支撑同时需要可编程支付和数据可见度限制的结算流程。该公司认为，稳定币有潜力成为全球支付领域可扩展的下一代结算层，而本次与Brale的合作正是将这一愿景置于受监管支付基础设施内进行检验的一步。</w:t>
+        <w:t>【意见领袖】Cuy Sheffield指出：“通过我们与Brale的合作，我们正在探索Canton Network上的SBC如何支持需要可编程性和隐私控制的机构结算用例。这次协作帮助我们评估将这些能力引入生产环境所需的要素。”该表述明确将测试定位为面向生产级机构结算，而非零售支付实验，强调了合规、隐私和可靠性在推广前必须满足。</w:t>
       </w:r>
     </w:p>
     <w:p>
@@ -1062,7 +1126,7 @@
           <w:b w:val="0"/>
           <w:sz w:val="28"/>
         </w:rPr>
-        <w:t>从市场格局看，当前美元挂钩稳定币总供应量已接近3000亿美元，其中USDT约占1880亿美元，USDC约760亿美元，流动性高度集中于少数发行方。像SBC这样的小型代币需要赢得机构用例、网络支持及可信的结算合作伙伴才能获得市场地位。Visa参与的概念验证虽不保证采用，但为SBC在机构结算讨论中提供了更明确的定位。</w:t>
+        <w:t>从市场角度看，稳定币总供应量接近3000亿美元，其中USDT约占1880亿美元，USDC约760亿美元，集中度极高。像SBC这样的小型代币需要机构用例、网络支持和可信结算伙伴才能获得关注。Visa支持的概念验证虽不保证采用，但为SBC在机构结算讨论中赋予更清晰角色。对于Brale，合作使其代币进入支付基础设施，而非仅依赖交易所流动性或零售使用。</w:t>
       </w:r>
     </w:p>
     <w:p>
@@ -1078,23 +1142,7 @@
           <w:b w:val="0"/>
           <w:sz w:val="28"/>
         </w:rPr>
-        <w:t>对Brale而言，这次合作使其代币嵌入支付基础设施，而非仅依靠交易所流动性或零售使用量竞争。对Canton Network来说，测试增添了又一个机构结算用例，有助于证明隐私保护区块链网络能够服务于受监管金融体系。放眼全局，这一项目预示着稳定币市场正进入更挑剔的筛选阶段——机构不会对所有美元挂钩代币一视同仁，流动性、发行方控制、网络兼容性、隐私特性及合规设计将决定哪些稳定币适合结算。</w:t>
-      </w:r>
-    </w:p>
-    <w:p>
-      <w:pPr>
-        <w:pStyle w:val="正文内容"/>
-        <w:spacing w:before="0" w:after="0" w:line="240" w:lineRule="auto"/>
-        <w:ind w:left="0" w:right="0" w:firstLine="560"/>
-        <w:jc w:val="both"/>
-      </w:pPr>
-      <w:r>
-        <w:rPr>
-          <w:rFonts w:ascii="Times New Roman" w:hAnsi="Times New Roman" w:cs="Times New Roman" w:eastAsia="仿宋"/>
-          <w:b w:val="0"/>
-          <w:sz w:val="28"/>
-        </w:rPr>
-        <w:t>值得注意的是，尽管监管和发行方竞争仍存不确定性，支付公司仍在持续构建稳定币能力。Visa的做法表明，稳定币正被更多地视为一种结算技术，而非独立的加密产品，它可能嵌入支付流程、财资操作和机构转账网络背后发挥作用。</w:t>
+        <w:t>未决问题依然存在。监管环境与发行人竞争的不确定性尚未消除，支付公司仍在持续建设稳定币能力。Visa的做法表明稳定币正被重新定位——不再是独立加密产品，而是可能嵌入支付流程、财资操作和机构转账网络的结算技术。未来哪些代币能胜出，将取决于流动性、发行人控制、网络兼容性、隐私功能及合规设计等综合因素。</w:t>
       </w:r>
     </w:p>
     <w:p>
@@ -1159,7 +1207,7 @@
           <w:b w:val="0"/>
           <w:sz w:val="30"/>
         </w:rPr>
-        <w:t>Coinbase与Better联手推出加密资产抵押房贷计划全国推广</w:t>
+        <w:t>Apex与Archax加入高盛代币化房地产基金GSDAP平台首次落地实物资产代币化</w:t>
       </w:r>
     </w:p>
     <w:p>
@@ -1174,7 +1222,7 @@
           <w:b w:val="0"/>
           <w:sz w:val="28"/>
         </w:rPr>
-        <w:t>· Coinbase与Better Home &amp; Finance完成了首笔由房利美（Fannie Mae）担保的比特币抵押房贷，借款人可用比特币或USDC作为抵押获得首付贷款。</w:t>
+        <w:t>· 高盛GS DAP平台首次用于房地产代币化基金，Apex Group提供基金管理服务，Archax担任托管和初始分销方。</w:t>
       </w:r>
     </w:p>
     <w:p>
@@ -1189,7 +1237,7 @@
           <w:b w:val="0"/>
           <w:sz w:val="28"/>
         </w:rPr>
-        <w:t>· 该产品允许合格借款人利用加密资产作为抵押，无需出售即可获得传统房贷，预计2026年夏季向全国推广。</w:t>
+        <w:t>· 该项目标志着机构级代币化从货币市场基金向房地产等另类资产扩展，多方受监管实体协作确保合规。</w:t>
       </w:r>
     </w:p>
     <w:p>
@@ -1204,7 +1252,7 @@
           <w:b w:val="0"/>
           <w:sz w:val="28"/>
         </w:rPr>
-        <w:t>· 等待名单显示潜在贷款规模约2.5亿美元，76%的潜在借款人为Coinbase现有用户，加州、纽约和佛罗里达需求最高。</w:t>
+        <w:t>· 代币化份额基于隐私优先的Canton Network和DAML智能合约语言发行，旨在平衡透明度与可转移性。</w:t>
       </w:r>
     </w:p>
     <w:p>
@@ -1220,7 +1268,7 @@
           <w:b w:val="0"/>
           <w:sz w:val="28"/>
         </w:rPr>
-        <w:t>Coinbase与Better Home &amp; Finance宣布完成了首笔由房利美（Fannie Mae，美国联邦国民抵押贷款协会）担保的加密资产抵押房贷。借款人Joe和Amy是来自密歇根州安娜堡的一对30余岁夫妇，他们通过抵押比特币（Bitcoin，BTC）购买首套房，无需出售数字资产或缴纳资本利得税。这笔贷款标志着加密资产首次进入主流房贷担保体系。</w:t>
+        <w:t>Apex Group宣布为一只基于高盛数字资产平台“GS DAP”的代币化房地产基金提供基金管理服务。该基金由高盛、数字资产交易所Archax、房地产投资管理公司LRC Group以及互操作性提供商Ownera共同开发，旨在将传统房地产基金份额以数字代币形式发行，实现链上转移与结算。这是高盛GS DAP平台首次直接涉足房地产代币化领域。</w:t>
       </w:r>
     </w:p>
     <w:p>
@@ -1236,7 +1284,7 @@
           <w:b w:val="0"/>
           <w:sz w:val="28"/>
         </w:rPr>
-        <w:t>该产品的结构包含两笔同时交割的贷款：一笔是标准的房利美合规房贷，另一笔是加密资产抵押贷款用于支付首付。例如，购买50万美元房屋时，借款人可申请40万美元普通房贷，同时通过抵押约25万美元比特币获得10万美元首付贷款，抵押比率约为2.5：1；若抵押USDC（USD Coin），比率为1.25：1。两笔贷款执行相同利率和摊销期限，合并为单一月供。</w:t>
+        <w:t>根据公告，Apex Group担任基金的基金管理人，负责投资者服务、资产净值计算等传统职能，但全部流程基于区块链原生数据。Apex Group全球数字资产主管Agnes Mazurek表示，“代币化要实现机构级规模，依赖于受信任的受监管基础设施。”她补充说，此次参与反映了管理者与投资者对区块链原生解决方案日益增长的需求。</w:t>
       </w:r>
     </w:p>
     <w:p>
@@ -1252,7 +1300,7 @@
           <w:b w:val="0"/>
           <w:sz w:val="28"/>
         </w:rPr>
-        <w:t>贷款提供15年和30年固定利率选项，最高贷款额度遵循房利美地区性合规上限。抵押的加密资产在贷款期间存入Better于Coinbase平台的托管账户。这种安排使借款人保留加密资产的价格敞口，同时贷款机构获得首付贷款的抵押保障。</w:t>
+        <w:t>基金份额通过高盛的数字资产平台GS DAP发行。该平台于2022年推出，基于隐私优先的Canton Network和Digital Asset的智能合约语言DAML构建，支持数字资产的发行、结算、托管和转移。高盛全球数字资产主管Mathew McDermott表示，“在GS DAP上发行区块链原生基金单位，能够精准投资房地产资产，同时解锁未来更顺畅的可转移性。”</w:t>
       </w:r>
     </w:p>
     <w:p>
@@ -1268,7 +1316,7 @@
           <w:b w:val="0"/>
           <w:sz w:val="28"/>
         </w:rPr>
-        <w:t>对借款人的吸引力在于可使用加密资产获取房贷而无需变现。Better表示，其预先批准的客户中有41%基于收入和信用评分符合条件，但缺乏足够现金支付传统首付。该产品为这部分人群提供了购房新路径，同时主房贷仍处于房利美熟悉的框架内。潜在需求旺盛，等待名单规模约2.5亿美元，超半数借款人计划6个月内购房。</w:t>
+        <w:t>除Apex外，泛欧房地产投资公司LRC Group担任基金管理人，专注于实物资产代币化的Archax交易所担任托管人和初始分销伙伴。互操作性提供商Ownera提供连接发行人、托管人和分销渠道的互通层。这种多方受监管实体协作模式，旨在保留传统基金治理和投资者服务的同时，实现链上操作。</w:t>
       </w:r>
     </w:p>
     <w:p>
@@ -1284,7 +1332,7 @@
           <w:b w:val="0"/>
           <w:sz w:val="28"/>
         </w:rPr>
-        <w:t>从贷款机构角度看，该产品开辟了新客户群。等待名单中76%的借款人已是Coinbase用户，加州、纽约和佛罗里达是意向最高的三个州。对Coinbase而言，加密资产不再仅是交易或支付工具，而是作为抵押品嵌入主流房贷流程，托管、承销和还款条款均与传统信贷挂钩。</w:t>
+        <w:t>该基金是高盛在代币化领域的又一落地案例。此前，机构代币化主要集中在货币市场基金、私人信贷及抵押品网络。2026年3月，Apex曾与美国加密货币交易所Coinbase合作，在Base区块链上推出代币化比特币收益基金。摩根大通等投行也通过Kinexys平台扩展支付、抵押品和资产代币化基础设施。</w:t>
       </w:r>
     </w:p>
     <w:p>
@@ -1300,7 +1348,7 @@
           <w:b w:val="0"/>
           <w:sz w:val="28"/>
         </w:rPr>
-        <w:t>产品的政策背景是联邦住房金融局（Federal Housing Finance Agency，FHFA）于2025年6月指示房利美和房地美在房贷风险评估中考虑加密资产，无需将其转换为法币。这一政策调整为加密资产抵押房贷创造了空间，其他贷款机构也已允许借款人将加密资产纳入房贷资质审核。</w:t>
+        <w:t>Cointelegraph就基金细节向Apex Group寻求更多信息，截至发稿未获回复。目前，实物资产代币化市场持续增长——伯恩斯坦报告显示，代币化私人信贷等细分市场已飙升至510亿美元。该基金将房地产纳入机构代币化版图，但流动性、估值及二级市场转移等实际问题仍有待验证。</w:t>
       </w:r>
     </w:p>
     <w:p>
@@ -1316,23 +1364,7 @@
           <w:b w:val="0"/>
           <w:sz w:val="28"/>
         </w:rPr>
-        <w:t>风险层面，比特币的价格波动是核心问题。贷款存续期间若抵押物价值下跌，贷款机构需额外保护措施。USDC虽抵押比率更低，但面临稳定币结构、储备和市场信心等不同风险。监管方面，2025年7月五名美国参议员致信警告，认为未经转换的加密资产纳入承销可能对住房市场和金融系统构成风险。</w:t>
-      </w:r>
-    </w:p>
-    <w:p>
-      <w:pPr>
-        <w:pStyle w:val="正文内容"/>
-        <w:spacing w:before="0" w:after="0" w:line="240" w:lineRule="auto"/>
-        <w:ind w:left="0" w:right="0" w:firstLine="560"/>
-        <w:jc w:val="both"/>
-      </w:pPr>
-      <w:r>
-        <w:rPr>
-          <w:rFonts w:ascii="Times New Roman" w:hAnsi="Times New Roman" w:cs="Times New Roman" w:eastAsia="仿宋"/>
-          <w:b w:val="0"/>
-          <w:sz w:val="28"/>
-        </w:rPr>
-        <w:t>支持者则认为，随着更多家庭财富转入数字资产，房贷规则应相应调整。首笔贷款的成功不一定使加密资产抵押房贷成为大众产品，但它提供了一个可操作的测试案例。下一步关键在于，当产品扩展至早期加密原生借款人以外的人群时，需求、抵押物控制和监管接受度能否持续支撑。</w:t>
+        <w:t>整体而言，该项目展示了传统金融机构与数字资产生态合作推进实物资产上链的典型路径：强调监管合规、多方角色分工及隐私保护基础设施。随着更多银行和资产管理公司入场，代币化基金有望从固定收益延伸至更广泛的另类资产类别，但市场接纳度和技术整合成本仍是关键挑战。</w:t>
       </w:r>
     </w:p>
     <w:p>
@@ -1348,7 +1380,7 @@
           <w:b w:val="0"/>
           <w:sz w:val="21"/>
         </w:rPr>
-        <w:t>（信息来源：FinanceFeeds）</w:t>
+        <w:t>（信息来源：Cointelegraph）</w:t>
       </w:r>
     </w:p>
     <w:p>
@@ -1364,7 +1396,7 @@
           <w:b w:val="0"/>
           <w:sz w:val="18"/>
         </w:rPr>
-        <w:t>原文标题：Coinbase， Better Plan Nationwide Rollout for Crypto-Backed Mortgages</w:t>
+        <w:t>原文标题：Apex， Archax join Goldman Sachs tokenized real estate fund project</w:t>
       </w:r>
     </w:p>
     <w:p>
@@ -1380,7 +1412,7 @@
           <w:b w:val="0"/>
           <w:sz w:val="18"/>
         </w:rPr>
-        <w:t>原文链接：https://financefeeds.com/coinbase-better-plan-nationwide-rollout-for-crypto-backed-mortgages/</w:t>
+        <w:t>原文链接：https://cointelegraph.com/news/apex-group-tokenized-real-estate-fund-goldman-sachs</w:t>
       </w:r>
     </w:p>
     <w:p>
@@ -1420,7 +1452,7 @@
           <w:b w:val="0"/>
           <w:sz w:val="30"/>
         </w:rPr>
-        <w:t>加密ETF流出延续比特币和以太坊基金6月3日净失4.496亿美元</w:t>
+        <w:t>币安入股Alpaca布局代币化股权赛道重塑传统证券上链格局</w:t>
       </w:r>
     </w:p>
     <w:p>
@@ -1435,7 +1467,7 @@
           <w:b w:val="0"/>
           <w:sz w:val="28"/>
         </w:rPr>
-        <w:t>· 6月3日美国现货加密ETF净流出4.496亿美元，其中比特币ETF占3.966亿美元，以太坊ETF占5300万美元。</w:t>
+        <w:t>· Binance通过持有Alpaca战略少数股权，直接嵌入代币化美股与ETF的底层清算管道，后者占据94%的市场份额。</w:t>
       </w:r>
     </w:p>
     <w:p>
@@ -1450,7 +1482,7 @@
           <w:b w:val="0"/>
           <w:sz w:val="28"/>
         </w:rPr>
-        <w:t>· 贝莱德iShares比特币信托（IBIT）单日流出3.423亿美元，占比特币ETF总流出的86%以上；富达FBTC流出5430万美元。</w:t>
+        <w:t>· 合作协议设立多层收入共享机制：Binance将获取50%的订单流付费（Payment for Order Flow，PFOF）以及65%的证券借贷净利。</w:t>
       </w:r>
     </w:p>
     <w:p>
@@ -1465,7 +1497,7 @@
           <w:b w:val="0"/>
           <w:sz w:val="28"/>
         </w:rPr>
-        <w:t>· 连续三个交易日（6月1-3日）比特币ETF累计流出约14亿美元，以太坊ETF累计流出约1.877亿美元，机构风险偏好显著减弱。</w:t>
+        <w:t>· 此举为Binance即将推出的原生代币化美股产品bStocks奠定基础，并使其从竞争对手（如Bitget、Gate、Ondo）的类似业务中获取结构性收益。</w:t>
       </w:r>
     </w:p>
     <w:p>
@@ -1481,7 +1513,7 @@
           <w:b w:val="0"/>
           <w:sz w:val="28"/>
         </w:rPr>
-        <w:t>美国现货加密交易所交易基金（ETF）在6月3日遭遇又一轮大规模赎回，比特币和以太坊产品合计净流出4.496亿美元。根据FinanceFeeds报道，这延续了6月初开始的赎回压力，显示机构投资者通过受监管的ETF产品继续减少现货加密敞口。比特币ETF贡献了大部分卖压，总净流出3.966亿美元。</w:t>
+        <w:t>全球最大数字资产交易所Binance通过一份最新更新的《证券交易条款》披露，其已持有美国自清算经纪商及API基础设施提供商Alpaca的战略少数股权。这一此前未曾公开的企业信息披露，标志着传统证券市场与区块链生态的融合迈出了激进的一步。Alpaca作为获得雄厚资本支持的经纪商，在代币化美国股票与交易所交易基金（ETF）托管领域占据高达94%的市场份额，从而成为现实世界资产（Real-World Asset，RWA）运动的核心枢纽。</w:t>
       </w:r>
     </w:p>
     <w:p>
@@ -1497,7 +1529,7 @@
           <w:b w:val="0"/>
           <w:sz w:val="28"/>
         </w:rPr>
-        <w:t>在比特币ETF中，贝莱德（BlackRock）的iShares Bitcoin Trust（IBIT）以3.423亿美元的净流出领跑，富达（Fidelity）的FBTC则损失5430万美元。其他追踪比特币的基金，包括Bitwise的BITB、Ark Invest与21Shares的ARKB、Invesco的BTCO、Franklin Templeton的EZBC、Valkyrie的BRRR、VanEck的HODL、WisdomTree的BTCW、Morgan Stanley的MSBT、Grayscale的GBTC和BTC，当日均无净流量。IBIT和FBTC的流出集中度值得注意，因为这两只产品历来是最重要的机构现货比特币接入渠道之一。IBIT单日贡献了比特币ETF总赎回的86%以上，成为当日负流量的主要驱动因素。</w:t>
+        <w:t>根据披露文件，Binance与Alpaca的合作架构远非被动的风险投资配置，而是建立了深度、多层的收益分成引擎。在法律条款下，Binance将通过经由Alpaca系统路由的零售订单，直接获取50%的订单流付费（Payment for Order Flow，PFOF）。在传统股票市场中，PFOF是做市商为执行散户订单而向经纪商支付的补偿，该分成使Binance在加密交易者涉足主流股票时获得即时且高度可扩展的收入流。</w:t>
       </w:r>
     </w:p>
     <w:p>
@@ -1513,7 +1545,7 @@
           <w:b w:val="0"/>
           <w:sz w:val="28"/>
         </w:rPr>
-        <w:t>6月3日的流出紧随月初两个大额负值交易日之后：现货比特币ETF在6月1日净流出4.838亿美元，6月2日净流出5.191亿美元。三个交易日比特币ETF累计流出约14亿美元。这一赎回速度明显逆转了此前ETF持续吸收机构需求并支持比特币价格上行的时期。ETF流动现在成为衡量受监管机构加密需求最直观的指标之一。当流入强劲时，ETF发行方和市场参与者可以吸收现货供给，强化看涨市场条件；当流出加速时，同样的结构可以迅速传递卖压，因为投资者可以通过标准经纪和投资组合管理渠道削减敞口。</w:t>
+        <w:t>协议的第二层机制更深入地切入机构级货币化策略，聚焦于证券借贷利差。当用户股票配置被借给空头时，Binance有权在Alpaca向底层账户持有者支付原生利息后，获取剩余净利润的65%。这一高度倾斜的分成比例，使得Binance不再仅仅是前端推荐入口，而是成为代币化股权领域托管、清算及后端借贷操作的活跃经济参与者。</w:t>
       </w:r>
     </w:p>
     <w:p>
@@ -1529,7 +1561,7 @@
           <w:b w:val="0"/>
           <w:sz w:val="28"/>
         </w:rPr>
-        <w:t>最新数据还显示，赎回并非在所有发行方中普遍发生。6月3日比特币流出集中在两只最大的机构产品上，这可能表明大型配置者正在进行投资组合层面的再平衡，而非整个ETF综合体的统一撤退。尽管如此，三日累计流出表明机构对比特币的风险偏好于6月初出现实质性减弱。对于加密货币市场参与者而言，关键问题是月初的赎回代表短期头寸调整，还是更深层次机构去风险周期的开始。ETF流向的稳定将是需求回归的重要信号。</w:t>
+        <w:t>股权披露的同时，Binance正借助Alpaca的Broker API大规模扩张多资产产品线，将自身核心应用转型为综合性财富管理平台。通过阿布扎比全球市场（ADGM）牌照框架下的介绍经纪商Nest Trading Limited，Binance已启动每周5天、每天24小时的传统股票交易，覆盖超过7000只美国股票和指数追踪ETF的碎片化份额。用户可使用主流稳定币如USDC和USDT进行买卖，最低投资额仅需5美元。</w:t>
       </w:r>
     </w:p>
     <w:p>
@@ -1545,7 +1577,7 @@
           <w:b w:val="0"/>
           <w:sz w:val="28"/>
         </w:rPr>
-        <w:t>现货以太坊ETF在6月3日也持续承压，总净流出5300万美元。贝莱德的ETHA损失5160万美元，富达的FETH小幅流出140万美元。其他以太坊基金，包括ETHB、ETHW、TETH、ETHV、QETH、EZET、Grayscale的ETHE和ETH，当日均无净流量。虽然以太坊ETF流出绝对值小于比特币，但仍加剧了走弱格局。以太坊基金在6月1日流出4450万美元，6月2日流出9020万美元，三个交易日累计流出约1.877亿美元。对于一个流动性低于比特币、机构基础较小的市场而言，这一卖出规模仍然显著。</w:t>
+        <w:t>这一基础设施布局明确地为Binance即将推出的原生代币化美股产品bStocks提供支撑。bStocks预计在未来数周内上线，是市场高度期待的产品。由于其他数字资产平台如Bitget、Gate和Ondo同样依赖Alpaca的后端API结算其代币化股票发行，Binance的少数股权确保它能从直接竞争对手的业务中提取结构性经济价值。</w:t>
       </w:r>
     </w:p>
     <w:p>
@@ -1561,7 +1593,39 @@
           <w:b w:val="0"/>
           <w:sz w:val="28"/>
         </w:rPr>
-        <w:t>更广泛的影响在于，加密ETF正在传统投资组合中日益充当快速风险工具的角色。它们改善了机构对数字资产的接入，但也使得当价格势头恶化或宏观不确定性上升时，资金更容易离开市场。截至6月3日的数据显示，受监管的加密产品仍处于持续赎回压力之下。稳定化将是需求回归的重要信号，但在那之前，流出趋势仍需密切关注。</w:t>
+        <w:t>通过入股一家在代币化股权领域占据94%垄断地位的受监管实体，Binance实质上为未来可编程、链上传统金融构建了难以逾越的竞争护城河。分析师指出，这一策略不仅巩固了Binance在RWA领域的领导地位，还可能引发监管机构对垂直整合与市场支配地位的关注。目前，关于该股权收购的具体金额及Alpaca的估值尚未公开。</w:t>
+      </w:r>
+    </w:p>
+    <w:p>
+      <w:pPr>
+        <w:pStyle w:val="正文内容"/>
+        <w:spacing w:before="0" w:after="0" w:line="240" w:lineRule="auto"/>
+        <w:ind w:left="0" w:right="0" w:firstLine="560"/>
+        <w:jc w:val="both"/>
+      </w:pPr>
+      <w:r>
+        <w:rPr>
+          <w:rFonts w:ascii="Times New Roman" w:hAnsi="Times New Roman" w:cs="Times New Roman" w:eastAsia="仿宋"/>
+          <w:b w:val="0"/>
+          <w:sz w:val="28"/>
+        </w:rPr>
+        <w:t>【意见领袖】FinTech分析师Karthik Subramanian在本文中指出，Binance的举措“通过嵌入底层清算管道，从竞争对手的类似业务中抽取结构性收益，是RWA领域的关键转折点”。不过，观察人士也注意到，Binance自身仍面临全球多地的监管审查，其通过离岸架构（ADGM）提供传统股票交易的做法，可能引发不同司法管辖区对证券法适用的新争议。</w:t>
+      </w:r>
+    </w:p>
+    <w:p>
+      <w:pPr>
+        <w:pStyle w:val="正文内容"/>
+        <w:spacing w:before="0" w:after="0" w:line="240" w:lineRule="auto"/>
+        <w:ind w:left="0" w:right="0" w:firstLine="560"/>
+        <w:jc w:val="both"/>
+      </w:pPr>
+      <w:r>
+        <w:rPr>
+          <w:rFonts w:ascii="Times New Roman" w:hAnsi="Times New Roman" w:cs="Times New Roman" w:eastAsia="仿宋"/>
+          <w:b w:val="0"/>
+          <w:sz w:val="28"/>
+        </w:rPr>
+        <w:t>此次战略投资折射出头部交易所从纯加密资产向传统金融基础设施渗透的强烈意愿。随着代币化股权市场规模预期增长，Binance能否在监管合规与商业扩张之间保持平衡，以及bStocks上线后的实际表现，将成为未来数月市场关注的焦点。</w:t>
       </w:r>
     </w:p>
     <w:p>
@@ -1593,7 +1657,7 @@
           <w:b w:val="0"/>
           <w:sz w:val="18"/>
         </w:rPr>
-        <w:t>原文标题：Crypto ETF Outflows Extend as Bitcoin and Ether Funds Lose $449.6 Million on June 3</w:t>
+        <w:t>原文标题：Binance Secures High-Stakes Equity Slice of Alpaca to Corner Tokenized Equity Pipelines</w:t>
       </w:r>
     </w:p>
     <w:p>
@@ -1609,7 +1673,7 @@
           <w:b w:val="0"/>
           <w:sz w:val="18"/>
         </w:rPr>
-        <w:t>原文链接：https://financefeeds.com/crypto-etf-outflows-extend-as-bitcoin-and-ether-funds-lose-449-6-million-on-june-3/</w:t>
+        <w:t>原文链接：https://financefeeds.com/binance-secures-high-stakes-equity-slice-of-alpaca-to-corner-tokenized-equity-pipelines/</w:t>
       </w:r>
     </w:p>
     <w:p/>
@@ -1626,7 +1690,7 @@
           <w:b w:val="0"/>
           <w:sz w:val="30"/>
         </w:rPr>
-        <w:t>比特币因Strategy债务回购消息下跌21%TerraLuna式死亡螺旋会重演吗</w:t>
+        <w:t>比特币ETF连续13日净流出44亿美元比特币承压跌超20%</w:t>
       </w:r>
     </w:p>
     <w:p>
@@ -1641,7 +1705,7 @@
           <w:b w:val="0"/>
           <w:sz w:val="28"/>
         </w:rPr>
-        <w:t>· 比特币（BTC）在10天内下跌21%，重新测试61，000美元水平，创4个月新低。</w:t>
+        <w:t>· 美国现货比特币ETF连续13个交易日净流出，累计达44亿美元，创历史最长流出纪录。</w:t>
       </w:r>
     </w:p>
     <w:p>
@@ -1656,7 +1720,7 @@
           <w:b w:val="0"/>
           <w:sz w:val="28"/>
         </w:rPr>
-        <w:t>· Strategy（MSTR）因债务回购暂停比特币购买，引发流动性担忧，但11%的净杠杆率（net leverage）较低，避免强制清算。</w:t>
+        <w:t>· 比特币价格自5月15日以来下跌约21%，一度跌破63，000美元。</w:t>
       </w:r>
     </w:p>
     <w:p>
@@ -1671,7 +1735,7 @@
           <w:b w:val="0"/>
           <w:sz w:val="28"/>
         </w:rPr>
-        <w:t>· 优先股（preferred stock）STRC价格跌破100美元，叠加现货ETF净卖出，比特币反弹至70，000美元以上可能性微乎其微。</w:t>
+        <w:t>· 贝莱德IBIT占流出总量约75%，分析师对抛售驱动因素存在分歧。</w:t>
       </w:r>
     </w:p>
     <w:p>
@@ -1687,7 +1751,7 @@
           <w:b w:val="0"/>
           <w:sz w:val="28"/>
         </w:rPr>
-        <w:t>比特币（Bitcoin，BTC）价格在10天内遭遇21%的修正，重新测试61，000美元水平，这是4个月来首次。此次下跌与Strategy（MSTR US）公司决定回购部分公司债务、暂时停止比特币买入的消息几乎同步。交易员开始担忧Strategy可能被迫清算部分比特币持仓，从而引发更广泛的市场恐慌。</w:t>
+        <w:t>美国上市的现货比特币ETF在周三（6月3日）录得3.97亿美元净流出，将连续流出纪录延长至13个交易日，累计流出约44亿美元。根据SoSoValue数据，此次流出规模超过2025年2月创下的八天连续流出纪录（当时约32亿美元）。比特币价格在周四短暂跌破63，000美元，市场情绪持续低迷。</w:t>
       </w:r>
     </w:p>
     <w:p>
@@ -1703,7 +1767,7 @@
           <w:b w:val="0"/>
           <w:sz w:val="28"/>
         </w:rPr>
-        <w:t>Strategy曾是最大的公开比特币买家，自3月以来累计以93.1亿美元购入126，016枚BTC。然而，5月15日公司宣布用近期股权融资筹集的13.8亿美元回购部分可转债（convertible debt），导致比特币购买暂停。这一决定恰逢其永续优先股STRC跌破100美元，市场情绪急转直下。</w:t>
+        <w:t>自5月15日流出开始以来，比特币已从约80，000美元下跌约21%至约63，400美元（CoinGecko数据）。分析师指出，ETF需求减弱、长期持有者抛售以及矿工压力是可能的原因。CryptoQuant研究主管Julio Moreno表示，整体需求在过去一个月下降了约501，000 BTC，这是自2022年5月以来最快的月度下降，与Terra/Luna崩盘后时期相似。</w:t>
       </w:r>
     </w:p>
     <w:p>
@@ -1719,7 +1783,7 @@
           <w:b w:val="0"/>
           <w:sz w:val="28"/>
         </w:rPr>
-        <w:t>STRC优先股允许Strategy在价格达到100美元时发行新股，并向持有人支付可变股息，当前年化利率11.5%，以现金按月支付。如果交易者认为其不再值100美元，新买家会以更低价格介入，这相当于要求更高股息。因此，表面上看，这应属于非关键风险事件。</w:t>
+        <w:t>贝莱德的iShares Bitcoin Trust（IBIT）占流出大头，13天内流出约33亿美元，占总流出量的约75%。富达的Fidelity Wise Origin Bitcoin Fund（FBTC）和灰度Grayscale Bitcoin Trust ETF（GBTC）分别流出约4.566亿和3.036亿美元。过去30天，美国现货比特币ETF共流出51，726 BTC（近50亿美元），截至6月2日，IBIT持有约786，800 BTC。</w:t>
       </w:r>
     </w:p>
     <w:p>
@@ -1735,7 +1799,7 @@
           <w:b w:val="0"/>
           <w:sz w:val="28"/>
         </w:rPr>
-        <w:t>Strategy在2026年前5个月通过优先股发行筹集了75亿美元，对比特币价格形成强大支撑。但现在公司现金头寸已降至9亿美元，仅够支付6个月的股息。流动性状况明显恶化，但关键财务指标——11%的净杠杆率——反映了公司相对于资产的债务水平。即使比特币跌至30，000美元，其持仓覆盖也应被视为保守。</w:t>
+        <w:t>行业观察人士对抛售压力来源存在分歧。彭博ETF分析师Eric Balchunas表示，长期机构买家（包括ETF和Michael Saylor的Strategy）仍是净增持方，他认为“忘了婴儿潮一代，需要‘找OG们’——他们才是背后推手”。CryptoQuant创始人Ki Young Ju指出，早期持有者和矿工的抛售反映了向美国机构（包括ETF和传统投资者）的供应转移，这可能加强长期需求，即使市场正在远离早期“密码朋克”持有者。</w:t>
       </w:r>
     </w:p>
     <w:p>
@@ -1751,7 +1815,7 @@
           <w:b w:val="0"/>
           <w:sz w:val="28"/>
         </w:rPr>
-        <w:t>Strategy会被迫清算部分比特币吗？短期流动性确实恶化，但其可转债合约中并没有设定迫使清算的底线价格。此外，公司没有禁止以低于市场调整后净资产价值的价格出售MSTR股票。如果债务市场不可用，公司可以选择稀释现有MSTR股东。此举是否被视为弱势并进一步打压MSTR和STRC价格，与杠杆率无关，公司财务依然稳健。</w:t>
+        <w:t>渣打银行数字资产研究主管Geoffrey Kendrick在周四的声明中表示，尽管出现流出，但比特币ETF持仓自2月以来基本稳定，表明市场存在结构性韧性。但他也指出，Strategy出售32 BTC的行为“符合DAT怀疑论者的论点”，时机不佳，加剧了短期看跌叙事。</w:t>
       </w:r>
     </w:p>
     <w:p>
@@ -1767,7 +1831,7 @@
           <w:b w:val="0"/>
           <w:sz w:val="28"/>
         </w:rPr>
-        <w:t>X用户zeroxkyle（《Grand Line》通讯作者）认为，任何Strategy的比特币出售只会加速价格下跌，加剧流动性困境。他提及“死亡螺旋”（doom loop）机制：买家因持续担心大卖家进场而避免加仓。目前无法预测什么能缓解投资者紧张情绪，因为Strategy并未面临迫在眉睫的强制出售风险。</w:t>
+        <w:t>一些市场评论认为，衍生品头寸和交易所活动可能是价格下跌的驱动因素，有限的链上卖盘暗示杠杆和清算可能放大波动性。投资者正关注比特币能否守住60，000美元支撑位，以太坊等其他加密货币也出现大幅下跌，加密总市值蒸发约2万亿美元。</w:t>
       </w:r>
     </w:p>
     <w:p>
@@ -1783,23 +1847,7 @@
           <w:b w:val="0"/>
           <w:sz w:val="28"/>
         </w:rPr>
-        <w:t>优先股股息可随意暂停，尽管会累积后期支付。但只要STRC继续低于100美元交易，且现货交易所交易基金（exchange-traded fund，ETF）保持净卖出，比特币反弹至70，000美元以上的概率就很低。市场焦点正转向60，000美元支撑位，该位置将决定多头命运。</w:t>
-      </w:r>
-    </w:p>
-    <w:p>
-      <w:pPr>
-        <w:pStyle w:val="正文内容"/>
-        <w:spacing w:before="0" w:after="0" w:line="240" w:lineRule="auto"/>
-        <w:ind w:left="0" w:right="0" w:firstLine="560"/>
-        <w:jc w:val="both"/>
-      </w:pPr>
-      <w:r>
-        <w:rPr>
-          <w:rFonts w:ascii="Times New Roman" w:hAnsi="Times New Roman" w:cs="Times New Roman" w:eastAsia="仿宋"/>
-          <w:b w:val="0"/>
-          <w:sz w:val="28"/>
-        </w:rPr>
-        <w:t>总体而言，Strategy的财务结构提供了缓冲，但市场信心受创。比特币能否企稳，取决于Strategy能否恢复买入以及ETF资金流出是否逆转。短期内，投资者需警惕流动性压力和情绪扩散风险。</w:t>
+        <w:t>尽管流出持续，但标准渣打银行的Kendrick认为ETF持仓稳定性表明市场并非完全悲观。然而，MicroStrategy的债务回购和比特币销售引发了是否会出现类似Terra Luna式崩溃的担忧。市场仍在等待更多数据以判断趋势是否会逆转。</w:t>
       </w:r>
     </w:p>
     <w:p>
@@ -1831,7 +1879,7 @@
           <w:b w:val="0"/>
           <w:sz w:val="18"/>
         </w:rPr>
-        <w:t>原文标题：Bitcoin fell 21% after Strategy’s debt buyback news— Is a Terra Luna-style doom loop next？</w:t>
+        <w:t>原文标题：Bitcoin ETFs bleed $4.4B as outflow run extends to 13 trading days</w:t>
       </w:r>
     </w:p>
     <w:p>
@@ -1847,7 +1895,7 @@
           <w:b w:val="0"/>
           <w:sz w:val="18"/>
         </w:rPr>
-        <w:t>原文链接：https://cointelegraph.com/markets/bitcoin-fell-21-after-strategys-debt-buyback-news-is-a-terra-luna-style-doom-loop-next</w:t>
+        <w:t>原文链接：https://cointelegraph.com/news/bitcoin-etfs-4-4-billion-outflows-13-day-streak</w:t>
       </w:r>
     </w:p>
     <w:p>
@@ -1887,7 +1935,7 @@
           <w:b w:val="0"/>
           <w:sz w:val="30"/>
         </w:rPr>
-        <w:t>AtlasCapitalCEO比特币短期或暴跌70%长期目标50万美元</w:t>
+        <w:t>“末日博士”合伙人警告比特币或暴跌70%但长期可达50万美元</w:t>
       </w:r>
     </w:p>
     <w:p>
@@ -1902,7 +1950,7 @@
           <w:b w:val="0"/>
           <w:sz w:val="28"/>
         </w:rPr>
-        <w:t>· Atlas Capital CEO Reza Bundy警告比特币可能在短期内暴跌70%，其预测基于经济学家“末日博士”Nouriel Roubini的数据分析。</w:t>
+        <w:t>· Atlas Capital首席执行官Reza Bundy警告，比特币未来六个月内可能暴跌70%，但长期看涨至15万至50万美元。</w:t>
       </w:r>
     </w:p>
     <w:p>
@@ -1917,7 +1965,7 @@
           <w:b w:val="0"/>
           <w:sz w:val="28"/>
         </w:rPr>
-        <w:t>· 尽管短期悲观，Bundy长期看好比特币，认为其有望涨至15万至50万美元。</w:t>
+        <w:t>· Bundy的悲观预测基于与经济学家Nouriel Roubini（“末日博士”）的分析，认为比特币未成为通胀对冲工具，而是高风险资产。</w:t>
       </w:r>
     </w:p>
     <w:p>
@@ -1932,7 +1980,7 @@
           <w:b w:val="0"/>
           <w:sz w:val="28"/>
         </w:rPr>
-        <w:t>· Bundy指出比特币已沦为高风险资产，与科技股高度联动，未实现通胀对冲功能。</w:t>
+        <w:t>· Bundy提出四种经济情景支撑长期看涨，包括“控制扩张”、“财政主导”、“全球冲突”和“通缩衰退”；同时其公司推出“科技美元”策略。</w:t>
       </w:r>
     </w:p>
     <w:p>
@@ -1948,7 +1996,7 @@
           <w:b w:val="0"/>
           <w:sz w:val="28"/>
         </w:rPr>
-        <w:t>投资咨询公司Atlas Capital首席执行官Reza Bundy近日在巴黎“Proof of Talk”大会上发出悲观警告，认为比特币（Bitcoin， BTC）未来六个月可能暴跌70%，与行业普遍乐观情绪形成鲜明对比。Bundy是与经济学家Nouriel Roubini（以准确预测2008年次贷危机而被称为“末日博士”）的长期批评者，也是业务合作伙伴。</w:t>
+        <w:t>在巴黎举行的Proof of Talk大会上，Atlas Capital首席执行官Reza Bundy接受CoinDesk采访时发出警告：比特币可能在未来六个月内暴跌70%，跌至2.6万至3万美元区间，但长期来看仍有望达到15万至50万美元。Bundy是长期比特币批评者、经济学家Nouriel Roubini（人称“末日博士”）的商业伙伴，其观点与行业普遍乐观情绪形成鲜明对比。</w:t>
       </w:r>
     </w:p>
     <w:p>
@@ -1964,7 +2012,7 @@
           <w:b w:val="0"/>
           <w:sz w:val="28"/>
         </w:rPr>
-        <w:t>Bundy的预测基于Roubini的宏观经济分析，他称比特币可能跌至2.6万至3万美元。若股市出现类似2008年一半的跌幅，比特币的损失将翻倍。截至发稿时，比特币交易价约为6.3万美元，年内已下跌近28%，而标普500指数和纳斯达克指数同期分别上涨约10%和19%。</w:t>
+        <w:t>Bundy的悲观预测直接源于他与Atlas首席经济学家Roubini共同开发的数据和分析。Roubini因准确预测2008年次贷危机而获称“末日博士”，且自2017年比特币牛市以来一直持怀疑态度。他近期在彭博社的采访中重申，比特币是“伪资产类别”和纯粹“投机资产”，缺乏基本面价值和实际应用，不同于黄金等经济对冲工具。Bundy也呼应了这种短期悲观论调，称比特币作为通胀对冲工具已经失败，如今仅是高度波动的风险资产，与科技股同步波动。</w:t>
       </w:r>
     </w:p>
     <w:p>
@@ -1980,7 +2028,7 @@
           <w:b w:val="0"/>
           <w:sz w:val="28"/>
         </w:rPr>
-        <w:t>Roubini长期以来对比特币持否定态度，将其描述为“伪资产类别”和纯粹的“投机资产”，缺乏基本面价值或实际用途。Bundy在短期内呼应了这一悲观预测，称比特币未能像多头声称的那样成为通胀对冲工具，如今只是一种与科技股高度联动的高波动风险资产。</w:t>
+        <w:t>尽管短期看空，Bundy并非永远看跌比特币。他仍相信比特币的“价值储藏（store of value）”逻辑，长期看多。Bundy的长期预测区间为15万至50万美元，这与他的合伙人Roubini立场相左。他的乐观源于比特币作为替代货币的原始承诺——对抗全球政治和货币混乱。Bundy认为，比特币的长期增长将由政府债务上升、央行任意印钞以及对传统货币信任度下降所驱动。</w:t>
       </w:r>
     </w:p>
     <w:p>
@@ -1996,7 +2044,7 @@
           <w:b w:val="0"/>
           <w:sz w:val="28"/>
         </w:rPr>
-        <w:t>Bundy的批评与亿万富翁投资者马克·库班（Mark Cuban）的评论相呼应，后者最近表示已卖出大部分比特币，因为它在地缘政治紧张和美元疲软时期未能起到对冲作用。不过，Bundy并非长期看空者，他仍然相信比特币的“价值储存”叙事，并给出了长期乐观预期。</w:t>
+        <w:t>Bundy勾勒了比特币长期价格的四种经济路径：第一，“控制扩张”（概率40%），全球经济稳定增长和通胀可控，推动比特币至15万至25万美元；第二，“财政主导”（概率25%），政府印钞覆盖债务导致高通胀，稀缺资产受益，比特币可达25万至50万美元；第三，“全球冲突”（概率20%），台湾或中东等地的重大安全冲击引发市场恐慌和价格下跌，但最终凸显比特币作为安全、中性资产的价值；第四，“通缩衰退”（概率15%），信贷冻结令比特币走弱，直到央行注入流动性。</w:t>
       </w:r>
     </w:p>
     <w:p>
@@ -2012,7 +2060,7 @@
           <w:b w:val="0"/>
           <w:sz w:val="28"/>
         </w:rPr>
-        <w:t>Bundy的长期目标价区间为15万至50万美元，这与他的合作伙伴Roubini的观点相左。他的乐观源于比特币的原始承诺——作为一种替代货币，对抗全球政治和货币混乱。他认为，政府债务上升、央行任意印钞以及传统货币信任度下降，将驱动比特币长期增长。</w:t>
+        <w:t>短期内，Bundy认为全球金融危机即将来临。他警告传统股市是即将破裂的泡沫，类似1929年大萧条。这一判断也体现在Atlas Capital的投资策略中，即“科技美元（techno-dollar）”。该策略并非将数字代币与单一贬值政府货币挂钩，而是利用AI驱动分配模型在不同资产间切换，包括黄金、食品、房地产和国防技术。Atlas目前通过纳斯达克上市的ETF（代码USAF）运行该策略，净资产约1800万美元，成立以来回报率8.7%。</w:t>
       </w:r>
     </w:p>
     <w:p>
@@ -2028,7 +2076,7 @@
           <w:b w:val="0"/>
           <w:sz w:val="28"/>
         </w:rPr>
-        <w:t>Bundy描绘了四种经济路径下的比特币价格：1）“控制扩张”（概率40%）：稳定增长和通胀，比特币15万至25万美元；2）“财政主导”（25%）：政府印钞偿债导致高通胀，比特币25万至50万美元；3）“全球冲突”（20%）：重大安全冲击引发恐慌，但最终凸显比特币的避险价值；4）“通缩衰退”（15%）：信贷冻结使比特币疲软，直至央行注入流动性。</w:t>
+        <w:t>Bundy计划本月晚些时候将该策略代币化到公共区块链上。当被问及为何基金不包含比特币时，Bundy表示，尽管他长期看涨，但正在等待他所预测的短期市场崩盘先过去。“我们相信会出现重大股市回调，不想卷入比特币的下跌。一旦修正完成，我们将做出是否纳入的最终决定。”这一表述也留下了未决问题：若比特币如期暴跌，Atlas是否会在低位买入，以及Roubini的持续反对意见是否会影响最终决策。</w:t>
       </w:r>
     </w:p>
     <w:p>
@@ -2044,23 +2092,7 @@
           <w:b w:val="0"/>
           <w:sz w:val="28"/>
         </w:rPr>
-        <w:t>短期内，Bundy认为传统股市是如1929年般的泡沫，Atlas Capital的“techno-dollar”策略通过AI驱动模型在黄金、食品、房地产和防御技术之间切换敞口，而非押注单一贬值货币。该策略目前通过纳斯达克ETF“USAF”运作，自成立以来回报8.7%。Bundy计划本月晚些时候在公链上将其代币化。</w:t>
-      </w:r>
-    </w:p>
-    <w:p>
-      <w:pPr>
-        <w:pStyle w:val="正文内容"/>
-        <w:spacing w:before="0" w:after="0" w:line="240" w:lineRule="auto"/>
-        <w:ind w:left="0" w:right="0" w:firstLine="560"/>
-        <w:jc w:val="both"/>
-      </w:pPr>
-      <w:r>
-        <w:rPr>
-          <w:rFonts w:ascii="Times New Roman" w:hAnsi="Times New Roman" w:cs="Times New Roman" w:eastAsia="仿宋"/>
-          <w:b w:val="0"/>
-          <w:sz w:val="28"/>
-        </w:rPr>
-        <w:t>当被问及为何长期看好比特币却不将其纳入基金时，Bundy表示他正在等待他所预测的短期市场崩盘过去。“我们相信会出现重大的股市修正，不希望卷入比特币的下跌。一旦修正发生，我们将做出是否纳入的最终决定。”</w:t>
+        <w:t>Bundy的警告发生在比特币价格约6.3万美元、年内下跌近28%的背景之下。同期标普500指数上涨10%，纳斯达克指数上涨约19%，比特币表现逊于股市。Bundy认为，如果股市出现类似2008年一半的跌幅，比特币的跌幅将翻倍。这一观点直接关联到比特币作为“数字黄金”叙事的有效性，而许多比特币支持者则强调其长期回报和固定供应量，与Bundy形成鲜明对立。</w:t>
       </w:r>
     </w:p>
     <w:p>
@@ -2125,7 +2157,7 @@
           <w:b w:val="0"/>
           <w:sz w:val="30"/>
         </w:rPr>
-        <w:t>比特币多头命运系于6万美元支撑加密市值蒸发2万亿美元</w:t>
+        <w:t>渣打银行比特币与市场底部之间的三个“如果”</w:t>
       </w:r>
     </w:p>
     <w:p>
@@ -2140,7 +2172,7 @@
           <w:b w:val="0"/>
           <w:sz w:val="28"/>
         </w:rPr>
-        <w:t>· 比特币再现2022年熊市“复制粘贴”行情，本周跌幅超13%为2026年最差。</w:t>
+        <w:t>· 渣打银行数字资产研究全球主管Geoff Kendrick认为比特币底部已近，但需满足三个条件。</w:t>
       </w:r>
     </w:p>
     <w:p>
@@ -2155,7 +2187,7 @@
           <w:b w:val="0"/>
           <w:sz w:val="28"/>
         </w:rPr>
-        <w:t>· 6万美元成为多头最后防线，分析师警告若跌破将引发更大幅度回调。</w:t>
+        <w:t>· 第一个条件：Strategy（MSTR）可能重复2022年操作，在卖出后大量回购，幅度可达此前卖出的100倍。</w:t>
       </w:r>
     </w:p>
     <w:p>
@@ -2170,7 +2202,7 @@
           <w:b w:val="0"/>
           <w:sz w:val="28"/>
         </w:rPr>
-        <w:t>· 加密总市值自去年10月已蒸发逾2万亿美元，空头仍牢牢掌控短期盘面。</w:t>
+        <w:t>· 第二个条件：美国现货比特币ETF（Exchange-Traded Fund，ETF）持仓结构比想象中稳固，累计净流入仍达542亿美元。</w:t>
       </w:r>
     </w:p>
     <w:p>
@@ -2186,7 +2218,7 @@
           <w:b w:val="0"/>
           <w:sz w:val="28"/>
         </w:rPr>
-        <w:t>比特币（Bitcoin，BTC）在6月4日华尔街开盘后回落至64000美元以下，空头持续压制反弹尝试。本周跌幅已达13.5%，创下2026年以来最差周度表现。数据显示，BTC价格已跌至2月初以来的最低水平，在低位触及200周简单移动平均线（200-week simple moving average，200SMA）趋势线。</w:t>
+        <w:t>比特币（Bitcoin，BTC）近期经历剧烈抛售，7天内跌幅达14%，价格跌至2月崩盘以来最低水平，逼近6万美元关键心理位。市场普遍悲观，多数分析师警告若跌破该关口，局势可能进一步恶化。然而，渣打银行（Standard Chartered）全球数字资产研究主管Geoff Kendrick却持不同看法：他认为“底部已近”，但前提是三个关键条件必须兑现。</w:t>
       </w:r>
     </w:p>
     <w:p>
@@ -2202,7 +2234,7 @@
           <w:b w:val="0"/>
           <w:sz w:val="28"/>
         </w:rPr>
-        <w:t>交易员Daan Crypto Trades在X平台总结称，当前走势是“去年10月以来更大下行趋势的延续”，此前在8万美元区域出现的看跌重新测试后价格继续下跌。他指出，市场焦点现在集中在6万美元及其能否维持支撑，同时强调“6.2万美元区域至关重要，且周线200均线也在附近”。</w:t>
+        <w:t>Kendrick的第一支柱参考了MicroStrategy（现更名为Strategy，股票代码MSTR）的历史操作。2022年12月，该公司在卖出比特币后仅两天即购回更多筹码。上周，Strategy卖出32枚BTC，Kendrick预计其将故技重施，甚至可能回购高达3200枚BTC（即卖出量的100倍）。他在邮件中表示，若下周一（6月8日）确认回购，这将被视为底部形成的初步信号。</w:t>
       </w:r>
     </w:p>
     <w:p>
@@ -2218,7 +2250,7 @@
           <w:b w:val="0"/>
           <w:sz w:val="28"/>
         </w:rPr>
-        <w:t>Cointelegraph分析师William Suberg指出，比特币价格行为正“令人难以置信地”复制2022年熊市模式。交易员Rekt Capital在同一日发文称，2022年6月13日比特币在熊市修正期间触及200周均线，而如今2026年熊市中几乎正好四年后再次触及同一均线，比特币周期令人惊叹。</w:t>
+        <w:t>第二支柱聚焦美国现货比特币ETF（Exchange-Traded Fund，ETF）的持仓韧性。尽管过去三周ETF净流出达50亿美元，但Kendrick指出，若从整体看，持有总量几乎未变：自2024年初推出以来，累计净流入仍为542亿美元，与此前高点持平。ETF持仓从68.2万枚BTC降至67.4万枚，“基本无变化”，这让他对ETF结构的信心超过2月恐慌时期。</w:t>
       </w:r>
     </w:p>
     <w:p>
@@ -2234,7 +2266,7 @@
           <w:b w:val="0"/>
           <w:sz w:val="28"/>
         </w:rPr>
-        <w:t>从资产表现看，The Kobeissi Letter指出，自2025年10月以来，加密货币总市值已蒸发超过2万亿美元。TradingView数据显示，短期图表上卖家依然占据上风。评论员Exitpump告诉X平台关注者，每一次反弹都会在币安永续合约订单簿上遇到卖单墙，买单推动时上方总有更多供应压制价格，“目前空头仍处于控制地位”。</w:t>
+        <w:t>第三支柱涉及杠杆清算的尾声。Kendrick统计，交易所已强制平仓价值15亿美元的比特币期货头寸，规模与1月相当。考虑到比特币今年已严重跑输股票市场，剩余可清算的多头杠杆头寸已大幅减少。他据此认为，抛售动能正在衰竭，“底部可能就在附近”。</w:t>
       </w:r>
     </w:p>
     <w:p>
@@ -2250,7 +2282,7 @@
           <w:b w:val="0"/>
           <w:sz w:val="28"/>
         </w:rPr>
-        <w:t>6万美元关口之所以关键，不仅因为其心理整数位，还因为周线200均线（200-week moving average，200周均线）目前位于约61626美元，与6万美元共同构成多重技术支撑。若该防线失守，可能预示着更深度的熊市延续。然而，部分分析师认为四年周期规律暗示比特币有望在触底后展开新一轮上升周期。</w:t>
+        <w:t>Kendrick的判断也得到技术面佐证。比特币当前价格接近200周简单移动平均线（200-week Simple Moving Average，SMA），历史数据显示，此前几次熊市底部均出现在该均线附近。不过过去表现并不能保证未来结果，Kendrick自己也承认，预测精确底部需要太多“如果”。</w:t>
       </w:r>
     </w:p>
     <w:p>
@@ -2266,7 +2298,23 @@
           <w:b w:val="0"/>
           <w:sz w:val="28"/>
         </w:rPr>
-        <w:t>值得注意的是，与2022年相比，当前宏观环境存在诸多差异：全球利率走势、监管政策以及机构参与度均已发生显著变化。另一方面，比特币现货ETF此前的资金持续流出——连续13个交易日净流出44亿美元——加剧了市场压力。Cointelegraph报道强调，本文不构成投资建议，所有投资均存在风险，读者应自行研究。</w:t>
+        <w:t>具体而言，三个条件均存在不确定性：Strategy是否真的会大规模回购？ETF资金流出是否只是暂时停顿？杠杆清算是否已完全出清？Kendrick并未给出确定性答案，而是强调“在当前水平积累比等待确定性更合理”。他展望称：“当我们在2026年底回头看，BTC达10万美元、ETH达4000美元时，会认为现在正是我们想要的那个买入区间。”</w:t>
+      </w:r>
+    </w:p>
+    <w:p>
+      <w:pPr>
+        <w:pStyle w:val="正文内容"/>
+        <w:spacing w:before="0" w:after="0" w:line="240" w:lineRule="auto"/>
+        <w:ind w:left="0" w:right="0" w:firstLine="560"/>
+        <w:jc w:val="both"/>
+      </w:pPr>
+      <w:r>
+        <w:rPr>
+          <w:rFonts w:ascii="Times New Roman" w:hAnsi="Times New Roman" w:cs="Times New Roman" w:eastAsia="仿宋"/>
+          <w:b w:val="0"/>
+          <w:sz w:val="28"/>
+        </w:rPr>
+        <w:t>值得注意的是，这并非孤立观点。CoinDesk此前报道，Polymarket用户曾就Strategy在5月31日前卖出比特币下注，最终争议裁决为“否”。而Kendrick的乐观预期建立在公司行为、ETF结构和市场情绪的三个“如果”之上，这些条件能否全部满足，仍有待下周及未来数周的市场验证。</w:t>
       </w:r>
     </w:p>
     <w:p>
@@ -2282,7 +2330,7 @@
           <w:b w:val="0"/>
           <w:sz w:val="21"/>
         </w:rPr>
-        <w:t>（信息来源：Cointelegraph）</w:t>
+        <w:t>（信息来源：coindesk）</w:t>
       </w:r>
     </w:p>
     <w:p>
@@ -2298,7 +2346,7 @@
           <w:b w:val="0"/>
           <w:sz w:val="18"/>
         </w:rPr>
-        <w:t>原文标题：Bitcoin bulls‘ fate rests on $60K support as crypto erases $2T in market cap</w:t>
+        <w:t>原文标题：Standard Chartered's three ‘Ifs’ that stand between bitcoin and a market low</w:t>
       </w:r>
     </w:p>
     <w:p>
@@ -2314,7 +2362,7 @@
           <w:b w:val="0"/>
           <w:sz w:val="18"/>
         </w:rPr>
-        <w:t>原文链接：https://cointelegraph.com/markets/bitcoin-bulls-fate-rests-on-60k-support-as-sellers-remain-in-control</w:t>
+        <w:t>原文链接：https://www.coindesk.com/daybook-us/2026/06/04/standard-chartered-s-three-ifs-that-stand-between-bitcoin-and-a-market-low</w:t>
       </w:r>
     </w:p>
     <w:sectPr>

--- a/reports/2026/加密货币观察_20260605.docx
+++ b/reports/2026/加密货币观察_20260605.docx
@@ -58,7 +58,7 @@
           <w:b w:val="0"/>
           <w:sz w:val="28"/>
         </w:rPr>
-        <w:t>· 美国比特币储备以“深思熟虑的速度”推进Bessent</w:t>
+        <w:t>· 美国比特币储备以“刻意的速度”推进贝森特</w:t>
       </w:r>
     </w:p>
     <w:p>
@@ -73,7 +73,7 @@
           <w:b w:val="0"/>
           <w:sz w:val="28"/>
         </w:rPr>
-        <w:t>· 摩根大通警告ClarityAct通过窗口收窄稳定币收益争议成关键障碍</w:t>
+        <w:t>· 摩根大通警告美国加密市场结构法案立法窗口正在收窄</w:t>
       </w:r>
     </w:p>
     <w:p>
@@ -103,7 +103,7 @@
           <w:b w:val="0"/>
           <w:sz w:val="28"/>
         </w:rPr>
-        <w:t>· Visa与Brale测试SBC稳定币探索隐私保护的机构结算</w:t>
+        <w:t>· Visa与Brale在CantonNetwork上测试SBC稳定币用于机构结算</w:t>
       </w:r>
     </w:p>
     <w:p>
@@ -118,7 +118,7 @@
           <w:b w:val="0"/>
           <w:sz w:val="28"/>
         </w:rPr>
-        <w:t>· Apex与Archax加入高盛代币化房地产基金GSDAP平台首次落地实物资产代币化</w:t>
+        <w:t>· Zcash因Orchard池关键漏洞紧急暂停交易并修复</w:t>
       </w:r>
     </w:p>
     <w:p>
@@ -148,7 +148,7 @@
           <w:b w:val="0"/>
           <w:sz w:val="28"/>
         </w:rPr>
-        <w:t>· 币安入股Alpaca布局代币化股权赛道重塑传统证券上链格局</w:t>
+        <w:t>· 比特币ETF连续13日流出44亿美元创纪录</w:t>
       </w:r>
     </w:p>
     <w:p>
@@ -163,7 +163,7 @@
           <w:b w:val="0"/>
           <w:sz w:val="28"/>
         </w:rPr>
-        <w:t>· 比特币ETF连续13日净流出44亿美元比特币承压跌超20%</w:t>
+        <w:t>· Kalshi推出美国首支受监管比特币永续合约重塑衍生品格局</w:t>
       </w:r>
     </w:p>
     <w:p>
@@ -193,7 +193,7 @@
           <w:b w:val="0"/>
           <w:sz w:val="28"/>
         </w:rPr>
-        <w:t>· “末日博士”合伙人警告比特币或暴跌70%但长期可达50万美元</w:t>
+        <w:t>· 灰度警告Strategy杠杆比特币模型首遭压力测试</w:t>
       </w:r>
     </w:p>
     <w:p>
@@ -208,7 +208,7 @@
           <w:b w:val="0"/>
           <w:sz w:val="28"/>
         </w:rPr>
-        <w:t>· 渣打银行比特币与市场底部之间的三个“如果”</w:t>
+        <w:t>· “末日博士”合伙人警告比特币短期或暴跌70%长期目标50万美元</w:t>
       </w:r>
     </w:p>
     <w:p>
@@ -263,7 +263,7 @@
           <w:b w:val="0"/>
           <w:sz w:val="28"/>
         </w:rPr>
-        <w:t>· 共和党议员Bryan Steil计划在国会股票禁令法案中加入针对Polymarket和Kalshi等预测市场的条款。</w:t>
+        <w:t>· 共和党众议员 Bryan Steil 表示将提议在国会股票禁令法案中加入针对预测市场（如 Polymarket 和 Kalshi）的条款。</w:t>
       </w:r>
     </w:p>
     <w:p>
@@ -278,7 +278,7 @@
           <w:b w:val="0"/>
           <w:sz w:val="28"/>
         </w:rPr>
-        <w:t>· 该法案目前完全禁止议员及其家属购买新股票，违者面临罚款。</w:t>
+        <w:t>· 现行法案完全禁止议员及其配偶、子女购买新股票，违者将面临最高达投资价值10%的罚款及收益没收。</w:t>
       </w:r>
     </w:p>
     <w:p>
@@ -293,7 +293,7 @@
           <w:b w:val="0"/>
           <w:sz w:val="28"/>
         </w:rPr>
-        <w:t>· 此举紧随联邦对预测市场的打击，包括参议院禁止议员投注和众议院监督调查。</w:t>
+        <w:t>· 此举紧随参议院四月通过禁止议员投注决议、白宫三月指示助手不得参与预测市场之后，众议院监督委员会也已对相关平台展开调查。</w:t>
       </w:r>
     </w:p>
     <w:p>
@@ -309,7 +309,7 @@
           <w:b w:val="0"/>
           <w:sz w:val="28"/>
         </w:rPr>
-        <w:t>共和党议员Bryan Steil（威斯康星州）计划在国会股票禁令法案中加入针对Polymarket和Kalshi等预测市场的条款。Steil在周四的圆桌会议上对记者表示，议员们计划在禁止内幕股票交易的法案中增加措辞，将预测市场平台纳入监管范围。他强调，与议员和公众的交流显示，没有人认为国会议员应该对选举或公共政策进行交易。</w:t>
+        <w:t>2026年6月4日，共和党众议员 Bryan Steil 向媒体透露，他计划在国会股票禁令法案（H.R. 7008）中加入专门针对预测市场（prediction markets）的条款，以覆盖 Polymarket 和 Kalshi 等平台。Steil 表示，在与议员和公众的交流中，他认为没有人会认同国会议员应该对选举或公共政策进行下注交易。</w:t>
       </w:r>
     </w:p>
     <w:p>
@@ -325,7 +325,7 @@
           <w:b w:val="0"/>
           <w:sz w:val="28"/>
         </w:rPr>
-        <w:t>该法案编号为H.R. 7008，旨在全面禁止议员、配偶及家属购买公开交易的股票，并要求在出售股票前至少七天提交公开披露的“出售意向”通知。违规者将面临2000美元或投资价值10%的罚款（取较高者），并没收所有已实现收益。法案于2月提交众议院，但最新版本未明确涵盖数字资产。</w:t>
+        <w:t>该法案 H.R. 7008 目前完全禁止国会议员、配偶及受抚养子女购买公开交易的股票，并要求在出售股票前至少七天公开披露“出售意向通知”。违规者将被处以等同于2000美元或投资价值10%（两者取较高者）的罚款，外加没收所有已实现的收益。法案于今年二月被提交至众议院，但最新版本并未明确覆盖数字资产。</w:t>
       </w:r>
     </w:p>
     <w:p>
@@ -341,7 +341,7 @@
           <w:b w:val="0"/>
           <w:sz w:val="28"/>
         </w:rPr>
-        <w:t>Steil的言论正值立法者对预测市场日益不满之际，他们认为这些平台可能破坏市场诚信或威胁国家安全，常引用一名美国士兵涉嫌在委内瑞拉军事活动上进行交易的事件。该法案自2月通过委员会障碍后一直搁置，现已列入议院日程，可在参议院审议前进行辩论和投票。Steil表示希望众议院能在今年夏天对该法案进行投票。</w:t>
+        <w:t>Steil 担任众议院行政委员会主席，他的表态正值对预测市场日益强烈的抵制浪潮。议员们认为这些平台可能破坏市场诚信或威胁国家安全，经常提及一名美国士兵涉嫌利用军事活动信息在 Venezuela 相关事件上下注的案例。该法案自二月通过委员会审议并列入议会日程后一直搁置，现在可以进入辩论和投票阶段，之后再送交参议院审议。</w:t>
       </w:r>
     </w:p>
     <w:p>
@@ -357,7 +357,7 @@
           <w:b w:val="0"/>
           <w:sz w:val="28"/>
         </w:rPr>
-        <w:t>上月，众议院监督委员会主席James Comer（肯塔基州）对Polymarket和Kalshi展开调查，称“预测市场平台上内幕交易活动的增长模式表明，国会可能需要采取行动”。这是联邦层面针对预测市场的最新举措。此前，参议院于4月通过一项决议，禁止议员使用预测市场平台，这是首个禁止政府官员进行此类投注的重大监管行动。</w:t>
+        <w:t>Steil 表示希望众议院能在今年夏天对该法案进行投票。此前，众议院监督委员会主席 James Comer 于五月下旬启动了对 Polymarket 和 Kalshi 的调查，称“预测市场平台上内幕交易活动的增长模式表明，国会可能有必要采取行动”。</w:t>
       </w:r>
     </w:p>
     <w:p>
@@ -373,7 +373,7 @@
           <w:b w:val="0"/>
           <w:sz w:val="28"/>
         </w:rPr>
-        <w:t>此外，据《华尔街日报》报道，白宫助手在3月被指示不要在预测市场上押注。该指令据称是在总统唐纳德·特朗普通过社交媒体宣布中东停火后一天下达的。这些行动表明，美国政府对预测市场的监管正在从行政分支向立法分支全面扩展。</w:t>
+        <w:t>对立法者使用预测市场的打击行动紧随参议院在四月通过禁止议员参与此类平台投注的决议。这标志着首次针对政府官员进行此类投注的重大监管行动。与此同时，据《华尔街日报》报道，白宫助手在三月份被指示不得在预测市场上进行投注，该指令据说是在特朗普总统通过社交媒体宣布暂停中东冲突的第二天发出的。</w:t>
       </w:r>
     </w:p>
     <w:p>
@@ -389,7 +389,7 @@
           <w:b w:val="0"/>
           <w:sz w:val="28"/>
         </w:rPr>
-        <w:t>Steil推动将预测市场纳入股票禁令法案，反映了立法者对政治博彩影响政策制定完整性的担忧。Polymarket和Kalshi等平台允许用户对选举结果、经济指标等事件下注，可能被用于内幕交易或操纵市场。目前，法案尚未明确如何处理加密货币形式的预测合约，这成为未来审议中的关键未决问题。</w:t>
+        <w:t>目前，法案 H.R. 7008 的修正案具体文本尚未公布。Steil 计划增加的语言将如何界定“预测市场”以及是否会有豁免条款（如对学术研究或小额头寸）尚不清楚。此外，法案在众议院通过后还需参议院批准，而参议院此前已通过自己的决议，因此两院版本可能存在协调问题。</w:t>
       </w:r>
     </w:p>
     <w:p>
@@ -405,7 +405,7 @@
           <w:b w:val="0"/>
           <w:sz w:val="28"/>
         </w:rPr>
-        <w:t>该法案的最终版本可能还需在众议院进行修改，以纳入数字资产和预测市场的具体定义。Steil的提案若通过，将填补现有监管空白，但同时也面临行业反对，批评者认为过度监管将扼杀创新。预计未来数月内，国会将继续就预测市场的合法性和适用范围展开辩论。</w:t>
+        <w:t>业内人士指出，虽然预测市场常被用于选举或政策结果的下注，但其金融属性与股票类似，内幕交易风险确实存在。然而，美国商品期货交易委员会（CFTC）已对 Kalshi 等平台进行监管，国会立法的介入可能引发管辖权重叠。Steil 的修正案若通过，预测市场平台将面临更严格的合规要求。</w:t>
       </w:r>
     </w:p>
     <w:p>
@@ -421,23 +421,7 @@
           <w:b w:val="0"/>
           <w:sz w:val="28"/>
         </w:rPr>
-        <w:t>从更广视角看，此举标志着美国政策制定者正加速应对新兴金融工具带来的挑战。预测市场的监管分歧不仅在于党派之间，也涉及对市场自由与公共利益的权衡。随着2026年中期选举临近，相关立法可能成为影响议员行为透明度的关键议题。</w:t>
-      </w:r>
-    </w:p>
-    <w:p>
-      <w:pPr>
-        <w:pStyle w:val="正文内容"/>
-        <w:spacing w:before="0" w:after="0" w:line="240" w:lineRule="auto"/>
-        <w:ind w:left="0" w:right="0" w:firstLine="560"/>
-        <w:jc w:val="both"/>
-      </w:pPr>
-      <w:r>
-        <w:rPr>
-          <w:rFonts w:ascii="Times New Roman" w:hAnsi="Times New Roman" w:cs="Times New Roman" w:eastAsia="仿宋"/>
-          <w:b w:val="0"/>
-          <w:sz w:val="28"/>
-        </w:rPr>
-        <w:t>当前，法案的推进仍需协调众议院和参议院的不同立场。参议院已率先通过决议，但众议院法案仍待投票。Steil的修正案若能加入，将强化对预测市场的限制，但具体实施细节，如罚款标准和披露要求，仍需进一步明确。观察人士指出，法案能否在今年夏天落地，将取决于两党协商进度及外部事件的影响。</w:t>
+        <w:t>这一立法动向反映出美国政府对预测市场态度的转变：从早期相对宽松的监管，到如今国会和行政部门纷纷出台限制措施。未来数周，随着众议院夏季休会临近，H.R. 7008 是否能够获得投票仍存变数。但 Steil 的声明至少表明，预测市场在华盛顿正成为不可忽视的监管议题。</w:t>
       </w:r>
     </w:p>
     <w:p>
@@ -502,7 +486,7 @@
           <w:b w:val="0"/>
           <w:sz w:val="30"/>
         </w:rPr>
-        <w:t>美国比特币储备以“深思熟虑的速度”推进Bessent</w:t>
+        <w:t>美国比特币储备以“刻意的速度”推进贝森特</w:t>
       </w:r>
     </w:p>
     <w:p>
@@ -517,7 +501,7 @@
           <w:b w:val="0"/>
           <w:sz w:val="28"/>
         </w:rPr>
-        <w:t>· 美国财政部长Scott Bessent在参议院听证会上表示，特朗普总统的比特币战略储备计划正在以“深思熟虑的速度”推进，财政部将采用最佳实践确保其长期可持续性。</w:t>
+        <w:t>· 美国财长Scott Bessent在参议院听证会上表示，特朗普建立的战略比特币储备正在以“刻意的速度（deliberate speed）”推进，并采用“最佳实践”以确保其可持续性。</w:t>
       </w:r>
     </w:p>
     <w:p>
@@ -532,7 +516,7 @@
           <w:b w:val="0"/>
           <w:sz w:val="28"/>
         </w:rPr>
-        <w:t>· Bessent敦促立法者今年夏季通过《数字资产市场清晰度法案》（CLARITY Act），称其对美国在数字资产领域的竞争力“至关重要”。</w:t>
+        <w:t>· 美国目前持有约328，372枚比特币，价值206亿美元，这些比特币均来自刑事和民事没收程序。</w:t>
       </w:r>
     </w:p>
     <w:p>
@@ -547,7 +531,7 @@
           <w:b w:val="0"/>
           <w:sz w:val="28"/>
         </w:rPr>
-        <w:t>· 目前美国政府持有约328，372枚比特币（价值约206亿美元），主要来自刑事和民事没收；参议员Cynthia Lummis盛赞这一进展，称其代表“胜利”。</w:t>
+        <w:t>· Bessent呼吁国会今年夏天通过《数字资产市场清晰法案（CLARITY Act）》，认为这对维护美国在数字资产领域的领导地位至关重要。</w:t>
       </w:r>
     </w:p>
     <w:p>
@@ -563,7 +547,7 @@
           <w:b w:val="0"/>
           <w:sz w:val="28"/>
         </w:rPr>
-        <w:t>美国财政部长Scott Bessent于2026年6月3日在参议院财政委员会听证会上作证，讨论2027年预算及加密货币政策。Bessent表示，财政部正以“深思熟虑的速度（deliberate speed）”推进总统唐纳德·特朗普关于建立战略比特币储备的行政命令。该命令于2025年3月签署，要求财政部制定政府数字资产持有的托管和管理协议。</w:t>
+        <w:t>美国财政部长Scott Bessent于6月3日在参议院财政委员会举行的听证会上表示，特朗普总统关于建立战略比特币储备（strategic Bitcoin reserve）的行政令正在以“刻意的速度”推进。当被问及实施挑战时，Bessent强调政府对此项前所未有的举措采取了有条不紊的方法。他表示：“我们正在确保在进行这一复杂过程时，采用最佳实践，使事情在未来具有持久性。”他补充说，战略比特币储备是“新领域（new ground）”。</w:t>
       </w:r>
     </w:p>
     <w:p>
@@ -579,7 +563,7 @@
           <w:b w:val="0"/>
           <w:sz w:val="28"/>
         </w:rPr>
-        <w:t>在回答关于实施挑战的提问时，Bessent强调了政府对这一前所未有的举措采取的系统性方法。他表示：“我们确保在进行这一复杂过程时，采用最佳实践，使事情在未来具有持久性。”他补充说，战略比特币储备是“新领域（new ground）”。</w:t>
+        <w:t>Bessent进一步解释了该储备的复杂性，称作为美国政府首次以主权身份建立数字资产储备，相关托管和管理协议的制定需要审慎考虑。他提到，财政部正在运用“最佳实践”，以确保储备体系在未来能够经受住考验。这一表态回应了议员们对实施速度和风险控制的关切，也暗示了行政令执行的高标准和严要求。</w:t>
       </w:r>
     </w:p>
     <w:p>
@@ -595,7 +579,7 @@
           <w:b w:val="0"/>
           <w:sz w:val="28"/>
         </w:rPr>
-        <w:t>据BitcoinTreasuries数据，美国政府目前持有328，372枚比特币（BTC），价值约206亿美元，这些资产主要来自刑事和民事没收程序。特朗普于2025年3月签署行政命令，建立了战略比特币储备框架，指示财政部制定政府数字资产持有的托管和管理协议。</w:t>
+        <w:t>截至本次听证会，美国目前持有约328，372枚比特币，按BitcoinTreasuries数据计算，价值约206亿美元。这些比特币全部来自刑事和民事没收资产，尚未动用公共财政资金购买。Bessent的表态表明，政府当前的重心在于完善现有持有资产的管理框架，而非立即启动大规模购买计划。</w:t>
       </w:r>
     </w:p>
     <w:p>
@@ -611,7 +595,7 @@
           <w:b w:val="0"/>
           <w:sz w:val="28"/>
         </w:rPr>
-        <w:t>参议员Cynthia Lummis（怀俄明州共和党）在推文中赞扬了Bessent的发言。Lummis是BITCOIN法案的提出者，该法案授权政府购买多达100万枚比特币。她写道：“几年前，他们称我们的想法为边缘。如今财政部长在参议院财政委员会就建立战略比特币储备和通过CLARITY法案作证。这就是胜利的样子！”</w:t>
+        <w:t>特朗普于2025年3月签署行政令，正式确立战略比特币储备框架，并指示财政部制定政府数字资产持有的托管和管理协议。参议员Cynthia Lummis（共和党-怀俄明州）在听证会后发布推文称赞Bessent的发言。Lummis是《比特币法案（BITCOIN Act）》的提议者，该法案拟授权政府购买至多100万枚比特币。她写道：“几年前，他们称我们的想法是边缘的。今天，财政部长在参议院委员会作证，谈论建立战略比特币储备并通过《清晰法案》。这就是胜利的样子！”</w:t>
       </w:r>
     </w:p>
     <w:p>
@@ -627,7 +611,7 @@
           <w:b w:val="0"/>
           <w:sz w:val="28"/>
         </w:rPr>
-        <w:t>Bessent还倡导就数字资产监管采取立法行动，他将《数字资产市场清晰度法案》（Digital Asset Market Clarity Act，CLARITY Act）视为维持美国在加密货币创新领域领导地位的关键。他对参议员们表示：“将美国最佳实践引入本土非常必要，我们不懈努力托管这些资产，使美国成为全球创新之都。”他补充道：“我期待清晰度法案在今年夏季获得通过。”</w:t>
+        <w:t>除储备进展外，Bessent在听证会上还明确呼吁国会尽快通过《数字资产市场清晰法案（Digital Asset Market Clarity Act，CLARITY Act）》。他将该法案定位为维护美国在加密货币创新领域领导地位的关键立法。Bessent告诉参议员们：“将美国最佳实践引入国内非常必要，我们正在不懈努力，通过托管这些资产，使美国成为世界创新之都。”他特别表示：“我期待今年夏天通过《清晰法案》。”</w:t>
       </w:r>
     </w:p>
     <w:p>
@@ -643,7 +627,7 @@
           <w:b w:val="0"/>
           <w:sz w:val="28"/>
         </w:rPr>
-        <w:t>该法案旨在为数字资产创建全面的监管框架，并明确加密代币何时属于证券或商品监管范畴。上月，参议院银行委员会已投票将该法案推进至全体参议院投票，但面临艰难的通过之路。</w:t>
+        <w:t>CLARITY Act旨在为数字资产建立全面的监管框架，并明确加密代币何时属于证券或商品监管范畴。参议院银行委员会已于上月投票通过将该法案提交参议院全体表决。然而，报道指出该法案在参议院全体表决中面临“充满挑战的通过之路（challenging passage）”，预示着未来立法博弈仍将激烈。</w:t>
       </w:r>
     </w:p>
     <w:p>
@@ -659,7 +643,7 @@
           <w:b w:val="0"/>
           <w:sz w:val="28"/>
         </w:rPr>
-        <w:t>今年4月，白宫加密货币顾问Patrick Witt暗示美国比特币储备将迎来“突破”，同时众议员Nick Begich（阿拉斯加共和党）重新提出了其BITCOIN法案的众议院配套法案，即《美国储备现代化法案》（American Reserves Modernization Act）。</w:t>
+        <w:t>今年4月，白宫加密顾问Patrick Witt曾暗示美国比特币储备可能迎来“突破”。与此同时，众议员Nick Begich（共和党-阿拉斯加州）重新提出了《美国储备现代化法案（American Reserves Modernization Act，ARMA）》，作为Lummis参议院比特币法案的众议院配套版本。5月，ARMA法案的提出进一步推动了将储备计划纳入法律的立法努力，表明国会层面支持力量正在积聚。</w:t>
       </w:r>
     </w:p>
     <w:p>
@@ -675,7 +659,7 @@
           <w:b w:val="0"/>
           <w:sz w:val="28"/>
         </w:rPr>
-        <w:t>国会将储备正式化的努力在5月因ARMA法案的提出而获得动力，该法案旨在将该计划写入法律。目前，围绕比特币储备和数字资产监管的立法博弈仍在持续。</w:t>
+        <w:t>整体来看，Bessent的证词展现了特朗普政府推进比特币储备的审慎态度，同时将CLARITY Act立法作为优先事项。尽管储备的长期机制尚未完全明确，且购买计划存在争议，但政府与国会间的协同动作表明，美国在主权数字资产政策上正从概念走向具体操作。听证会未公布储备的具体实施时间表，也未透露是否会动用财政资金增持比特币，这些问题仍需后续观察。</w:t>
       </w:r>
     </w:p>
     <w:p>
@@ -740,7 +724,7 @@
           <w:b w:val="0"/>
           <w:sz w:val="30"/>
         </w:rPr>
-        <w:t>摩根大通警告ClarityAct通过窗口收窄稳定币收益争议成关键障碍</w:t>
+        <w:t>摩根大通警告美国加密市场结构法案立法窗口正在收窄</w:t>
       </w:r>
     </w:p>
     <w:p>
@@ -755,7 +739,7 @@
           <w:b w:val="0"/>
           <w:sz w:val="28"/>
         </w:rPr>
-        <w:t>· 摩根大通分析师指出，美国加密市场结构法案“清晰法案（Clarity Act）”在中期选举前通过窗口收窄，立法进度可能推迟。</w:t>
+        <w:t>· 摩根大通指出，随着中期选举临近，《清晰法案》今年通过的窗口正在缩小。</w:t>
       </w:r>
     </w:p>
     <w:p>
@@ -770,7 +754,7 @@
           <w:b w:val="0"/>
           <w:sz w:val="28"/>
         </w:rPr>
-        <w:t>· 稳定币能否提供收益成为核心争议，银行业与加密企业立场对立，法案对此的模糊表述加剧分歧。</w:t>
+        <w:t>· 稳定币能否提供收益的争议成为法案推进的主要障碍，银行与加密企业立场对立。</w:t>
       </w:r>
     </w:p>
     <w:p>
@@ -785,7 +769,7 @@
           <w:b w:val="0"/>
           <w:sz w:val="28"/>
         </w:rPr>
-        <w:t>· 若法案限制被动稳定币收益，闲置加密资本可能加速流向代币化国债、货币市场基金和代币化存款。</w:t>
+        <w:t>· 若限制被动型稳定币收益，可能加速闲置加密资本流向代币化国债、货币市场基金和代币化存款。</w:t>
       </w:r>
     </w:p>
     <w:p>
@@ -801,7 +785,7 @@
           <w:b w:val="0"/>
           <w:sz w:val="28"/>
         </w:rPr>
-        <w:t>摩根大通（JPMorgan）在周三发布的报告中警告，随着美国中期选举临近，国会通过加密市场结构法案的时间窗口正在收窄。以Nikolaos Panigirtzoglou为首的分析师写道：“中期选举在即，市场结构法案的立法窗口已缩小，这可能推迟今年加密市场结构改革进程。”该法案即“清晰法案（Clarity Act）”，旨在建立美国首个全面的数字资产联邦监管框架。</w:t>
+        <w:t>摩根大通（JPMorgan）在周三发布的一份报告中警告称，美国拟议的加密市场结构法案《清晰法案》（Clarity Act）今年获得通过的窗口可能已经非常有限。随着国会日程在中期选举前变得紧张，以及围绕稳定币收益的争议持续未决，该法案的立法前景面临多重挑战。分析师团队由Nikolaos Panigirtzoglou领衔，他们在报告中指出，中期选举的临近使得市场结构法案的立法窗口收窄，可能推迟今年在加密市场结构改革方面的进展。</w:t>
       </w:r>
     </w:p>
     <w:p>
@@ -817,7 +801,7 @@
           <w:b w:val="0"/>
           <w:sz w:val="28"/>
         </w:rPr>
-        <w:t>Clarity Act于5月14日通过参议院银行委员会，但后续仍需在参议院全体会议获得60票支持、与众议院版本协调并获总统签署。分析师指出，这些剩余步骤加上银行业日益强烈的反对，降低了该法案今年内生效的预期。选举前达成的妥协与选举后谈判的结果可能大相径庭，政治激励的变化使时间因素尤为关键。</w:t>
+        <w:t>该法案于5月14日通过了参议院银行委员会的审议，但后续仍需在参议院全体会议中获得60票支持，并与众议院版本协调一致，最终由总统签署。这些剩余步骤，加上银行业日益增长的反对声音，已经降低了该法案在今年内获得通过的预期。分析师强调，时机至关重要——中期选举前达成的妥协方案可能与选举后政治激励变化后的结果大相径庭。</w:t>
       </w:r>
     </w:p>
     <w:p>
@@ -833,7 +817,7 @@
           <w:b w:val="0"/>
           <w:sz w:val="28"/>
         </w:rPr>
-        <w:t>Clarity Act被广泛视为加密行业最重要的立法优先事项，因为它将终结加密货币归属美国证券交易委员会（SEC）还是商品期货交易委员会（CFTC）管辖的长期不确定性，以明确规则取代多年来的执法监管。行业支持者认为，监管确定性可解锁机构参与、鼓励投资与创新，并防止加密企业和资本流向海外更成熟的数字资产司法管辖区。</w:t>
+        <w:t>《清晰法案》被广泛视为加密行业最重要的立法优先事项，因为它将建立美国首个数字资产联邦综合监管框架。支持者认为，该法案将解决长期以来关于加密货币归属美国证券交易委员会（SEC）还是商品期货交易委员会（CFTC）监管的不确定性，用明确的规则取代多年的“执法式监管”，涵盖发行方、交易所和投资者。行业倡导者指出，更明确的监管环境有望解锁机构参与、鼓励投资与创新，并将加密企业和资本留在美国，而非流向其他数字资产制度更成熟的市场。</w:t>
       </w:r>
     </w:p>
     <w:p>
@@ -849,7 +833,7 @@
           <w:b w:val="0"/>
           <w:sz w:val="28"/>
         </w:rPr>
-        <w:t>报告指出，当前立法争议核心在于稳定币收益的处理。法案旨在禁止“被动”收益（即稳定币余额产生的利息），但允许与支付、交易、忠诚度计划及交易激励等行为挂钩的奖励。然而，分析团队强调，法案现有措辞在禁止余额利息方面并不像政策制定者暗示的那样明确，这一区别至关重要，因为它决定稳定币能否成为银行存款的替代品。</w:t>
+        <w:t>然而，稳定币收益的处理方式成为核心争议点。摩根大通分析师表示，该法案旨在禁止“被动型”收益，即针对稳定币余额支付的利息，同时允许与支付、交易、忠诚度计划和交易激励等活动挂钩的奖励。但报告指出，法案当前的语言在禁止余额利息方面不如政策制定者暗示的明确。这一区分至关重要，因为它决定了稳定币能否充当银行存款的替代品。</w:t>
       </w:r>
     </w:p>
     <w:p>
@@ -865,7 +849,7 @@
           <w:b w:val="0"/>
           <w:sz w:val="28"/>
         </w:rPr>
-        <w:t>银行机构推动更严格的限制，认为稳定币发行方无需像受监管存款机构那样满足保险、监管和审慎要求。加密企业则寻求更大的灵活性以提供附息产品。摩根大通表示，这一争端已成为法案推进的主要障碍，且仍具政治敏感性。利益相关方在如何界定“被动”收益上存在根本分歧。</w:t>
+        <w:t>银行方面推动更严格的限制，认为稳定币发行方不像受监管的存款机构那样面临相同的保险、监管和审慎要求。加密企业则寻求更大的灵活性以提供收益型产品。摩根大通表示，这一分歧已成为推进法案的主要障碍，且在政治上仍然敏感。如果立法者最终对被动型稳定币收益施加有效限制，该银行预计，闲置加密资本流向代币化国债、数字货币市场基金和代币化存款的趋势将加速。</w:t>
       </w:r>
     </w:p>
     <w:p>
@@ -881,7 +865,7 @@
           <w:b w:val="0"/>
           <w:sz w:val="28"/>
         </w:rPr>
-        <w:t>若立法者最终对被动稳定币收益施加有效限制，摩根大通预计闲置加密资本流向代币化国债、数字货币市场基金和代币化存款的趋势将加速。尽管这一结果可能令主张提供收益稳定币的加密原生企业失望，但法案仍保留了部分基于活动的奖励机制。分析师指出，当前法案文本因未明确禁止余额利息，给解读留下了空间。</w:t>
+        <w:t>尽管这一结果可能令主张收益型稳定币的加密原生企业失望，但法案仍将保留部分基于活动的奖励机制。报告还强调，当前立法文本留有解释空间，因为它并未明确禁止余额利息。这种模糊性意味着法案的实际影响尚不确定，可能取决于后续的监管解释或修正案。</w:t>
       </w:r>
     </w:p>
     <w:p>
@@ -897,7 +881,7 @@
           <w:b w:val="0"/>
           <w:sz w:val="28"/>
         </w:rPr>
-        <w:t>总体而言，Clarity Act的命运悬而未决，稳定币收益条款的拉锯战或成为决定性因素。摩根大通的报告凸显了时间紧迫性与政治复杂性，未来几周国会能否达成妥协将直接影响美国加密监管格局的走向。</w:t>
+        <w:t>摩根大通分析师总结道，如果《清晰法案》今年未能通过，加密市场结构改革将推迟至下一届国会，届时政治格局可能发生改变。考虑到行业对该法案的高度期待，任何拖延都可能加剧市场不确定性，并促使更多加密企业迁往海外。与此同时，围绕稳定币收益的辩论将继续成为立法进程的核心焦点。</w:t>
       </w:r>
     </w:p>
     <w:p>
@@ -985,7 +969,7 @@
           <w:b w:val="0"/>
           <w:sz w:val="30"/>
         </w:rPr>
-        <w:t>Visa与Brale测试SBC稳定币探索隐私保护的机构结算</w:t>
+        <w:t>Visa与Brale在CantonNetwork上测试SBC稳定币用于机构结算</w:t>
       </w:r>
     </w:p>
     <w:p>
@@ -1000,7 +984,7 @@
           <w:b w:val="0"/>
           <w:sz w:val="28"/>
         </w:rPr>
-        <w:t>· Visa与Brale启动概念验证，在Canton Network上测试美元锚定稳定币SBC用于机构结算。</w:t>
+        <w:t>· Visa与Brale启动概念验证，在Canton Network上测试美元稳定币SBC用于机构结算，重点关注隐私保护和可编程性。</w:t>
       </w:r>
     </w:p>
     <w:p>
@@ -1015,7 +999,7 @@
           <w:b w:val="0"/>
           <w:sz w:val="28"/>
         </w:rPr>
-        <w:t>· 测试重点在于隐私区块链能否支持可编程支付，同时让机构控制交易数据可见性。</w:t>
+        <w:t>· 机构结算对交易数据的可见性有严格限制，Canton Network的隐私增强型区块链基础设施可满足这一需求。</w:t>
       </w:r>
     </w:p>
     <w:p>
@@ -1030,7 +1014,7 @@
           <w:b w:val="0"/>
           <w:sz w:val="28"/>
         </w:rPr>
-        <w:t>· Visa稳定币结算试点年化已达70亿美元，本次测试拓展其在合规敏感场景中的应用。</w:t>
+        <w:t>· Visa的稳定币结算战略已扩展至9条区块链，年化运行率达70亿美元，此次测试旨在探索稳定币在受监管金融基础设施中的角色。</w:t>
       </w:r>
     </w:p>
     <w:p>
@@ -1046,7 +1030,7 @@
           <w:b w:val="0"/>
           <w:sz w:val="28"/>
         </w:rPr>
-        <w:t>Visa与稳定币发行商Brale联合启动概念验证，测试基于Canton Network的SBC稳定币在机构结算中的可行性。SBC是Brale发行的美元锚定代币，该试验旨在评估隐私保护的区块链基础设施能否支持机构支付流程，同时让金融机构和支付公司对交易数据的可见性拥有更高控制权。Visa加密业务负责人Cuy Sheffield表示，合作旨在探索如何将可编程性与隐私控制结合，并评估这些能力投入生产环境的条件。</w:t>
+        <w:t>支付巨头Visa与代币化平台Brale联合启动了一项概念验证（Proof-of-Concept，PoC），旨在测试基于Canton Network的机构结算（Institutional Settlement）场景。该测试使用的SBC是一种由Brale发行的美元挂钩稳定币（美元-backed token）。Visa评估SBC作为一种新的机构结算稳定币选项，旨在验证隐私保护型区块链基础设施能否支持受监管机构之间的支付流程，同时让金融机构对交易数据的可见性拥有更多控制权。</w:t>
       </w:r>
     </w:p>
     <w:p>
@@ -1062,7 +1046,7 @@
           <w:b w:val="0"/>
           <w:sz w:val="28"/>
         </w:rPr>
-        <w:t>机构结算对隐私的要求与公开加密转账截然不同。银行、支付公司、资管机构和企业财资部门既需要共享结算轨道，又需限制对手方信息、交易金额和流动性动向的可见度。Canton Network正是围绕隐私保护区块链构建，允许在保持可编程性的同时避免完全公开交易暴露。Visa和Brale将测试SBC能否在更严格的数据控制下实现更快、可编程的结算，而这一场景与零售支付试验截然不同，合规、隐私和可靠性是核心前提。</w:t>
+        <w:t>这一合作反映了稳定币范式的重大转变。美元挂钩代币不再仅被视为加密交易工具，大型支付公司正探索其作为受监管金融基础设施内部结算资产的潜力。传统结算系统在跨境场景下仍存在速度慢、碎片化及成本高昂等问题，而稳定币结合区块链技术有望提供更高效的可编程结算方案。Visa与Brale此次测试旨在评估SBC在满足速度与自动化需求的同时，能否在共享网络中隐藏敏感的商务细节。</w:t>
       </w:r>
     </w:p>
     <w:p>
@@ -1078,7 +1062,7 @@
           <w:b w:val="0"/>
           <w:sz w:val="28"/>
         </w:rPr>
-        <w:t>Visa自2021年启动稳定币结算以来持续扩展相关布局，截至今年4月，其稳定币结算试点的年化运行率已达70亿美元，环比增长50%。试点目前涵盖Arc、Base、Canton、Polygon、Tempo、Avalanche、Ethereum、Solana和Stellar共9条区块链。这一广度表明Visa并非押注单一网络，而是在评估不同区块链环境对机构与支付场景的适配性。SBC的加入为策略增添新维度——将Brale的代币引入专为隐私敏感金融活动设计的网络。</w:t>
+        <w:t>机构结算的要求与公开加密转账截然不同。银行、支付公司、资产管理公司及企业财务团队需要共享的结算轨道，但必须限制对交易对手、金额、流动性变动及商务关系的可见性。Canton Network正是围绕隐私增强型区块链基础设施构建，使机构既能享受可编程性，又能避免交易数据完全公开。Visa与Brale将以此为基础，测试SBC能否在保护敏感数据的前提下实现更快、更可编程的结算。</w:t>
       </w:r>
     </w:p>
     <w:p>
@@ -1094,7 +1078,7 @@
           <w:b w:val="0"/>
           <w:sz w:val="28"/>
         </w:rPr>
-        <w:t>测试反映出稳定币使用场景的深刻转变。美元锚定代币不再仅被视为加密交易工具，大型支付公司正审视其能否在受监管的金融基础设施内充当结算资产，尤其是在传统跨境结算系统缓慢、碎片化且成本高昂的领域。Visa认为稳定币有望成为全球支付的可扩展下一代结算层，而与Brale的概念验证正是将这一主张置于受监管支付基础设施中验证的关键一步。</w:t>
+        <w:t>Visa加密业务负责人Cuy Sheffield表示：“通过与Brale的合作，我们正在探索Canton Network上的SBC如何支持需要可编程性和隐私控制的机构结算用例。这次合作帮助我们评估将这些能力带入生产环境所需的条件。”Sheffield的表述值得注意——该测试并非零售支付实验，而是面向生产级机构结算，合规、隐私和可靠性是任何广泛部署前的核心要求。</w:t>
       </w:r>
     </w:p>
     <w:p>
@@ -1110,7 +1094,7 @@
           <w:b w:val="0"/>
           <w:sz w:val="28"/>
         </w:rPr>
-        <w:t>【意见领袖】Cuy Sheffield指出：“通过我们与Brale的合作，我们正在探索Canton Network上的SBC如何支持需要可编程性和隐私控制的机构结算用例。这次协作帮助我们评估将这些能力引入生产环境所需的要素。”该表述明确将测试定位为面向生产级机构结算，而非零售支付实验，强调了合规、隐私和可靠性在推广前必须满足。</w:t>
+        <w:t>Visa在稳定币结算领域的布局由来已久。自2021年首次支持稳定币结算以来，其稳定币结算试点覆盖范围持续扩大。截至2026年4月，该试点的年化运行率已达70亿美元，较上一季度增长50%。试点目前涵盖9条区块链，包括Arc、Base、Canton、Polygon、Tempo、Avalanche、Ethereum、Solana和Stellar。这一广度表明Visa并未将赌注押在单一网络上，而是在多个区块链环境中测试不同机构与支付场景的可行性。</w:t>
       </w:r>
     </w:p>
     <w:p>
@@ -1126,7 +1110,7 @@
           <w:b w:val="0"/>
           <w:sz w:val="28"/>
         </w:rPr>
-        <w:t>从市场角度看，稳定币总供应量接近3000亿美元，其中USDT约占1880亿美元，USDC约760亿美元，集中度极高。像SBC这样的小型代币需要机构用例、网络支持和可信结算伙伴才能获得关注。Visa支持的概念验证虽不保证采用，但为SBC在机构结算讨论中赋予更清晰角色。对于Brale，合作使其代币进入支付基础设施，而非仅依赖交易所流动性或零售使用。</w:t>
+        <w:t>SBC的加入为Visa战略增添了新维度。Brale发行的美元挂钩代币被引入专门为隐私敏感型金融活动设计的网络。对于Visa而言，该测试有助于判断稳定币能否在需要可编程支付和受限数据可见性的结算流程中发挥作用。Visa认为，稳定币有潜力成为全球支付领域可扩展的下一代结算层。与Brale的概念验证正是将这一论断置于受监管支付基础设施中检验的一步。</w:t>
       </w:r>
     </w:p>
     <w:p>
@@ -1142,7 +1126,39 @@
           <w:b w:val="0"/>
           <w:sz w:val="28"/>
         </w:rPr>
-        <w:t>未决问题依然存在。监管环境与发行人竞争的不确定性尚未消除，支付公司仍在持续建设稳定币能力。Visa的做法表明稳定币正被重新定位——不再是独立加密产品，而是可能嵌入支付流程、财资操作和机构转账网络的结算技术。未来哪些代币能胜出，将取决于流动性、发行人控制、网络兼容性、隐私功能及合规设计等综合因素。</w:t>
+        <w:t>从更广阔的市场视角看，稳定币总供应量已接近3000亿美元，但大多数流动性仍集中于少数发行人——USDT约占1880亿美元，USDC约760亿美元。小型稳定币如SBC需要机构用例、网络支持和可信结算伙伴才能获得市场地位。Visa背书的PoC虽不保证采用，但为SBC在机构结算讨论中赢得了更清晰的角色。对Brale而言，此次合作使其代币嵌入支付基础设施，而非仅在交易所流动性或零售使用中竞争。</w:t>
+      </w:r>
+    </w:p>
+    <w:p>
+      <w:pPr>
+        <w:pStyle w:val="正文内容"/>
+        <w:spacing w:before="0" w:after="0" w:line="240" w:lineRule="auto"/>
+        <w:ind w:left="0" w:right="0" w:firstLine="560"/>
+        <w:jc w:val="both"/>
+      </w:pPr>
+      <w:r>
+        <w:rPr>
+          <w:rFonts w:ascii="Times New Roman" w:hAnsi="Times New Roman" w:cs="Times New Roman" w:eastAsia="仿宋"/>
+          <w:b w:val="0"/>
+          <w:sz w:val="28"/>
+        </w:rPr>
+        <w:t>对Canton Network而言，这一测试增加了另一个机构结算用例，正值隐私增强型区块链试图证明其能服务于受监管金融。整个市场正进入一个更精细的稳定币阶段：机构不会平等对待所有美元代币——流动性、发行人控制、网络兼容性、隐私功能和合规设计将决定哪些稳定币适合结算。即便监管和发行人竞争仍未尘埃落定，支付公司仍在持续建设稳定币能力。Visa的做法表明，稳定币正被当作一种结算技术加以评估，而非孤立的加密产品。</w:t>
+      </w:r>
+    </w:p>
+    <w:p>
+      <w:pPr>
+        <w:pStyle w:val="正文内容"/>
+        <w:spacing w:before="0" w:after="0" w:line="240" w:lineRule="auto"/>
+        <w:ind w:left="0" w:right="0" w:firstLine="560"/>
+        <w:jc w:val="both"/>
+      </w:pPr>
+      <w:r>
+        <w:rPr>
+          <w:rFonts w:ascii="Times New Roman" w:hAnsi="Times New Roman" w:cs="Times New Roman" w:eastAsia="仿宋"/>
+          <w:b w:val="0"/>
+          <w:sz w:val="28"/>
+        </w:rPr>
+        <w:t>未决问题依然存在：SBC能否获得足够流动性与网络效应？Canton Network的隐私特性是否能够满足大型银行的合规审计要求？更广泛地，监管框架的不确定性可能影响稳定币在机构结算中的大规模采用。不过，此次概念验证至少表明，稳定币正从边缘的加密工具逐步走向主流金融基础设施的核心环节。</w:t>
       </w:r>
     </w:p>
     <w:p>
@@ -1207,7 +1223,7 @@
           <w:b w:val="0"/>
           <w:sz w:val="30"/>
         </w:rPr>
-        <w:t>Apex与Archax加入高盛代币化房地产基金GSDAP平台首次落地实物资产代币化</w:t>
+        <w:t>Zcash因Orchard池关键漏洞紧急暂停交易并修复</w:t>
       </w:r>
     </w:p>
     <w:p>
@@ -1222,7 +1238,7 @@
           <w:b w:val="0"/>
           <w:sz w:val="28"/>
         </w:rPr>
-        <w:t>· 高盛GS DAP平台首次用于房地产代币化基金，Apex Group提供基金管理服务，Archax担任托管和初始分销方。</w:t>
+        <w:t>· Zcash因Orchard池的零知识证明电路漏洞紧急暂停交易，后通过紧急升级恢复；漏洞未遭利用，用户隐私未受影响。</w:t>
       </w:r>
     </w:p>
     <w:p>
@@ -1237,7 +1253,7 @@
           <w:b w:val="0"/>
           <w:sz w:val="28"/>
         </w:rPr>
-        <w:t>· 该项目标志着机构级代币化从货币市场基金向房地产等另类资产扩展，多方受监管实体协作确保合规。</w:t>
+        <w:t>· 事件暴露了隐私区块链依赖复杂密码学的操作风险，但社区反应不一，部分用户误解为全网宕机。</w:t>
       </w:r>
     </w:p>
     <w:p>
@@ -1252,7 +1268,7 @@
           <w:b w:val="0"/>
           <w:sz w:val="28"/>
         </w:rPr>
-        <w:t>· 代币化份额基于隐私优先的Canton Network和DAML智能合约语言发行，旨在平衡透明度与可转移性。</w:t>
+        <w:t>· 分析师认为，此次事件对ZEC代币价格影响有限，但长期需关注市场对隐私基础设施脆弱性的信心。</w:t>
       </w:r>
     </w:p>
     <w:p>
@@ -1268,7 +1284,7 @@
           <w:b w:val="0"/>
           <w:sz w:val="28"/>
         </w:rPr>
-        <w:t>Apex Group宣布为一只基于高盛数字资产平台“GS DAP”的代币化房地产基金提供基金管理服务。该基金由高盛、数字资产交易所Archax、房地产投资管理公司LRC Group以及互操作性提供商Ownera共同开发，旨在将传统房地产基金份额以数字代币形式发行，实现链上转移与结算。这是高盛GS DAP平台首次直接涉足房地产代币化领域。</w:t>
+        <w:t>隐私公链Zcash的开发团队近期发现并修复了一个影响Orchard池的关键漏洞。根据Zcash基金会的公告，该漏洞影响Orchard池的零知识证明（zero-knowledge proof，ZKP）电路，可能允许无效的状态转换。基金会强调，没有证据表明该漏洞已被利用，未发现未经授权的价值创造，用户隐私也未受损害。尽管如此，一个涉及核心隐私基础设施的电路级漏洞仍然引发了行业对隐私链安全性的广泛讨论。</w:t>
       </w:r>
     </w:p>
     <w:p>
@@ -1284,7 +1300,7 @@
           <w:b w:val="0"/>
           <w:sz w:val="28"/>
         </w:rPr>
-        <w:t>根据公告，Apex Group担任基金的基金管理人，负责投资者服务、资产净值计算等传统职能，但全部流程基于区块链原生数据。Apex Group全球数字资产主管Agnes Mazurek表示，“代币化要实现机构级规模，依赖于受信任的受监管基础设施。”她补充说，此次参与反映了管理者与投资者对区块链原生解决方案日益增长的需求。</w:t>
+        <w:t>漏洞由独立安全研究员Taylor Hornby在2026年5月29日对Shielded Labs进行协议审计时发现。他随后将问题披露给Zcash Open Development Lab的核心工程师，团队确认漏洞存在并开始准备修复方案。这一过程将私密审计发现转化为协调的网络响应：矿工、交易所、节点运营者、钱包和基础设施提供商需要同步更新软件和共识规则。</w:t>
       </w:r>
     </w:p>
     <w:p>
@@ -1300,7 +1316,7 @@
           <w:b w:val="0"/>
           <w:sz w:val="28"/>
         </w:rPr>
-        <w:t>基金份额通过高盛的数字资产平台GS DAP发行。该平台于2022年推出，基于隐私优先的Canton Network和Digital Asset的智能合约语言DAML构建，支持数字资产的发行、结算、托管和转移。高盛全球数字资产主管Mathew McDermott表示，“在GS DAP上发行区块链原生基金单位，能够精准投资房地产资产，同时解锁未来更顺畅的可转移性。”</w:t>
+        <w:t>修复分为两个步骤执行：Zebra 4.5.3暂时禁用Orchard操作，随后Zebra 5.0.0激活NU6.2升级，以纠正后的电路重新启用Orchard。用户端看到的直接结果是Orchard功能临时暂停，运营者则需优先阻止无效的Orchard状态转换，同时保持更广泛网络连续性。主链在此期间继续运行，而Orchard屏蔽池被临时限制，这种部分禁用状态导致一些用户因基础设施更新延迟而产生困惑，误以为是全网故障。</w:t>
       </w:r>
     </w:p>
     <w:p>
@@ -1316,7 +1332,7 @@
           <w:b w:val="0"/>
           <w:sz w:val="28"/>
         </w:rPr>
-        <w:t>除Apex外，泛欧房地产投资公司LRC Group担任基金管理人，专注于实物资产代币化的Archax交易所担任托管人和初始分销伙伴。互操作性提供商Ownera提供连接发行人、托管人和分销渠道的互通层。这种多方受监管实体协作模式，旨在保留传统基金治理和投资者服务的同时，实现链上操作。</w:t>
+        <w:t>紧急响应在Zcash生态系统中引发了理解上的混乱。区块浏览器显示区块3，364，601的挖掘时间不一致，导致有用户声称Zcash网络已宕机。Zcash Open Development Lab的贡献者Tatyana表示，网络在矿工升级并收敛于新共识规则时经历了“短暂的不稳定期”，并于美国东部时间6月2日凌晨3点左右完全恢复稳定。</w:t>
       </w:r>
     </w:p>
     <w:p>
@@ -1332,7 +1348,7 @@
           <w:b w:val="0"/>
           <w:sz w:val="28"/>
         </w:rPr>
-        <w:t>该基金是高盛在代币化领域的又一落地案例。此前，机构代币化主要集中在货币市场基金、私人信贷及抵押品网络。2026年3月，Apex曾与美国加密货币交易所Coinbase合作，在Base区块链上推出代币化比特币收益基金。摩根大通等投行也通过Kinexys平台扩展支付、抵押品和资产代币化基础设施。</w:t>
+        <w:t>社区成员对宕机说法提出异议。Solana基础设施公司Helius的CEO Mert Mumtaz指出，网络“并未宕机”，部分浏览器应用连接到了错误节点。匿名社区成员Zerodarts表示“区块仍在被挖掘”，大多数区块浏览器需要更新其节点。另一位成员Railgoon则描述了不同情况：Zcash矿工和开发者冻结Orchard屏蔽池以修补漏洞，随后进行硬分叉，他称网络当时“部分故意宕机”，但已恢复。</w:t>
       </w:r>
     </w:p>
     <w:p>
@@ -1348,7 +1364,7 @@
           <w:b w:val="0"/>
           <w:sz w:val="28"/>
         </w:rPr>
-        <w:t>Cointelegraph就基金细节向Apex Group寻求更多信息，截至发稿未获回复。目前，实物资产代币化市场持续增长——伯恩斯坦报告显示，代币化私人信贷等细分市场已飙升至510亿美元。该基金将房地产纳入机构代币化版图，但流动性、估值及二级市场转移等实际问题仍有待验证。</w:t>
+        <w:t>市场反应方面，根据来源引用的数据，Zcash的ZEC代币在触及6337美元的日内高点后短暂跌破600美元至599美元，随后回升至614美元。价格变动相对于技术问题的严重性有限，很可能是因为基金会已声明无利用证据、无未授权价值创造且无隐私泄露。这有助于将事件与资金被盗或供应完整性受损的更严重加密事件区分开来。</w:t>
       </w:r>
     </w:p>
     <w:p>
@@ -1364,7 +1380,23 @@
           <w:b w:val="0"/>
           <w:sz w:val="28"/>
         </w:rPr>
-        <w:t>整体而言，该项目展示了传统金融机构与数字资产生态合作推进实物资产上链的典型路径：强调监管合规、多方角色分工及隐私保护基础设施。随着更多银行和资产管理公司入场，代币化基金有望从固定收益延伸至更广泛的另类资产类别，但市场接纳度和技术整合成本仍是关键挑战。</w:t>
+        <w:t>然而，该事件为追踪隐私币的投资者增加了新的风险层。Zcash的价值主张取决于先进的密码学设计，而Orchard池是其隐私架构的核心。即使直接损害已被控制，该系统的关键漏洞仍可能影响市场情绪。对交易所和基础设施提供商而言，这一事件强化了快速升级准备的必要性，尤其是当只有协议的一部分被禁用而主链仍在活动时，隐私链的专门交易池需要比标准网络宕机更细致的响应。</w:t>
+      </w:r>
+    </w:p>
+    <w:p>
+      <w:pPr>
+        <w:pStyle w:val="正文内容"/>
+        <w:spacing w:before="0" w:after="0" w:line="240" w:lineRule="auto"/>
+        <w:ind w:left="0" w:right="0" w:firstLine="560"/>
+        <w:jc w:val="both"/>
+      </w:pPr>
+      <w:r>
+        <w:rPr>
+          <w:rFonts w:ascii="Times New Roman" w:hAnsi="Times New Roman" w:cs="Times New Roman" w:eastAsia="仿宋"/>
+          <w:b w:val="0"/>
+          <w:sz w:val="28"/>
+        </w:rPr>
+        <w:t>恢复之后，Zcash面临两个对立的认识：负面解读是，复杂的屏蔽系统可能隐藏协议风险；正面解读是，漏洞通过审计发现、披露给核心工程师、通过紧急升级修补，且无确认的利用。对于ZEC而言，下一个考验是用户和基础设施提供商将此次事件视为运营韧性的证据，还是隐私基础设施脆弱性的警示。</w:t>
       </w:r>
     </w:p>
     <w:p>
@@ -1380,7 +1412,7 @@
           <w:b w:val="0"/>
           <w:sz w:val="21"/>
         </w:rPr>
-        <w:t>（信息来源：Cointelegraph）</w:t>
+        <w:t>（信息来源：FinanceFeeds）</w:t>
       </w:r>
     </w:p>
     <w:p>
@@ -1396,7 +1428,7 @@
           <w:b w:val="0"/>
           <w:sz w:val="18"/>
         </w:rPr>
-        <w:t>原文标题：Apex， Archax join Goldman Sachs tokenized real estate fund project</w:t>
+        <w:t>原文标题：Zcash Disables Orchard Pool After Critical Shielded Circuit Bug</w:t>
       </w:r>
     </w:p>
     <w:p>
@@ -1412,7 +1444,7 @@
           <w:b w:val="0"/>
           <w:sz w:val="18"/>
         </w:rPr>
-        <w:t>原文链接：https://cointelegraph.com/news/apex-group-tokenized-real-estate-fund-goldman-sachs</w:t>
+        <w:t>原文链接：https://financefeeds.com/zcash-disables-orchard-pool-after-critical-shielded-circuit-bug/</w:t>
       </w:r>
     </w:p>
     <w:p>
@@ -1452,7 +1484,7 @@
           <w:b w:val="0"/>
           <w:sz w:val="30"/>
         </w:rPr>
-        <w:t>币安入股Alpaca布局代币化股权赛道重塑传统证券上链格局</w:t>
+        <w:t>比特币ETF连续13日流出44亿美元创纪录</w:t>
       </w:r>
     </w:p>
     <w:p>
@@ -1467,7 +1499,7 @@
           <w:b w:val="0"/>
           <w:sz w:val="28"/>
         </w:rPr>
-        <w:t>· Binance通过持有Alpaca战略少数股权，直接嵌入代币化美股与ETF的底层清算管道，后者占据94%的市场份额。</w:t>
+        <w:t>· 美国现货比特币ETF连续13个交易日净流出，累计约44亿美元，创历史最长纪录。</w:t>
       </w:r>
     </w:p>
     <w:p>
@@ -1482,7 +1514,7 @@
           <w:b w:val="0"/>
           <w:sz w:val="28"/>
         </w:rPr>
-        <w:t>· 合作协议设立多层收入共享机制：Binance将获取50%的订单流付费（Payment for Order Flow，PFOF）以及65%的证券借贷净利。</w:t>
+        <w:t>· 贝莱德旗下iShares Bitcoin Trust（IBIT）贡献了约75%的流出量，达33亿美元。</w:t>
       </w:r>
     </w:p>
     <w:p>
@@ -1497,7 +1529,7 @@
           <w:b w:val="0"/>
           <w:sz w:val="28"/>
         </w:rPr>
-        <w:t>· 此举为Binance即将推出的原生代币化美股产品bStocks奠定基础，并使其从竞争对手（如Bitget、Gate、Ondo）的类似业务中获取结构性收益。</w:t>
+        <w:t>· 分析师对抛售驱动因素存在分歧，部分认为长期持有者和矿工卖出是主因，机构囤积者仍持续买入。</w:t>
       </w:r>
     </w:p>
     <w:p>
@@ -1513,7 +1545,7 @@
           <w:b w:val="0"/>
           <w:sz w:val="28"/>
         </w:rPr>
-        <w:t>全球最大数字资产交易所Binance通过一份最新更新的《证券交易条款》披露，其已持有美国自清算经纪商及API基础设施提供商Alpaca的战略少数股权。这一此前未曾公开的企业信息披露，标志着传统证券市场与区块链生态的融合迈出了激进的一步。Alpaca作为获得雄厚资本支持的经纪商，在代币化美国股票与交易所交易基金（ETF）托管领域占据高达94%的市场份额，从而成为现实世界资产（Real-World Asset，RWA）运动的核心枢纽。</w:t>
+        <w:t>美国现货比特币交易所交易基金（ETF）周三录得约3.97亿美元净流出，将连续流出天数延长至13个交易日，累计撤资约44亿美元。根据SoSoValue数据，此轮流出规模已超过2025年2月创下的连续8日流出纪录（当时约32亿美元）。比特币价格自5月15日流出开始以来已下跌约21%，从约8万美元降至6.34万美元（截至发稿时）。</w:t>
       </w:r>
     </w:p>
     <w:p>
@@ -1529,7 +1561,7 @@
           <w:b w:val="0"/>
           <w:sz w:val="28"/>
         </w:rPr>
-        <w:t>根据披露文件，Binance与Alpaca的合作架构远非被动的风险投资配置，而是建立了深度、多层的收益分成引擎。在法律条款下，Binance将通过经由Alpaca系统路由的零售订单，直接获取50%的订单流付费（Payment for Order Flow，PFOF）。在传统股票市场中，PFOF是做市商为执行散户订单而向经纪商支付的补偿，该分成使Binance在加密交易者涉足主流股票时获得即时且高度可扩展的收入流。</w:t>
+        <w:t>贝莱德旗下iShares Bitcoin Trust（IBIT）在此轮流出中占比最大，根据Farside Investors数据，13日内净流出约33亿美元，占总流出量的约75%。富达旗下Fidelity Wise Origin Bitcoin Fund（FBTC）以约4.566亿美元流出位居第二，灰度旗下Grayscale Bitcoin Trust ETF（GBTC）流出约3.036亿美元。</w:t>
       </w:r>
     </w:p>
     <w:p>
@@ -1545,7 +1577,7 @@
           <w:b w:val="0"/>
           <w:sz w:val="28"/>
         </w:rPr>
-        <w:t>协议的第二层机制更深入地切入机构级货币化策略，聚焦于证券借贷利差。当用户股票配置被借给空头时，Binance有权在Alpaca向底层账户持有者支付原生利息后，获取剩余净利润的65%。这一高度倾斜的分成比例，使得Binance不再仅仅是前端推荐入口，而是成为代币化股权领域托管、清算及后端借贷操作的活跃经济参与者。</w:t>
+        <w:t>过去30天内，美国现货比特币ETF共减持51，726枚比特币（价值近50亿美元）。截至6月2日，IBIT持有约78.68万枚比特币，FBTC持有18.177万枚，GBTC持有14.64万枚。资金外流伴随比特币需求急剧萎缩，CryptoQuant研究主管Julio Moreno表示，过去一个月总需求下降约50.1万枚比特币，为2022年5月以来最快月度降幅。</w:t>
       </w:r>
     </w:p>
     <w:p>
@@ -1561,7 +1593,7 @@
           <w:b w:val="0"/>
           <w:sz w:val="28"/>
         </w:rPr>
-        <w:t>股权披露的同时，Binance正借助Alpaca的Broker API大规模扩张多资产产品线，将自身核心应用转型为综合性财富管理平台。通过阿布扎比全球市场（ADGM）牌照框架下的介绍经纪商Nest Trading Limited，Binance已启动每周5天、每天24小时的传统股票交易，覆盖超过7000只美国股票和指数追踪ETF的碎片化份额。用户可使用主流稳定币如USDC和USDT进行买卖，最低投资额仅需5美元。</w:t>
+        <w:t>市场观察人士对抛售压力来源存在分歧。彭博ETF分析师Eric Balchunas指出，包括比特币ETF和Michael Saylor旗下Strategy在内的长期机构买家仍为净囤积者。他表示“忘掉婴儿潮一代吧，需要有人‘给OG们打电话’——他们是这波抛售的幕后推手”。部分市场评论认为，衍生品头寸和交易所活动可能是价格下跌的驱动因素，链上卖出有限，杠杆和清算放大了波动性。</w:t>
       </w:r>
     </w:p>
     <w:p>
@@ -1577,7 +1609,7 @@
           <w:b w:val="0"/>
           <w:sz w:val="28"/>
         </w:rPr>
-        <w:t>这一基础设施布局明确地为Binance即将推出的原生代币化美股产品bStocks提供支撑。bStocks预计在未来数周内上线，是市场高度期待的产品。由于其他数字资产平台如Bitget、Gate和Ondo同样依赖Alpaca的后端API结算其代币化股票发行，Binance的少数股权确保它能从直接竞争对手的业务中提取结构性经济价值。</w:t>
+        <w:t>CryptoQuant创始人Ki Young Ju表示，早期比特币持有者和矿工的近期抛售反映了供应向美国机构（包括ETF和传统投资者）的转移。他认为，所有权转移可能加强长期需求，即使市场正在远离早期的“密码朋克”持有者。渣打银行数字资产研究主管Geoffrey Kendrick则表示，自2月以来比特币ETF持仓基本保持稳定，显示出比预期更强的结构性韧性。</w:t>
       </w:r>
     </w:p>
     <w:p>
@@ -1593,14 +1625,78 @@
           <w:b w:val="0"/>
           <w:sz w:val="28"/>
         </w:rPr>
-        <w:t>通过入股一家在代币化股权领域占据94%垄断地位的受监管实体，Binance实质上为未来可编程、链上传统金融构建了难以逾越的竞争护城河。分析师指出，这一策略不仅巩固了Binance在RWA领域的领导地位，还可能引发监管机构对垂直整合与市场支配地位的关注。目前，关于该股权收购的具体金额及Alpaca的估值尚未公开。</w:t>
+        <w:t>Kendrick还指出，近期公司卖出（如Strategy出售32枚比特币）在短期内强化了看空叙事，时机不佳，因为比特币本已承压。尽管出现流出，部分分析师认为市场结构仍具韧性。此轮抛售与比特币价格跌破6.3万美元同时发生，市场正关注6万美元关键支撑位。</w:t>
       </w:r>
     </w:p>
     <w:p>
       <w:pPr>
-        <w:pStyle w:val="正文内容"/>
+        <w:pStyle w:val="信息来源"/>
+        <w:spacing w:before="50" w:after="100" w:line="240" w:lineRule="auto"/>
+        <w:ind w:left="0" w:right="0" w:firstLine="0"/>
+        <w:jc w:val="right"/>
+      </w:pPr>
+      <w:r>
+        <w:rPr>
+          <w:rFonts w:ascii="Times New Roman" w:hAnsi="Times New Roman" w:cs="Times New Roman" w:eastAsia="仿宋"/>
+          <w:b w:val="0"/>
+          <w:sz w:val="21"/>
+        </w:rPr>
+        <w:t>（信息来源：Cointelegraph）</w:t>
+      </w:r>
+    </w:p>
+    <w:p>
+      <w:pPr>
+        <w:pStyle w:val="原文信息"/>
         <w:spacing w:before="0" w:after="0" w:line="240" w:lineRule="auto"/>
-        <w:ind w:left="0" w:right="0" w:firstLine="560"/>
+        <w:ind w:left="0" w:right="0" w:firstLine="0"/>
+        <w:jc w:val="left"/>
+      </w:pPr>
+      <w:r>
+        <w:rPr>
+          <w:rFonts w:ascii="Times New Roman" w:hAnsi="Times New Roman" w:cs="Times New Roman" w:eastAsia="仿宋"/>
+          <w:b w:val="0"/>
+          <w:sz w:val="18"/>
+        </w:rPr>
+        <w:t>原文标题：Bitcoin ETFs bleed $4.4B as outflow run extends to 13 trading days</w:t>
+      </w:r>
+    </w:p>
+    <w:p>
+      <w:pPr>
+        <w:pStyle w:val="原文信息"/>
+        <w:spacing w:before="0" w:after="0" w:line="240" w:lineRule="auto"/>
+        <w:ind w:left="0" w:right="0" w:firstLine="0"/>
+        <w:jc w:val="left"/>
+      </w:pPr>
+      <w:r>
+        <w:rPr>
+          <w:rFonts w:ascii="Times New Roman" w:hAnsi="Times New Roman" w:cs="Times New Roman" w:eastAsia="仿宋"/>
+          <w:b w:val="0"/>
+          <w:sz w:val="18"/>
+        </w:rPr>
+        <w:t>原文链接：https://cointelegraph.com/news/bitcoin-etfs-4-4-billion-outflows-13-day-streak</w:t>
+      </w:r>
+    </w:p>
+    <w:p/>
+    <w:p>
+      <w:pPr>
+        <w:pStyle w:val="文章一级标题"/>
+        <w:spacing w:before="0" w:after="0" w:line="240" w:lineRule="auto"/>
+        <w:ind w:left="0" w:right="0" w:firstLine="0"/>
+        <w:jc w:val="center"/>
+      </w:pPr>
+      <w:r>
+        <w:rPr>
+          <w:rFonts w:ascii="Times New Roman" w:hAnsi="Times New Roman" w:cs="Times New Roman" w:eastAsia="黑体"/>
+          <w:b w:val="0"/>
+          <w:sz w:val="30"/>
+        </w:rPr>
+        <w:t>Kalshi推出美国首支受监管比特币永续合约重塑衍生品格局</w:t>
+      </w:r>
+    </w:p>
+    <w:p>
+      <w:pPr>
+        <w:spacing w:before="0" w:after="0" w:line="240" w:lineRule="auto"/>
+        <w:ind w:left="0" w:right="0" w:firstLine="0"/>
         <w:jc w:val="both"/>
       </w:pPr>
       <w:r>
@@ -1609,14 +1705,13 @@
           <w:b w:val="0"/>
           <w:sz w:val="28"/>
         </w:rPr>
-        <w:t>【意见领袖】FinTech分析师Karthik Subramanian在本文中指出，Binance的举措“通过嵌入底层清算管道，从竞争对手的类似业务中抽取结构性收益，是RWA领域的关键转折点”。不过，观察人士也注意到，Binance自身仍面临全球多地的监管审查，其通过离岸架构（ADGM）提供传统股票交易的做法，可能引发不同司法管辖区对证券法适用的新争议。</w:t>
+        <w:t>· Kalshi推出美国首个受商品期货交易委员会（CFTC）监管的比特币永续合约，交易代码BTCPERP，填补国内机构资本在数字资产永续合约市场的巨大空白。</w:t>
       </w:r>
     </w:p>
     <w:p>
       <w:pPr>
-        <w:pStyle w:val="正文内容"/>
         <w:spacing w:before="0" w:after="0" w:line="240" w:lineRule="auto"/>
-        <w:ind w:left="0" w:right="0" w:firstLine="560"/>
+        <w:ind w:left="0" w:right="0" w:firstLine="0"/>
         <w:jc w:val="both"/>
       </w:pPr>
       <w:r>
@@ -1625,7 +1720,134 @@
           <w:b w:val="0"/>
           <w:sz w:val="28"/>
         </w:rPr>
-        <w:t>此次战略投资折射出头部交易所从纯加密资产向传统金融基础设施渗透的强烈意愿。随着代币化股权市场规模预期增长，Binance能否在监管合规与商业扩张之间保持平衡，以及bStocks上线后的实际表现，将成为未来数月市场关注的焦点。</w:t>
+        <w:t>· 该合约采用无到期日、现金结算和8小时资金费率机制，实现24/7连续交易，CFTC已发布员工建议以强化风险管理。</w:t>
+      </w:r>
+    </w:p>
+    <w:p>
+      <w:pPr>
+        <w:spacing w:before="0" w:after="0" w:line="240" w:lineRule="auto"/>
+        <w:ind w:left="0" w:right="0" w:firstLine="0"/>
+        <w:jc w:val="both"/>
+      </w:pPr>
+      <w:r>
+        <w:rPr>
+          <w:rFonts w:ascii="Times New Roman" w:hAnsi="Times New Roman" w:cs="Times New Roman" w:eastAsia="仿宋"/>
+          <w:b w:val="0"/>
+          <w:sz w:val="28"/>
+        </w:rPr>
+        <w:t>· Kalshi计划迅速扩展至12种其他数字资产永续合约，与Coinbase等主流交易所形成直接竞争，后者则计划连接Deribit全球流动性池。</w:t>
+      </w:r>
+    </w:p>
+    <w:p>
+      <w:pPr>
+        <w:pStyle w:val="正文内容"/>
+        <w:spacing w:before="0" w:after="0" w:line="240" w:lineRule="auto"/>
+        <w:ind w:left="0" w:right="0" w:firstLine="560"/>
+        <w:jc w:val="both"/>
+      </w:pPr>
+      <w:r>
+        <w:rPr>
+          <w:rFonts w:ascii="Times New Roman" w:hAnsi="Times New Roman" w:cs="Times New Roman" w:eastAsia="仿宋"/>
+          <w:b w:val="0"/>
+          <w:sz w:val="28"/>
+        </w:rPr>
+        <w:t>知名预测市场平台Kalshi已开始直接向美国公众提供比特币永续期货（Bitcoin Perpetual Futures）。这一战略性部署标志着金融史上首个在商品期货交易委员会（Commodity Futures Trading Commission，CFTC）直接监管下清算和上市的真正永续合约诞生。该衍生品交易代码为BTCPERP，代表Kalshi从简单的二元事件合约向全服务、新一代衍生品交易所的激进转型。</w:t>
+      </w:r>
+    </w:p>
+    <w:p>
+      <w:pPr>
+        <w:pStyle w:val="正文内容"/>
+        <w:spacing w:before="0" w:after="0" w:line="240" w:lineRule="auto"/>
+        <w:ind w:left="0" w:right="0" w:firstLine="560"/>
+        <w:jc w:val="both"/>
+      </w:pPr>
+      <w:r>
+        <w:rPr>
+          <w:rFonts w:ascii="Times New Roman" w:hAnsi="Times New Roman" w:cs="Times New Roman" w:eastAsia="仿宋"/>
+          <w:b w:val="0"/>
+          <w:sz w:val="28"/>
+        </w:rPr>
+        <w:t>合规国内永续市场的推出，解決了长期将美国机构资本隔离于数字资产领域最受欢迎交易工具之外的巨大流动性缺口——该缺口规模达数万亿美元。多年来，全球永续掉期市场几乎完全在离岸非监管框架内运营，累计交易量超过90万亿美元。Kalshi将这一快速增长的资产类别安全地带到美国法律保护之下，为国内企业和商业实体提供了高度监管、资本高效的离岸平台替代方案，消除了与非本土平台相关的法律摩擦和交易对手风险。</w:t>
+      </w:r>
+    </w:p>
+    <w:p>
+      <w:pPr>
+        <w:pStyle w:val="正文内容"/>
+        <w:spacing w:before="0" w:after="0" w:line="240" w:lineRule="auto"/>
+        <w:ind w:left="0" w:right="0" w:firstLine="560"/>
+        <w:jc w:val="both"/>
+      </w:pPr>
+      <w:r>
+        <w:rPr>
+          <w:rFonts w:ascii="Times New Roman" w:hAnsi="Times New Roman" w:cs="Times New Roman" w:eastAsia="仿宋"/>
+          <w:b w:val="0"/>
+          <w:sz w:val="28"/>
+        </w:rPr>
+        <w:t>Kalshi的BTCPERP合约核心金融机制旨在为交易者提供直接、无摩擦的比特币价格敞口，无需传统期货的复杂结算规则。与固定月度或季度到期且需要连续展期的传统合约不同，永续合约无到期日，完全以美元法定货币现金结算。合约追踪比特币现货价格，利用每8小时重新计算的嵌入式资金费率（funding rate）机制，使衍生品市价持续锚定全球实物现货指数。</w:t>
+      </w:r>
+    </w:p>
+    <w:p>
+      <w:pPr>
+        <w:pStyle w:val="正文内容"/>
+        <w:spacing w:before="0" w:after="0" w:line="240" w:lineRule="auto"/>
+        <w:ind w:left="0" w:right="0" w:firstLine="560"/>
+        <w:jc w:val="both"/>
+      </w:pPr>
+      <w:r>
+        <w:rPr>
+          <w:rFonts w:ascii="Times New Roman" w:hAnsi="Times New Roman" w:cs="Times New Roman" w:eastAsia="仿宋"/>
+          <w:b w:val="0"/>
+          <w:sz w:val="28"/>
+        </w:rPr>
+        <w:t>为适应数字资产市场不间断、无边界的特点，该产品在每周7天、每天24小时的连续交易循环中运作。这种向不间断、始终在线的清算和结算基础设施的转变，促使CFTC清算与风险部门（Division of Clearing and Risk）发布正式员工建议，要求市场参与者在周末和夜间时段维持稳健的风险管理标准。目前Kalshi使用标准美元抵押品支撑交易池，但系统架构师已完成在本财季稍后整合合规稳定币抵押品的蓝图，以进一步优化机构流动性渠道。</w:t>
+      </w:r>
+    </w:p>
+    <w:p>
+      <w:pPr>
+        <w:pStyle w:val="正文内容"/>
+        <w:spacing w:before="0" w:after="0" w:line="240" w:lineRule="auto"/>
+        <w:ind w:left="0" w:right="0" w:firstLine="560"/>
+        <w:jc w:val="both"/>
+      </w:pPr>
+      <w:r>
+        <w:rPr>
+          <w:rFonts w:ascii="Times New Roman" w:hAnsi="Times New Roman" w:cs="Times New Roman" w:eastAsia="仿宋"/>
+          <w:b w:val="0"/>
+          <w:sz w:val="28"/>
+        </w:rPr>
+        <w:t>Kalshi永续合约平台的成功激活立即在美国金融版图中点燃了一场激烈的市场份额争夺战。Kalshi首席执行官Tarek Mansour将这一历史性推出描述为深刻的观念飞跃，他指出，预测市场是对世界在某一时刻想法的快照，而永续期货则是投资者信心的连续电影。Kalshi正在积极利用其先发监管优势，已提交次级上市申请，计划在另外12种主要数字资产上列出永续合约，明确将自己定位为所有合规加密衍生品交易的默认国内流动性场所。</w:t>
+      </w:r>
+    </w:p>
+    <w:p>
+      <w:pPr>
+        <w:pStyle w:val="正文内容"/>
+        <w:spacing w:before="0" w:after="0" w:line="240" w:lineRule="auto"/>
+        <w:ind w:left="0" w:right="0" w:firstLine="560"/>
+        <w:jc w:val="both"/>
+      </w:pPr>
+      <w:r>
+        <w:rPr>
+          <w:rFonts w:ascii="Times New Roman" w:hAnsi="Times New Roman" w:cs="Times New Roman" w:eastAsia="仿宋"/>
+          <w:b w:val="0"/>
+          <w:sz w:val="28"/>
+        </w:rPr>
+        <w:t>这一激进的扩张战略使Kalshi与主流加密巨头如Coinbase直接且显著地正面交锋。Coinbase同时获得了CFTC批准，可扩大其零售衍生品产品。Coinbase计划通过将美国客户直接接入迪拜衍生品交易所Deribit的现有全球流动性池来扩展其永续功能，而Kalshi则采取截然不同的运营路径——在统一的国内清算框架下从头构建其订单簿。随着传统经纪商和专业电子交易台准备在今夏将这些受监管工具整合到其原生投资组合中，在岸永续合约的到来标志着美国数字资产生态系统的新时代。</w:t>
+      </w:r>
+    </w:p>
+    <w:p>
+      <w:pPr>
+        <w:pStyle w:val="正文内容"/>
+        <w:spacing w:before="0" w:after="0" w:line="240" w:lineRule="auto"/>
+        <w:ind w:left="0" w:right="0" w:firstLine="560"/>
+        <w:jc w:val="both"/>
+      </w:pPr>
+      <w:r>
+        <w:rPr>
+          <w:rFonts w:ascii="Times New Roman" w:hAnsi="Times New Roman" w:cs="Times New Roman" w:eastAsia="仿宋"/>
+          <w:b w:val="0"/>
+          <w:sz w:val="28"/>
+        </w:rPr>
+        <w:t>业界正在密切关注这一对决的演变。Kalshi依靠CFTC直接监管的优势，强调本土清算的合规性和安全性；而Coinbase则借助其庞大的零售用户基础和Deribit的全球流动性深度。未决问题包括：监管机构是否会对永续合约的杠杆率设置上限？Kalshi的稳定币整合计划是否会引发新的监管审查？国内永续合约市场能否吸引足够流动性以挑战离岸市场的主导地位？这些都将影响美国数字资产衍生品市场的未来格局。</w:t>
       </w:r>
     </w:p>
     <w:p>
@@ -1657,7 +1879,7 @@
           <w:b w:val="0"/>
           <w:sz w:val="18"/>
         </w:rPr>
-        <w:t>原文标题：Binance Secures High-Stakes Equity Slice of Alpaca to Corner Tokenized Equity Pipelines</w:t>
+        <w:t>原文标题：Kalshi Shifts Derivatives Landscape by Launching First Regulated U.S. Bitcoin Perpetuals</w:t>
       </w:r>
     </w:p>
     <w:p>
@@ -1673,229 +1895,7 @@
           <w:b w:val="0"/>
           <w:sz w:val="18"/>
         </w:rPr>
-        <w:t>原文链接：https://financefeeds.com/binance-secures-high-stakes-equity-slice-of-alpaca-to-corner-tokenized-equity-pipelines/</w:t>
-      </w:r>
-    </w:p>
-    <w:p/>
-    <w:p>
-      <w:pPr>
-        <w:pStyle w:val="文章一级标题"/>
-        <w:spacing w:before="0" w:after="0" w:line="240" w:lineRule="auto"/>
-        <w:ind w:left="0" w:right="0" w:firstLine="0"/>
-        <w:jc w:val="center"/>
-      </w:pPr>
-      <w:r>
-        <w:rPr>
-          <w:rFonts w:ascii="Times New Roman" w:hAnsi="Times New Roman" w:cs="Times New Roman" w:eastAsia="黑体"/>
-          <w:b w:val="0"/>
-          <w:sz w:val="30"/>
-        </w:rPr>
-        <w:t>比特币ETF连续13日净流出44亿美元比特币承压跌超20%</w:t>
-      </w:r>
-    </w:p>
-    <w:p>
-      <w:pPr>
-        <w:spacing w:before="0" w:after="0" w:line="240" w:lineRule="auto"/>
-        <w:ind w:left="0" w:right="0" w:firstLine="0"/>
-        <w:jc w:val="both"/>
-      </w:pPr>
-      <w:r>
-        <w:rPr>
-          <w:rFonts w:ascii="Times New Roman" w:hAnsi="Times New Roman" w:cs="Times New Roman" w:eastAsia="仿宋"/>
-          <w:b w:val="0"/>
-          <w:sz w:val="28"/>
-        </w:rPr>
-        <w:t>· 美国现货比特币ETF连续13个交易日净流出，累计达44亿美元，创历史最长流出纪录。</w:t>
-      </w:r>
-    </w:p>
-    <w:p>
-      <w:pPr>
-        <w:spacing w:before="0" w:after="0" w:line="240" w:lineRule="auto"/>
-        <w:ind w:left="0" w:right="0" w:firstLine="0"/>
-        <w:jc w:val="both"/>
-      </w:pPr>
-      <w:r>
-        <w:rPr>
-          <w:rFonts w:ascii="Times New Roman" w:hAnsi="Times New Roman" w:cs="Times New Roman" w:eastAsia="仿宋"/>
-          <w:b w:val="0"/>
-          <w:sz w:val="28"/>
-        </w:rPr>
-        <w:t>· 比特币价格自5月15日以来下跌约21%，一度跌破63，000美元。</w:t>
-      </w:r>
-    </w:p>
-    <w:p>
-      <w:pPr>
-        <w:spacing w:before="0" w:after="0" w:line="240" w:lineRule="auto"/>
-        <w:ind w:left="0" w:right="0" w:firstLine="0"/>
-        <w:jc w:val="both"/>
-      </w:pPr>
-      <w:r>
-        <w:rPr>
-          <w:rFonts w:ascii="Times New Roman" w:hAnsi="Times New Roman" w:cs="Times New Roman" w:eastAsia="仿宋"/>
-          <w:b w:val="0"/>
-          <w:sz w:val="28"/>
-        </w:rPr>
-        <w:t>· 贝莱德IBIT占流出总量约75%，分析师对抛售驱动因素存在分歧。</w:t>
-      </w:r>
-    </w:p>
-    <w:p>
-      <w:pPr>
-        <w:pStyle w:val="正文内容"/>
-        <w:spacing w:before="0" w:after="0" w:line="240" w:lineRule="auto"/>
-        <w:ind w:left="0" w:right="0" w:firstLine="560"/>
-        <w:jc w:val="both"/>
-      </w:pPr>
-      <w:r>
-        <w:rPr>
-          <w:rFonts w:ascii="Times New Roman" w:hAnsi="Times New Roman" w:cs="Times New Roman" w:eastAsia="仿宋"/>
-          <w:b w:val="0"/>
-          <w:sz w:val="28"/>
-        </w:rPr>
-        <w:t>美国上市的现货比特币ETF在周三（6月3日）录得3.97亿美元净流出，将连续流出纪录延长至13个交易日，累计流出约44亿美元。根据SoSoValue数据，此次流出规模超过2025年2月创下的八天连续流出纪录（当时约32亿美元）。比特币价格在周四短暂跌破63，000美元，市场情绪持续低迷。</w:t>
-      </w:r>
-    </w:p>
-    <w:p>
-      <w:pPr>
-        <w:pStyle w:val="正文内容"/>
-        <w:spacing w:before="0" w:after="0" w:line="240" w:lineRule="auto"/>
-        <w:ind w:left="0" w:right="0" w:firstLine="560"/>
-        <w:jc w:val="both"/>
-      </w:pPr>
-      <w:r>
-        <w:rPr>
-          <w:rFonts w:ascii="Times New Roman" w:hAnsi="Times New Roman" w:cs="Times New Roman" w:eastAsia="仿宋"/>
-          <w:b w:val="0"/>
-          <w:sz w:val="28"/>
-        </w:rPr>
-        <w:t>自5月15日流出开始以来，比特币已从约80，000美元下跌约21%至约63，400美元（CoinGecko数据）。分析师指出，ETF需求减弱、长期持有者抛售以及矿工压力是可能的原因。CryptoQuant研究主管Julio Moreno表示，整体需求在过去一个月下降了约501，000 BTC，这是自2022年5月以来最快的月度下降，与Terra/Luna崩盘后时期相似。</w:t>
-      </w:r>
-    </w:p>
-    <w:p>
-      <w:pPr>
-        <w:pStyle w:val="正文内容"/>
-        <w:spacing w:before="0" w:after="0" w:line="240" w:lineRule="auto"/>
-        <w:ind w:left="0" w:right="0" w:firstLine="560"/>
-        <w:jc w:val="both"/>
-      </w:pPr>
-      <w:r>
-        <w:rPr>
-          <w:rFonts w:ascii="Times New Roman" w:hAnsi="Times New Roman" w:cs="Times New Roman" w:eastAsia="仿宋"/>
-          <w:b w:val="0"/>
-          <w:sz w:val="28"/>
-        </w:rPr>
-        <w:t>贝莱德的iShares Bitcoin Trust（IBIT）占流出大头，13天内流出约33亿美元，占总流出量的约75%。富达的Fidelity Wise Origin Bitcoin Fund（FBTC）和灰度Grayscale Bitcoin Trust ETF（GBTC）分别流出约4.566亿和3.036亿美元。过去30天，美国现货比特币ETF共流出51，726 BTC（近50亿美元），截至6月2日，IBIT持有约786，800 BTC。</w:t>
-      </w:r>
-    </w:p>
-    <w:p>
-      <w:pPr>
-        <w:pStyle w:val="正文内容"/>
-        <w:spacing w:before="0" w:after="0" w:line="240" w:lineRule="auto"/>
-        <w:ind w:left="0" w:right="0" w:firstLine="560"/>
-        <w:jc w:val="both"/>
-      </w:pPr>
-      <w:r>
-        <w:rPr>
-          <w:rFonts w:ascii="Times New Roman" w:hAnsi="Times New Roman" w:cs="Times New Roman" w:eastAsia="仿宋"/>
-          <w:b w:val="0"/>
-          <w:sz w:val="28"/>
-        </w:rPr>
-        <w:t>行业观察人士对抛售压力来源存在分歧。彭博ETF分析师Eric Balchunas表示，长期机构买家（包括ETF和Michael Saylor的Strategy）仍是净增持方，他认为“忘了婴儿潮一代，需要‘找OG们’——他们才是背后推手”。CryptoQuant创始人Ki Young Ju指出，早期持有者和矿工的抛售反映了向美国机构（包括ETF和传统投资者）的供应转移，这可能加强长期需求，即使市场正在远离早期“密码朋克”持有者。</w:t>
-      </w:r>
-    </w:p>
-    <w:p>
-      <w:pPr>
-        <w:pStyle w:val="正文内容"/>
-        <w:spacing w:before="0" w:after="0" w:line="240" w:lineRule="auto"/>
-        <w:ind w:left="0" w:right="0" w:firstLine="560"/>
-        <w:jc w:val="both"/>
-      </w:pPr>
-      <w:r>
-        <w:rPr>
-          <w:rFonts w:ascii="Times New Roman" w:hAnsi="Times New Roman" w:cs="Times New Roman" w:eastAsia="仿宋"/>
-          <w:b w:val="0"/>
-          <w:sz w:val="28"/>
-        </w:rPr>
-        <w:t>渣打银行数字资产研究主管Geoffrey Kendrick在周四的声明中表示，尽管出现流出，但比特币ETF持仓自2月以来基本稳定，表明市场存在结构性韧性。但他也指出，Strategy出售32 BTC的行为“符合DAT怀疑论者的论点”，时机不佳，加剧了短期看跌叙事。</w:t>
-      </w:r>
-    </w:p>
-    <w:p>
-      <w:pPr>
-        <w:pStyle w:val="正文内容"/>
-        <w:spacing w:before="0" w:after="0" w:line="240" w:lineRule="auto"/>
-        <w:ind w:left="0" w:right="0" w:firstLine="560"/>
-        <w:jc w:val="both"/>
-      </w:pPr>
-      <w:r>
-        <w:rPr>
-          <w:rFonts w:ascii="Times New Roman" w:hAnsi="Times New Roman" w:cs="Times New Roman" w:eastAsia="仿宋"/>
-          <w:b w:val="0"/>
-          <w:sz w:val="28"/>
-        </w:rPr>
-        <w:t>一些市场评论认为，衍生品头寸和交易所活动可能是价格下跌的驱动因素，有限的链上卖盘暗示杠杆和清算可能放大波动性。投资者正关注比特币能否守住60，000美元支撑位，以太坊等其他加密货币也出现大幅下跌，加密总市值蒸发约2万亿美元。</w:t>
-      </w:r>
-    </w:p>
-    <w:p>
-      <w:pPr>
-        <w:pStyle w:val="正文内容"/>
-        <w:spacing w:before="0" w:after="0" w:line="240" w:lineRule="auto"/>
-        <w:ind w:left="0" w:right="0" w:firstLine="560"/>
-        <w:jc w:val="both"/>
-      </w:pPr>
-      <w:r>
-        <w:rPr>
-          <w:rFonts w:ascii="Times New Roman" w:hAnsi="Times New Roman" w:cs="Times New Roman" w:eastAsia="仿宋"/>
-          <w:b w:val="0"/>
-          <w:sz w:val="28"/>
-        </w:rPr>
-        <w:t>尽管流出持续，但标准渣打银行的Kendrick认为ETF持仓稳定性表明市场并非完全悲观。然而，MicroStrategy的债务回购和比特币销售引发了是否会出现类似Terra Luna式崩溃的担忧。市场仍在等待更多数据以判断趋势是否会逆转。</w:t>
-      </w:r>
-    </w:p>
-    <w:p>
-      <w:pPr>
-        <w:pStyle w:val="信息来源"/>
-        <w:spacing w:before="50" w:after="100" w:line="240" w:lineRule="auto"/>
-        <w:ind w:left="0" w:right="0" w:firstLine="0"/>
-        <w:jc w:val="right"/>
-      </w:pPr>
-      <w:r>
-        <w:rPr>
-          <w:rFonts w:ascii="Times New Roman" w:hAnsi="Times New Roman" w:cs="Times New Roman" w:eastAsia="仿宋"/>
-          <w:b w:val="0"/>
-          <w:sz w:val="21"/>
-        </w:rPr>
-        <w:t>（信息来源：Cointelegraph）</w:t>
-      </w:r>
-    </w:p>
-    <w:p>
-      <w:pPr>
-        <w:pStyle w:val="原文信息"/>
-        <w:spacing w:before="0" w:after="0" w:line="240" w:lineRule="auto"/>
-        <w:ind w:left="0" w:right="0" w:firstLine="0"/>
-        <w:jc w:val="left"/>
-      </w:pPr>
-      <w:r>
-        <w:rPr>
-          <w:rFonts w:ascii="Times New Roman" w:hAnsi="Times New Roman" w:cs="Times New Roman" w:eastAsia="仿宋"/>
-          <w:b w:val="0"/>
-          <w:sz w:val="18"/>
-        </w:rPr>
-        <w:t>原文标题：Bitcoin ETFs bleed $4.4B as outflow run extends to 13 trading days</w:t>
-      </w:r>
-    </w:p>
-    <w:p>
-      <w:pPr>
-        <w:pStyle w:val="原文信息"/>
-        <w:spacing w:before="0" w:after="0" w:line="240" w:lineRule="auto"/>
-        <w:ind w:left="0" w:right="0" w:firstLine="0"/>
-        <w:jc w:val="left"/>
-      </w:pPr>
-      <w:r>
-        <w:rPr>
-          <w:rFonts w:ascii="Times New Roman" w:hAnsi="Times New Roman" w:cs="Times New Roman" w:eastAsia="仿宋"/>
-          <w:b w:val="0"/>
-          <w:sz w:val="18"/>
-        </w:rPr>
-        <w:t>原文链接：https://cointelegraph.com/news/bitcoin-etfs-4-4-billion-outflows-13-day-streak</w:t>
+        <w:t>原文链接：https://financefeeds.com/kalshi-shifts-derivatives-landscape-by-launching-first-regulated-u-s-bitcoin-perpetuals/</w:t>
       </w:r>
     </w:p>
     <w:p>
@@ -1935,7 +1935,7 @@
           <w:b w:val="0"/>
           <w:sz w:val="30"/>
         </w:rPr>
-        <w:t>“末日博士”合伙人警告比特币或暴跌70%但长期可达50万美元</w:t>
+        <w:t>灰度警告Strategy杠杆比特币模型首遭压力测试</w:t>
       </w:r>
     </w:p>
     <w:p>
@@ -1950,7 +1950,7 @@
           <w:b w:val="0"/>
           <w:sz w:val="28"/>
         </w:rPr>
-        <w:t>· Atlas Capital首席执行官Reza Bundy警告，比特币未来六个月内可能暴跌70%，但长期看涨至15万至50万美元。</w:t>
+        <w:t>· Strategy首次出售32枚比特币，引发BTC下跌16%，其优先股STRC跌至折价。</w:t>
       </w:r>
     </w:p>
     <w:p>
@@ -1965,7 +1965,7 @@
           <w:b w:val="0"/>
           <w:sz w:val="28"/>
         </w:rPr>
-        <w:t>· Bundy的悲观预测基于与经济学家Nouriel Roubini（“末日博士”）的分析，认为比特币未成为通胀对冲工具，而是高风险资产。</w:t>
+        <w:t>· 灰度研究主管Zach Pandl警告，杠杆模式受压可能限制Strategy未来增持BTC，甚至迫使进一步抛售。</w:t>
       </w:r>
     </w:p>
     <w:p>
@@ -1980,7 +1980,7 @@
           <w:b w:val="0"/>
           <w:sz w:val="28"/>
         </w:rPr>
-        <w:t>· Bundy提出四种经济情景支撑长期看涨，包括“控制扩张”、“财政主导”、“全球冲突”和“通缩衰退”；同时其公司推出“科技美元”策略。</w:t>
+        <w:t>· 其他分析师认为，出售带来的灵活性或优于市场悲观预期。</w:t>
       </w:r>
     </w:p>
     <w:p>
@@ -1996,7 +1996,7 @@
           <w:b w:val="0"/>
           <w:sz w:val="28"/>
         </w:rPr>
-        <w:t>在巴黎举行的Proof of Talk大会上，Atlas Capital首席执行官Reza Bundy接受CoinDesk采访时发出警告：比特币可能在未来六个月内暴跌70%，跌至2.6万至3万美元区间，但长期来看仍有望达到15万至50万美元。Bundy是长期比特币批评者、经济学家Nouriel Roubini（人称“末日博士”）的商业伙伴，其观点与行业普遍乐观情绪形成鲜明对比。</w:t>
+        <w:t>Strategy（前MicroStrategy）于6月初首次出售了32枚比特币（Bitcoin，BTC），虽然仅占其84.37万枚总持仓的极小部分，却引发了市场剧烈抛售。Cointelegraph援引灰度（Grayscale）研究主管Zach Pandl的观点指出，这一举动打击了市场情绪，BTC自出售以来已下跌16%，Strategy股票STRC也跌至两月低点126美元。Pandl在6月4日发布的研究中警告，Strategy的杠杆比特币模型（leveraged Bitcoin model）正在承受压力。</w:t>
       </w:r>
     </w:p>
     <w:p>
@@ -2012,7 +2012,7 @@
           <w:b w:val="0"/>
           <w:sz w:val="28"/>
         </w:rPr>
-        <w:t>Bundy的悲观预测直接源于他与Atlas首席经济学家Roubini共同开发的数据和分析。Roubini因准确预测2008年次贷危机而获称“末日博士”，且自2017年比特币牛市以来一直持怀疑态度。他近期在彭博社的采访中重申，比特币是“伪资产类别”和纯粹“投机资产”，缺乏基本面价值和实际应用，不同于黄金等经济对冲工具。Bundy也呼应了这种短期悲观论调，称比特币作为通胀对冲工具已经失败，如今仅是高度波动的风险资产，与科技股同步波动。</w:t>
+        <w:t>Strategy的杠杆模型借助其优先股Stretch（STRC）实现。STRC面值约100美元，年股息率11.5%，但目前交易价格仅95美元左右，意味着投资者要求更高的回报率。Pandl解释，若Strategy被迫提高股息以恢复STRC面值，将增加现金支出，进而可能迫使其出售更多BTC，形成价格下跌的负反馈循环。Strategy此前通过发行股票和优先股融资大量购买BTC，其资产负债表杠杆较高。</w:t>
       </w:r>
     </w:p>
     <w:p>
@@ -2028,7 +2028,7 @@
           <w:b w:val="0"/>
           <w:sz w:val="28"/>
         </w:rPr>
-        <w:t>尽管短期看空，Bundy并非永远看跌比特币。他仍相信比特币的“价值储藏（store of value）”逻辑，长期看多。Bundy的长期预测区间为15万至50万美元，这与他的合伙人Roubini立场相左。他的乐观源于比特币作为替代货币的原始承诺——对抗全球政治和货币混乱。Bundy认为，比特币的长期增长将由政府债务上升、央行任意印钞以及对传统货币信任度下降所驱动。</w:t>
+        <w:t>Pandl进一步指出，在当前STRC和MSTR的股价水平下，Strategy“增持更多代币的能力有限”。他代表灰度表示：“长期来看，杠杆数字资产国库（Digital Asset Treasury，DAT）资产负债表上的BTC减少，而多元化公司资产负债表上的BTC增加，将更为健康。”这暗示杠杆模式可能导致市场波动加剧，并削弱Strategy作为最大BTC持有者的购买力。</w:t>
       </w:r>
     </w:p>
     <w:p>
@@ -2044,7 +2044,7 @@
           <w:b w:val="0"/>
           <w:sz w:val="28"/>
         </w:rPr>
-        <w:t>Bundy勾勒了比特币长期价格的四种经济路径：第一，“控制扩张”（概率40%），全球经济稳定增长和通胀可控，推动比特币至15万至25万美元；第二，“财政主导”（概率25%），政府印钞覆盖债务导致高通胀，稀缺资产受益，比特币可达25万至50万美元；第三，“全球冲突”（概率20%），台湾或中东等地的重大安全冲击引发市场恐慌和价格下跌，但最终凸显比特币作为安全、中性资产的价值；第四，“通缩衰退”（概率15%），信贷冻结令比特币走弱，直到央行注入流动性。</w:t>
+        <w:t>市场对此反应激烈。自出售消息公布后，BTC加速下行，STRC股价同步下跌。Pandl警告，杠杆模式受压不仅影响Strategy本身，也放大了整个比特币市场的波动性。“Strategy的杠杆商业模式面临压力，这增加了BTC市场的整体波动，”他说。Goldbug Peter Schiff也在社交媒体上呼应，认为若强制提高股息，Strategy将更快耗尽现金，迫使提前出售BTC。</w:t>
       </w:r>
     </w:p>
     <w:p>
@@ -2060,7 +2060,7 @@
           <w:b w:val="0"/>
           <w:sz w:val="28"/>
         </w:rPr>
-        <w:t>短期内，Bundy认为全球金融危机即将来临。他警告传统股市是即将破裂的泡沫，类似1929年大萧条。这一判断也体现在Atlas Capital的投资策略中，即“科技美元（techno-dollar）”。该策略并非将数字代币与单一贬值政府货币挂钩，而是利用AI驱动分配模型在不同资产间切换，包括黄金、食品、房地产和国防技术。Atlas目前通过纳斯达克上市的ETF（代码USAF）运行该策略，净资产约1800万美元，成立以来回报率8.7%。</w:t>
+        <w:t>并非所有观点都倾向于悲观。加密货币软件公司SignalPlus的合伙人Augustine Fan对Cointelegraph表示，市场将抛售归咎于Strategy的出售和STRC折价，但“现实是，即使最坚定的支持者也难以找到结构性看多的理由”。他认为焦点应转向MSTR的流动性管理，观察Michael Saylor如何在股息支付与数字资产持仓之间取得平衡。</w:t>
       </w:r>
     </w:p>
     <w:p>
@@ -2076,7 +2076,7 @@
           <w:b w:val="0"/>
           <w:sz w:val="28"/>
         </w:rPr>
-        <w:t>Bundy计划本月晚些时候将该策略代币化到公共区块链上。当被问及为何基金不包含比特币时，Bundy表示，尽管他长期看涨，但正在等待他所预测的短期市场崩盘先过去。“我们相信会出现重大股市回调，不想卷入比特币的下跌。一旦修正完成，我们将做出是否纳入的最终决定。”这一表述也留下了未决问题：若比特币如期暴跌，Atlas是否会在低位买入，以及Roubini的持续反对意见是否会影响最终决策。</w:t>
+        <w:t>CoinEx首席分析师Jeff Ko则持相对建设性态度。他认为Strategy首次出售比特币是本周抛售的“重要心理触发因素”，但此举比市场反应更具建设性，因为它给予公司更大的灵活性。“围绕出售比特币的更大灵活性，能够帮助Strategy更谨慎地管理资产负债表风险，而非在市场条件下强迫自己执行单向积累策略，”Ko表示。</w:t>
       </w:r>
     </w:p>
     <w:p>
@@ -2092,7 +2092,229 @@
           <w:b w:val="0"/>
           <w:sz w:val="28"/>
         </w:rPr>
-        <w:t>Bundy的警告发生在比特币价格约6.3万美元、年内下跌近28%的背景之下。同期标普500指数上涨10%，纳斯达克指数上涨约19%，比特币表现逊于股市。Bundy认为，如果股市出现类似2008年一半的跌幅，比特币的跌幅将翻倍。这一观点直接关联到比特币作为“数字黄金”叙事的有效性，而许多比特币支持者则强调其长期回报和固定供应量，与Bundy形成鲜明对立。</w:t>
+        <w:t>当前未决问题在于，Strategy能否在维持杠杆模型的同时避免陷入流动性危机。随着STRC持续折价交易，市场密切关注其是否调整股息率，以及Michael Saylor如何协调BTC持仓与股东回报之间的关系。尽管灰度警告了杠杆风险，但部分分析师仍认为，适度的出售策略或为长期健康奠定基础。</w:t>
+      </w:r>
+    </w:p>
+    <w:p>
+      <w:pPr>
+        <w:pStyle w:val="信息来源"/>
+        <w:spacing w:before="50" w:after="100" w:line="240" w:lineRule="auto"/>
+        <w:ind w:left="0" w:right="0" w:firstLine="0"/>
+        <w:jc w:val="right"/>
+      </w:pPr>
+      <w:r>
+        <w:rPr>
+          <w:rFonts w:ascii="Times New Roman" w:hAnsi="Times New Roman" w:cs="Times New Roman" w:eastAsia="仿宋"/>
+          <w:b w:val="0"/>
+          <w:sz w:val="21"/>
+        </w:rPr>
+        <w:t>（信息来源：Cointelegraph）</w:t>
+      </w:r>
+    </w:p>
+    <w:p>
+      <w:pPr>
+        <w:pStyle w:val="原文信息"/>
+        <w:spacing w:before="0" w:after="0" w:line="240" w:lineRule="auto"/>
+        <w:ind w:left="0" w:right="0" w:firstLine="0"/>
+        <w:jc w:val="left"/>
+      </w:pPr>
+      <w:r>
+        <w:rPr>
+          <w:rFonts w:ascii="Times New Roman" w:hAnsi="Times New Roman" w:cs="Times New Roman" w:eastAsia="仿宋"/>
+          <w:b w:val="0"/>
+          <w:sz w:val="18"/>
+        </w:rPr>
+        <w:t>原文标题：Strategy’s leveraged Bitcoin model has faced its first stress test： Grayscale</w:t>
+      </w:r>
+    </w:p>
+    <w:p>
+      <w:pPr>
+        <w:pStyle w:val="原文信息"/>
+        <w:spacing w:before="0" w:after="0" w:line="240" w:lineRule="auto"/>
+        <w:ind w:left="0" w:right="0" w:firstLine="0"/>
+        <w:jc w:val="left"/>
+      </w:pPr>
+      <w:r>
+        <w:rPr>
+          <w:rFonts w:ascii="Times New Roman" w:hAnsi="Times New Roman" w:cs="Times New Roman" w:eastAsia="仿宋"/>
+          <w:b w:val="0"/>
+          <w:sz w:val="18"/>
+        </w:rPr>
+        <w:t>原文链接：https://cointelegraph.com/news/strategys-leveraged-bitcoin-model-faces-first-stress-test-grayscale</w:t>
+      </w:r>
+    </w:p>
+    <w:p/>
+    <w:p>
+      <w:pPr>
+        <w:pStyle w:val="文章一级标题"/>
+        <w:spacing w:before="0" w:after="0" w:line="240" w:lineRule="auto"/>
+        <w:ind w:left="0" w:right="0" w:firstLine="0"/>
+        <w:jc w:val="center"/>
+      </w:pPr>
+      <w:r>
+        <w:rPr>
+          <w:rFonts w:ascii="Times New Roman" w:hAnsi="Times New Roman" w:cs="Times New Roman" w:eastAsia="黑体"/>
+          <w:b w:val="0"/>
+          <w:sz w:val="30"/>
+        </w:rPr>
+        <w:t>“末日博士”合伙人警告比特币短期或暴跌70%长期目标50万美元</w:t>
+      </w:r>
+    </w:p>
+    <w:p>
+      <w:pPr>
+        <w:spacing w:before="0" w:after="0" w:line="240" w:lineRule="auto"/>
+        <w:ind w:left="0" w:right="0" w:firstLine="0"/>
+        <w:jc w:val="both"/>
+      </w:pPr>
+      <w:r>
+        <w:rPr>
+          <w:rFonts w:ascii="Times New Roman" w:hAnsi="Times New Roman" w:cs="Times New Roman" w:eastAsia="仿宋"/>
+          <w:b w:val="0"/>
+          <w:sz w:val="28"/>
+        </w:rPr>
+        <w:t>· Atlas Capital首席执行官Reza Bundy预测比特币在未来六个月内可能暴跌70%，跌至26，000至30，000美元区间，但长期看涨至150，000至500，000美元。</w:t>
+      </w:r>
+    </w:p>
+    <w:p>
+      <w:pPr>
+        <w:spacing w:before="0" w:after="0" w:line="240" w:lineRule="auto"/>
+        <w:ind w:left="0" w:right="0" w:firstLine="0"/>
+        <w:jc w:val="both"/>
+      </w:pPr>
+      <w:r>
+        <w:rPr>
+          <w:rFonts w:ascii="Times New Roman" w:hAnsi="Times New Roman" w:cs="Times New Roman" w:eastAsia="仿宋"/>
+          <w:b w:val="0"/>
+          <w:sz w:val="28"/>
+        </w:rPr>
+        <w:t>· Bundy的预测基于与“末日博士”Nouriel Roubini合作开发的宏观模型，他认为比特币作为通胀对冲已经失败，当前更像与科技股高度联动的风险资产。</w:t>
+      </w:r>
+    </w:p>
+    <w:p>
+      <w:pPr>
+        <w:spacing w:before="0" w:after="0" w:line="240" w:lineRule="auto"/>
+        <w:ind w:left="0" w:right="0" w:firstLine="0"/>
+        <w:jc w:val="both"/>
+      </w:pPr>
+      <w:r>
+        <w:rPr>
+          <w:rFonts w:ascii="Times New Roman" w:hAnsi="Times New Roman" w:cs="Times New Roman" w:eastAsia="仿宋"/>
+          <w:b w:val="0"/>
+          <w:sz w:val="28"/>
+        </w:rPr>
+        <w:t>· Bundy的长期看涨逻辑基于四种全球经济情景，包括政府债务膨胀、央行印钞和传统货币信任度下降，同时其管理的“技术美元”策略基金暂未纳入比特币，等待市场崩盘后再做决定。</w:t>
+      </w:r>
+    </w:p>
+    <w:p>
+      <w:pPr>
+        <w:pStyle w:val="正文内容"/>
+        <w:spacing w:before="0" w:after="0" w:line="240" w:lineRule="auto"/>
+        <w:ind w:left="0" w:right="0" w:firstLine="560"/>
+        <w:jc w:val="both"/>
+      </w:pPr>
+      <w:r>
+        <w:rPr>
+          <w:rFonts w:ascii="Times New Roman" w:hAnsi="Times New Roman" w:cs="Times New Roman" w:eastAsia="仿宋"/>
+          <w:b w:val="0"/>
+          <w:sz w:val="28"/>
+        </w:rPr>
+        <w:t>在巴黎Proof of Talk大会上，投资咨询公司Atlas Capital首席执行官Reza Bundy向CoinDesk发出了严峻的宏观警告：比特币（Bitcoin，BTC）可能在六个月内暴跌70%，跌至26，000至30，000美元区间。这一预测与市场普遍乐观情绪截然相反，但Bundy并非长期看空——他同时认为比特币最终将攀升至150，000至500，000美元。Bundy是长期比特币批评者、有“末日博士”之称的经济学家Nouriel Roubini的商业伙伴，其观点融合了Roubini式的短期悲观与对比特币原始叙事的长期信仰。</w:t>
+      </w:r>
+    </w:p>
+    <w:p>
+      <w:pPr>
+        <w:pStyle w:val="正文内容"/>
+        <w:spacing w:before="0" w:after="0" w:line="240" w:lineRule="auto"/>
+        <w:ind w:left="0" w:right="0" w:firstLine="560"/>
+        <w:jc w:val="both"/>
+      </w:pPr>
+      <w:r>
+        <w:rPr>
+          <w:rFonts w:ascii="Times New Roman" w:hAnsi="Times New Roman" w:cs="Times New Roman" w:eastAsia="仿宋"/>
+          <w:b w:val="0"/>
+          <w:sz w:val="28"/>
+        </w:rPr>
+        <w:t>Bundy指出，比特币的暴跌“可能高达70%”，目标价位在26，000至30，000美元。他警告称，若股市重演类似2008年的崩盘（即使跌幅仅为一半），比特币的损失将翻倍。截至报道时，比特币交易价约63，000美元，年内已下跌近28%；而标准普尔500指数上涨10%，纳斯达克指数涨幅约19%，表现明显优于加密货币。Bundy的悲观预测直接基于其首席经济学家Roubini的数据分析——Roubini因准确预测2008年次贷危机而被称为“末日博士”，他自2017年比特币牛市以来一直持反对立场，近期更在彭博上重申比特币是“伪资产类别”和纯粹投机工具。</w:t>
+      </w:r>
+    </w:p>
+    <w:p>
+      <w:pPr>
+        <w:pStyle w:val="正文内容"/>
+        <w:spacing w:before="0" w:after="0" w:line="240" w:lineRule="auto"/>
+        <w:ind w:left="0" w:right="0" w:firstLine="560"/>
+        <w:jc w:val="both"/>
+      </w:pPr>
+      <w:r>
+        <w:rPr>
+          <w:rFonts w:ascii="Times New Roman" w:hAnsi="Times New Roman" w:cs="Times New Roman" w:eastAsia="仿宋"/>
+          <w:b w:val="0"/>
+          <w:sz w:val="28"/>
+        </w:rPr>
+        <w:t>尽管Roubini长期看衰，Bundy却与其短期观点保持一致，但长期立场存在分歧。Bundy认为，比特币未能如多头所宣称的那样成为通胀对冲，反而沦为与科技股同向波动的高波动风险资产。他指出，这种特性在近期地缘政治压力和美元走弱期间暴露无遗——亿万富翁投资者Mark Cuban近期也因类似理由抛售了大部分比特币。不过，Bundy强调自己并非“永久看空者”，他仍坚信比特币的“价值储存”逻辑，长期看涨至150，000至250，000美元（在“受控扩张”情景下），甚至250，000至500，000美元（在“财政主导”情景下）。</w:t>
+      </w:r>
+    </w:p>
+    <w:p>
+      <w:pPr>
+        <w:pStyle w:val="正文内容"/>
+        <w:spacing w:before="0" w:after="0" w:line="240" w:lineRule="auto"/>
+        <w:ind w:left="0" w:right="0" w:firstLine="560"/>
+        <w:jc w:val="both"/>
+      </w:pPr>
+      <w:r>
+        <w:rPr>
+          <w:rFonts w:ascii="Times New Roman" w:hAnsi="Times New Roman" w:cs="Times New Roman" w:eastAsia="仿宋"/>
+          <w:b w:val="0"/>
+          <w:sz w:val="28"/>
+        </w:rPr>
+        <w:t>Bundy的长期乐观源于比特币的原始承诺：作为替代性货币，对抗全球政治和货币混乱。他描绘了四种经济路径：第一，“受控扩张”（40%概率），稳定增长和通胀推动比特币至150，000至250，000美元；第二，“财政主导”（25%概率），政府印钞偿债导致高通胀，稀缺资产受益，比特币升至250，000至500，000美元；第三，“全球冲突”（20%概率），如台海或中东动荡引发市场恐慌，但最终凸显比特币作为安全中性资产的价值；第四，“通缩衰退”（15%概率），信用冻结拖累比特币，直到央行注入流动性。这些场景均基于政府债务攀升、央行随意印钞和传统货币信任度下降的宏观趋势。</w:t>
+      </w:r>
+    </w:p>
+    <w:p>
+      <w:pPr>
+        <w:pStyle w:val="正文内容"/>
+        <w:spacing w:before="0" w:after="0" w:line="240" w:lineRule="auto"/>
+        <w:ind w:left="0" w:right="0" w:firstLine="560"/>
+        <w:jc w:val="both"/>
+      </w:pPr>
+      <w:r>
+        <w:rPr>
+          <w:rFonts w:ascii="Times New Roman" w:hAnsi="Times New Roman" w:cs="Times New Roman" w:eastAsia="仿宋"/>
+          <w:b w:val="0"/>
+          <w:sz w:val="28"/>
+        </w:rPr>
+        <w:t>在短期策略上，Bundy坚持认为全球金融危机即将到来，传统股市是等待破灭的泡沫（类似1929年）。Atlas Capital据此推出了名为“技术美元”（techno-dollar）的投资策略，通过人工智能驱动的配置模型在黄金、食品、房地产和国防技术等资产间切换敞口，而非锚定单一贬值的主权货币。该策略目前通过纳斯达克上市的ETF（代码USAF）运行，净资产约1，800万美元，成立以来回报率为8.7%。Bundy计划本月晚些时候将该ETF代币化到公共区块链上。</w:t>
+      </w:r>
+    </w:p>
+    <w:p>
+      <w:pPr>
+        <w:pStyle w:val="正文内容"/>
+        <w:spacing w:before="0" w:after="0" w:line="240" w:lineRule="auto"/>
+        <w:ind w:left="0" w:right="0" w:firstLine="560"/>
+        <w:jc w:val="both"/>
+      </w:pPr>
+      <w:r>
+        <w:rPr>
+          <w:rFonts w:ascii="Times New Roman" w:hAnsi="Times New Roman" w:cs="Times New Roman" w:eastAsia="仿宋"/>
+          <w:b w:val="0"/>
+          <w:sz w:val="28"/>
+        </w:rPr>
+        <w:t>当被问及为何长期看涨比特币却不将其纳入基金时，Bundy解释称，他在等待预言的短期市场崩盘发生。“我们相信将出现一次重大股市回调，我们不想卷入比特币的下跌，”他说，“一旦回调发生，我们将做出是否纳入的最终决定。”这暗示尽管Bundy对比特币长期价值抱有信念，但当前阶段他更倾向于规避短期风险。</w:t>
+      </w:r>
+    </w:p>
+    <w:p>
+      <w:pPr>
+        <w:pStyle w:val="正文内容"/>
+        <w:spacing w:before="0" w:after="0" w:line="240" w:lineRule="auto"/>
+        <w:ind w:left="0" w:right="0" w:firstLine="560"/>
+        <w:jc w:val="both"/>
+      </w:pPr>
+      <w:r>
+        <w:rPr>
+          <w:rFonts w:ascii="Times New Roman" w:hAnsi="Times New Roman" w:cs="Times New Roman" w:eastAsia="仿宋"/>
+          <w:b w:val="0"/>
+          <w:sz w:val="28"/>
+        </w:rPr>
+        <w:t>Bundy的预测为市场带来了罕见的“末日博士”式视角：既承认比特币作为替代货币体系的潜力，又严酷指出其当前高风险资产的特质。未决问题在于，如果股市崩盘和比特币暴跌如期来临，Atlas Capital是否会在低位配置比特币，以及“技术美元”策略能否在动荡中证明其防御能力。对于关注宏观趋势的投资者而言，这一观点提供了与行业乐观叙事截然不同的参照。</w:t>
       </w:r>
     </w:p>
     <w:p>
@@ -2141,228 +2363,6 @@
           <w:sz w:val="18"/>
         </w:rPr>
         <w:t>原文链接：https://www.coindesk.com/markets/2026/06/04/dr-doom-backed-atlas-capital-ceo-says-bitcoin-could-crash-70-before-reaching-usd500-000</w:t>
-      </w:r>
-    </w:p>
-    <w:p/>
-    <w:p>
-      <w:pPr>
-        <w:pStyle w:val="文章一级标题"/>
-        <w:spacing w:before="0" w:after="0" w:line="240" w:lineRule="auto"/>
-        <w:ind w:left="0" w:right="0" w:firstLine="0"/>
-        <w:jc w:val="center"/>
-      </w:pPr>
-      <w:r>
-        <w:rPr>
-          <w:rFonts w:ascii="Times New Roman" w:hAnsi="Times New Roman" w:cs="Times New Roman" w:eastAsia="黑体"/>
-          <w:b w:val="0"/>
-          <w:sz w:val="30"/>
-        </w:rPr>
-        <w:t>渣打银行比特币与市场底部之间的三个“如果”</w:t>
-      </w:r>
-    </w:p>
-    <w:p>
-      <w:pPr>
-        <w:spacing w:before="0" w:after="0" w:line="240" w:lineRule="auto"/>
-        <w:ind w:left="0" w:right="0" w:firstLine="0"/>
-        <w:jc w:val="both"/>
-      </w:pPr>
-      <w:r>
-        <w:rPr>
-          <w:rFonts w:ascii="Times New Roman" w:hAnsi="Times New Roman" w:cs="Times New Roman" w:eastAsia="仿宋"/>
-          <w:b w:val="0"/>
-          <w:sz w:val="28"/>
-        </w:rPr>
-        <w:t>· 渣打银行数字资产研究全球主管Geoff Kendrick认为比特币底部已近，但需满足三个条件。</w:t>
-      </w:r>
-    </w:p>
-    <w:p>
-      <w:pPr>
-        <w:spacing w:before="0" w:after="0" w:line="240" w:lineRule="auto"/>
-        <w:ind w:left="0" w:right="0" w:firstLine="0"/>
-        <w:jc w:val="both"/>
-      </w:pPr>
-      <w:r>
-        <w:rPr>
-          <w:rFonts w:ascii="Times New Roman" w:hAnsi="Times New Roman" w:cs="Times New Roman" w:eastAsia="仿宋"/>
-          <w:b w:val="0"/>
-          <w:sz w:val="28"/>
-        </w:rPr>
-        <w:t>· 第一个条件：Strategy（MSTR）可能重复2022年操作，在卖出后大量回购，幅度可达此前卖出的100倍。</w:t>
-      </w:r>
-    </w:p>
-    <w:p>
-      <w:pPr>
-        <w:spacing w:before="0" w:after="0" w:line="240" w:lineRule="auto"/>
-        <w:ind w:left="0" w:right="0" w:firstLine="0"/>
-        <w:jc w:val="both"/>
-      </w:pPr>
-      <w:r>
-        <w:rPr>
-          <w:rFonts w:ascii="Times New Roman" w:hAnsi="Times New Roman" w:cs="Times New Roman" w:eastAsia="仿宋"/>
-          <w:b w:val="0"/>
-          <w:sz w:val="28"/>
-        </w:rPr>
-        <w:t>· 第二个条件：美国现货比特币ETF（Exchange-Traded Fund，ETF）持仓结构比想象中稳固，累计净流入仍达542亿美元。</w:t>
-      </w:r>
-    </w:p>
-    <w:p>
-      <w:pPr>
-        <w:pStyle w:val="正文内容"/>
-        <w:spacing w:before="0" w:after="0" w:line="240" w:lineRule="auto"/>
-        <w:ind w:left="0" w:right="0" w:firstLine="560"/>
-        <w:jc w:val="both"/>
-      </w:pPr>
-      <w:r>
-        <w:rPr>
-          <w:rFonts w:ascii="Times New Roman" w:hAnsi="Times New Roman" w:cs="Times New Roman" w:eastAsia="仿宋"/>
-          <w:b w:val="0"/>
-          <w:sz w:val="28"/>
-        </w:rPr>
-        <w:t>比特币（Bitcoin，BTC）近期经历剧烈抛售，7天内跌幅达14%，价格跌至2月崩盘以来最低水平，逼近6万美元关键心理位。市场普遍悲观，多数分析师警告若跌破该关口，局势可能进一步恶化。然而，渣打银行（Standard Chartered）全球数字资产研究主管Geoff Kendrick却持不同看法：他认为“底部已近”，但前提是三个关键条件必须兑现。</w:t>
-      </w:r>
-    </w:p>
-    <w:p>
-      <w:pPr>
-        <w:pStyle w:val="正文内容"/>
-        <w:spacing w:before="0" w:after="0" w:line="240" w:lineRule="auto"/>
-        <w:ind w:left="0" w:right="0" w:firstLine="560"/>
-        <w:jc w:val="both"/>
-      </w:pPr>
-      <w:r>
-        <w:rPr>
-          <w:rFonts w:ascii="Times New Roman" w:hAnsi="Times New Roman" w:cs="Times New Roman" w:eastAsia="仿宋"/>
-          <w:b w:val="0"/>
-          <w:sz w:val="28"/>
-        </w:rPr>
-        <w:t>Kendrick的第一支柱参考了MicroStrategy（现更名为Strategy，股票代码MSTR）的历史操作。2022年12月，该公司在卖出比特币后仅两天即购回更多筹码。上周，Strategy卖出32枚BTC，Kendrick预计其将故技重施，甚至可能回购高达3200枚BTC（即卖出量的100倍）。他在邮件中表示，若下周一（6月8日）确认回购，这将被视为底部形成的初步信号。</w:t>
-      </w:r>
-    </w:p>
-    <w:p>
-      <w:pPr>
-        <w:pStyle w:val="正文内容"/>
-        <w:spacing w:before="0" w:after="0" w:line="240" w:lineRule="auto"/>
-        <w:ind w:left="0" w:right="0" w:firstLine="560"/>
-        <w:jc w:val="both"/>
-      </w:pPr>
-      <w:r>
-        <w:rPr>
-          <w:rFonts w:ascii="Times New Roman" w:hAnsi="Times New Roman" w:cs="Times New Roman" w:eastAsia="仿宋"/>
-          <w:b w:val="0"/>
-          <w:sz w:val="28"/>
-        </w:rPr>
-        <w:t>第二支柱聚焦美国现货比特币ETF（Exchange-Traded Fund，ETF）的持仓韧性。尽管过去三周ETF净流出达50亿美元，但Kendrick指出，若从整体看，持有总量几乎未变：自2024年初推出以来，累计净流入仍为542亿美元，与此前高点持平。ETF持仓从68.2万枚BTC降至67.4万枚，“基本无变化”，这让他对ETF结构的信心超过2月恐慌时期。</w:t>
-      </w:r>
-    </w:p>
-    <w:p>
-      <w:pPr>
-        <w:pStyle w:val="正文内容"/>
-        <w:spacing w:before="0" w:after="0" w:line="240" w:lineRule="auto"/>
-        <w:ind w:left="0" w:right="0" w:firstLine="560"/>
-        <w:jc w:val="both"/>
-      </w:pPr>
-      <w:r>
-        <w:rPr>
-          <w:rFonts w:ascii="Times New Roman" w:hAnsi="Times New Roman" w:cs="Times New Roman" w:eastAsia="仿宋"/>
-          <w:b w:val="0"/>
-          <w:sz w:val="28"/>
-        </w:rPr>
-        <w:t>第三支柱涉及杠杆清算的尾声。Kendrick统计，交易所已强制平仓价值15亿美元的比特币期货头寸，规模与1月相当。考虑到比特币今年已严重跑输股票市场，剩余可清算的多头杠杆头寸已大幅减少。他据此认为，抛售动能正在衰竭，“底部可能就在附近”。</w:t>
-      </w:r>
-    </w:p>
-    <w:p>
-      <w:pPr>
-        <w:pStyle w:val="正文内容"/>
-        <w:spacing w:before="0" w:after="0" w:line="240" w:lineRule="auto"/>
-        <w:ind w:left="0" w:right="0" w:firstLine="560"/>
-        <w:jc w:val="both"/>
-      </w:pPr>
-      <w:r>
-        <w:rPr>
-          <w:rFonts w:ascii="Times New Roman" w:hAnsi="Times New Roman" w:cs="Times New Roman" w:eastAsia="仿宋"/>
-          <w:b w:val="0"/>
-          <w:sz w:val="28"/>
-        </w:rPr>
-        <w:t>Kendrick的判断也得到技术面佐证。比特币当前价格接近200周简单移动平均线（200-week Simple Moving Average，SMA），历史数据显示，此前几次熊市底部均出现在该均线附近。不过过去表现并不能保证未来结果，Kendrick自己也承认，预测精确底部需要太多“如果”。</w:t>
-      </w:r>
-    </w:p>
-    <w:p>
-      <w:pPr>
-        <w:pStyle w:val="正文内容"/>
-        <w:spacing w:before="0" w:after="0" w:line="240" w:lineRule="auto"/>
-        <w:ind w:left="0" w:right="0" w:firstLine="560"/>
-        <w:jc w:val="both"/>
-      </w:pPr>
-      <w:r>
-        <w:rPr>
-          <w:rFonts w:ascii="Times New Roman" w:hAnsi="Times New Roman" w:cs="Times New Roman" w:eastAsia="仿宋"/>
-          <w:b w:val="0"/>
-          <w:sz w:val="28"/>
-        </w:rPr>
-        <w:t>具体而言，三个条件均存在不确定性：Strategy是否真的会大规模回购？ETF资金流出是否只是暂时停顿？杠杆清算是否已完全出清？Kendrick并未给出确定性答案，而是强调“在当前水平积累比等待确定性更合理”。他展望称：“当我们在2026年底回头看，BTC达10万美元、ETH达4000美元时，会认为现在正是我们想要的那个买入区间。”</w:t>
-      </w:r>
-    </w:p>
-    <w:p>
-      <w:pPr>
-        <w:pStyle w:val="正文内容"/>
-        <w:spacing w:before="0" w:after="0" w:line="240" w:lineRule="auto"/>
-        <w:ind w:left="0" w:right="0" w:firstLine="560"/>
-        <w:jc w:val="both"/>
-      </w:pPr>
-      <w:r>
-        <w:rPr>
-          <w:rFonts w:ascii="Times New Roman" w:hAnsi="Times New Roman" w:cs="Times New Roman" w:eastAsia="仿宋"/>
-          <w:b w:val="0"/>
-          <w:sz w:val="28"/>
-        </w:rPr>
-        <w:t>值得注意的是，这并非孤立观点。CoinDesk此前报道，Polymarket用户曾就Strategy在5月31日前卖出比特币下注，最终争议裁决为“否”。而Kendrick的乐观预期建立在公司行为、ETF结构和市场情绪的三个“如果”之上，这些条件能否全部满足，仍有待下周及未来数周的市场验证。</w:t>
-      </w:r>
-    </w:p>
-    <w:p>
-      <w:pPr>
-        <w:pStyle w:val="信息来源"/>
-        <w:spacing w:before="50" w:after="100" w:line="240" w:lineRule="auto"/>
-        <w:ind w:left="0" w:right="0" w:firstLine="0"/>
-        <w:jc w:val="right"/>
-      </w:pPr>
-      <w:r>
-        <w:rPr>
-          <w:rFonts w:ascii="Times New Roman" w:hAnsi="Times New Roman" w:cs="Times New Roman" w:eastAsia="仿宋"/>
-          <w:b w:val="0"/>
-          <w:sz w:val="21"/>
-        </w:rPr>
-        <w:t>（信息来源：coindesk）</w:t>
-      </w:r>
-    </w:p>
-    <w:p>
-      <w:pPr>
-        <w:pStyle w:val="原文信息"/>
-        <w:spacing w:before="0" w:after="0" w:line="240" w:lineRule="auto"/>
-        <w:ind w:left="0" w:right="0" w:firstLine="0"/>
-        <w:jc w:val="left"/>
-      </w:pPr>
-      <w:r>
-        <w:rPr>
-          <w:rFonts w:ascii="Times New Roman" w:hAnsi="Times New Roman" w:cs="Times New Roman" w:eastAsia="仿宋"/>
-          <w:b w:val="0"/>
-          <w:sz w:val="18"/>
-        </w:rPr>
-        <w:t>原文标题：Standard Chartered's three ‘Ifs’ that stand between bitcoin and a market low</w:t>
-      </w:r>
-    </w:p>
-    <w:p>
-      <w:pPr>
-        <w:pStyle w:val="原文信息"/>
-        <w:spacing w:before="0" w:after="0" w:line="240" w:lineRule="auto"/>
-        <w:ind w:left="0" w:right="0" w:firstLine="0"/>
-        <w:jc w:val="left"/>
-      </w:pPr>
-      <w:r>
-        <w:rPr>
-          <w:rFonts w:ascii="Times New Roman" w:hAnsi="Times New Roman" w:cs="Times New Roman" w:eastAsia="仿宋"/>
-          <w:b w:val="0"/>
-          <w:sz w:val="18"/>
-        </w:rPr>
-        <w:t>原文链接：https://www.coindesk.com/daybook-us/2026/06/04/standard-chartered-s-three-ifs-that-stand-between-bitcoin-and-a-market-low</w:t>
       </w:r>
     </w:p>
     <w:sectPr>
